--- a/WebContent/docx/消化道肿瘤50基因检测报告-单样本-简版-苏州市立医院-本部&北区.docx
+++ b/WebContent/docx/消化道肿瘤50基因检测报告-单样本-简版-苏州市立医院-本部&北区.docx
@@ -22,16 +22,16 @@
           </w14:shadow>
         </w:rPr>
       </w:pPr>
-      <w:bookmarkStart w:id="0" w:name="_Toc30143_WPSOffice_Level1"/>
+      <w:bookmarkStart w:id="0" w:name="_Toc10446"/>
       <w:bookmarkStart w:id="1" w:name="_Toc24397"/>
-      <w:bookmarkStart w:id="2" w:name="_Toc19944"/>
-      <w:bookmarkStart w:id="3" w:name="_Toc32054"/>
-      <w:bookmarkStart w:id="4" w:name="_Toc21669"/>
-      <w:bookmarkStart w:id="5" w:name="_Toc21009_WPSOffice_Level1"/>
-      <w:bookmarkStart w:id="6" w:name="_Toc10446"/>
-      <w:bookmarkStart w:id="7" w:name="_Toc27500"/>
-      <w:bookmarkStart w:id="8" w:name="_Toc24178_WPSOffice_Level1"/>
-      <w:bookmarkStart w:id="9" w:name="_Toc13806"/>
+      <w:bookmarkStart w:id="2" w:name="_Toc30143_WPSOffice_Level1"/>
+      <w:bookmarkStart w:id="3" w:name="_Toc21669"/>
+      <w:bookmarkStart w:id="4" w:name="_Toc19944"/>
+      <w:bookmarkStart w:id="5" w:name="_Toc13806"/>
+      <w:bookmarkStart w:id="6" w:name="_Toc32054"/>
+      <w:bookmarkStart w:id="7" w:name="_Toc24178_WPSOffice_Level1"/>
+      <w:bookmarkStart w:id="8" w:name="_Toc21009_WPSOffice_Level1"/>
+      <w:bookmarkStart w:id="9" w:name="_Toc27500"/>
       <w:r>
         <w:rPr>
           <w:rFonts w:ascii="Times New Roman" w:hAnsi="Times New Roman"/>
@@ -908,15 +908,15 @@
           </w14:shadow>
         </w:rPr>
       </w:pPr>
-      <w:bookmarkStart w:id="10" w:name="_Toc18062_WPSOffice_Level1"/>
-      <w:bookmarkStart w:id="11" w:name="_Toc19594"/>
-      <w:bookmarkStart w:id="12" w:name="_Toc7021_WPSOffice_Level1"/>
-      <w:bookmarkStart w:id="13" w:name="_Toc11015_WPSOffice_Level1"/>
-      <w:bookmarkStart w:id="14" w:name="_Toc6031"/>
-      <w:bookmarkStart w:id="15" w:name="_Toc10518"/>
-      <w:bookmarkStart w:id="16" w:name="_Toc11465"/>
-      <w:bookmarkStart w:id="17" w:name="_Toc13931"/>
-      <w:bookmarkStart w:id="18" w:name="_Toc17451"/>
+      <w:bookmarkStart w:id="10" w:name="_Toc7021_WPSOffice_Level1"/>
+      <w:bookmarkStart w:id="11" w:name="_Toc11015_WPSOffice_Level1"/>
+      <w:bookmarkStart w:id="12" w:name="_Toc19594"/>
+      <w:bookmarkStart w:id="13" w:name="_Toc6031"/>
+      <w:bookmarkStart w:id="14" w:name="_Toc11465"/>
+      <w:bookmarkStart w:id="15" w:name="_Toc13931"/>
+      <w:bookmarkStart w:id="16" w:name="_Toc17451"/>
+      <w:bookmarkStart w:id="17" w:name="_Toc18062_WPSOffice_Level1"/>
+      <w:bookmarkStart w:id="18" w:name="_Toc10518"/>
       <w:bookmarkStart w:id="19" w:name="_Toc3823"/>
       <w:r>
         <w:rPr>
@@ -1150,17 +1150,17 @@
         </w:rPr>
       </w:pPr>
       <w:bookmarkStart w:id="21" w:name="_Toc16576"/>
-      <w:bookmarkStart w:id="22" w:name="_Toc18058"/>
-      <w:bookmarkStart w:id="23" w:name="_Toc6221_WPSOffice_Level1"/>
-      <w:bookmarkStart w:id="24" w:name="_Toc2563"/>
-      <w:bookmarkStart w:id="25" w:name="_Toc4088"/>
-      <w:bookmarkStart w:id="26" w:name="_Toc1410"/>
-      <w:bookmarkStart w:id="27" w:name="_Toc25920"/>
-      <w:bookmarkStart w:id="28" w:name="_Toc23369_WPSOffice_Level1"/>
-      <w:bookmarkStart w:id="29" w:name="_Toc149832727"/>
-      <w:bookmarkStart w:id="30" w:name="_Toc29731"/>
-      <w:bookmarkStart w:id="31" w:name="_Toc149826002"/>
-      <w:bookmarkStart w:id="32" w:name="_Toc3871"/>
+      <w:bookmarkStart w:id="22" w:name="_Toc23369_WPSOffice_Level1"/>
+      <w:bookmarkStart w:id="23" w:name="_Toc2563"/>
+      <w:bookmarkStart w:id="24" w:name="_Toc1410"/>
+      <w:bookmarkStart w:id="25" w:name="_Toc25920"/>
+      <w:bookmarkStart w:id="26" w:name="_Toc29731"/>
+      <w:bookmarkStart w:id="27" w:name="_Toc149826002"/>
+      <w:bookmarkStart w:id="28" w:name="_Toc4088"/>
+      <w:bookmarkStart w:id="29" w:name="_Toc18058"/>
+      <w:bookmarkStart w:id="30" w:name="_Toc6221_WPSOffice_Level1"/>
+      <w:bookmarkStart w:id="31" w:name="_Toc3871"/>
+      <w:bookmarkStart w:id="32" w:name="_Toc149832727"/>
       <w:r>
         <w:rPr>
           <w:rStyle w:val="45"/>
@@ -2569,29 +2569,36 @@
           <w:szCs w:val="18"/>
           <w:lang w:eastAsia="zh-CN" w:bidi="ar"/>
         </w:rPr>
-        <w:t>本报告只对本次采集样本负责，如有疑问，请在7个</w:t>
-      </w:r>
-      <w:bookmarkStart w:id="34" w:name="_GoBack"/>
-      <w:bookmarkEnd w:id="34"/>
-      <w:r>
-        <w:rPr>
-          <w:rFonts w:ascii="微软雅黑" w:hAnsi="微软雅黑" w:eastAsia="微软雅黑" w:cs="微软雅黑"/>
-          <w:sz w:val="18"/>
-          <w:szCs w:val="18"/>
-          <w:lang w:eastAsia="zh-CN" w:bidi="ar"/>
-        </w:rPr>
-        <w:t>工作日内与我们联系。</w:t>
+        <w:t>本报告只对本次采集样本负责，如有疑问，请在7个工作日内与我们联系。</w:t>
       </w:r>
     </w:p>
     <w:p>
       <w:pPr>
         <w:rPr>
+          <w:rFonts w:hint="default" w:ascii="Times New Roman" w:hAnsi="Times New Roman" w:eastAsia="微软雅黑" w:cs="Times New Roman"/>
+          <w:sz w:val="24"/>
+          <w:szCs w:val="24"/>
+          <w:lang w:val="en-US" w:eastAsia="zh-CN"/>
+        </w:rPr>
+      </w:pPr>
+      <w:r>
+        <w:rPr>
           <w:rFonts w:hint="eastAsia" w:ascii="Times New Roman" w:hAnsi="Times New Roman" w:eastAsia="微软雅黑" w:cs="Times New Roman"/>
           <w:sz w:val="24"/>
           <w:szCs w:val="24"/>
           <w:lang w:eastAsia="zh-CN"/>
         </w:rPr>
-      </w:pPr>
+        <w:t xml:space="preserve">{% if testedby == </w:t>
+      </w:r>
+      <w:r>
+        <w:rPr>
+          <w:rFonts w:ascii="Times New Roman" w:hAnsi="Times New Roman" w:eastAsia="微软雅黑" w:cs="Times New Roman"/>
+          <w:sz w:val="24"/>
+          <w:szCs w:val="24"/>
+          <w:lang w:eastAsia="zh-CN"/>
+        </w:rPr>
+        <w:t>“</w:t>
+      </w:r>
       <w:r>
         <w:rPr>
           <w:rFonts w:hint="eastAsia" w:ascii="Times New Roman" w:hAnsi="Times New Roman" w:eastAsia="微软雅黑" w:cs="Times New Roman"/>
@@ -2599,7 +2606,25 @@
           <w:szCs w:val="24"/>
           <w:lang w:eastAsia="zh-CN"/>
         </w:rPr>
-        <w:t>{% if testedby == “1” %}</w:t>
+        <w:t>1</w:t>
+      </w:r>
+      <w:r>
+        <w:rPr>
+          <w:rFonts w:ascii="Times New Roman" w:hAnsi="Times New Roman" w:eastAsia="微软雅黑" w:cs="Times New Roman"/>
+          <w:sz w:val="24"/>
+          <w:szCs w:val="24"/>
+          <w:lang w:eastAsia="zh-CN"/>
+        </w:rPr>
+        <w:t>”</w:t>
+      </w:r>
+      <w:r>
+        <w:rPr>
+          <w:rFonts w:hint="eastAsia" w:ascii="Times New Roman" w:hAnsi="Times New Roman" w:eastAsia="微软雅黑" w:cs="Times New Roman"/>
+          <w:sz w:val="24"/>
+          <w:szCs w:val="24"/>
+          <w:lang w:eastAsia="zh-CN"/>
+        </w:rPr>
+        <w:t xml:space="preserve"> %}</w:t>
       </w:r>
     </w:p>
     <w:p>
@@ -2612,6 +2637,565 @@
     <w:p>
       <w:pPr>
         <w:rPr>
+          <w:lang w:eastAsia="zh-CN"/>
+        </w:rPr>
+      </w:pPr>
+      <w:bookmarkStart w:id="34" w:name="_GoBack"/>
+      <w:bookmarkEnd w:id="34"/>
+    </w:p>
+    <w:tbl>
+      <w:tblPr>
+        <w:tblStyle w:val="33"/>
+        <w:tblW w:w="6772" w:type="dxa"/>
+        <w:jc w:val="right"/>
+        <w:tblLayout w:type="fixed"/>
+        <w:tblCellMar>
+          <w:top w:w="0" w:type="dxa"/>
+          <w:left w:w="0" w:type="dxa"/>
+          <w:bottom w:w="0" w:type="dxa"/>
+          <w:right w:w="0" w:type="dxa"/>
+        </w:tblCellMar>
+      </w:tblPr>
+      <w:tblGrid>
+        <w:gridCol w:w="1272"/>
+        <w:gridCol w:w="2040"/>
+        <w:gridCol w:w="1166"/>
+        <w:gridCol w:w="2294"/>
+      </w:tblGrid>
+      <w:tr>
+        <w:tblPrEx>
+          <w:tblCellMar>
+            <w:top w:w="0" w:type="dxa"/>
+            <w:left w:w="0" w:type="dxa"/>
+            <w:bottom w:w="0" w:type="dxa"/>
+            <w:right w:w="0" w:type="dxa"/>
+          </w:tblCellMar>
+        </w:tblPrEx>
+        <w:trPr>
+          <w:trHeight w:val="441" w:hRule="exact"/>
+          <w:jc w:val="right"/>
+        </w:trPr>
+        <w:tc>
+          <w:tcPr>
+            <w:tcW w:w="1272" w:type="dxa"/>
+            <w:vAlign w:val="center"/>
+          </w:tcPr>
+          <w:p>
+            <w:pPr>
+              <w:pStyle w:val="22"/>
+              <w:spacing w:before="13"/>
+              <w:ind w:left="13" w:right="95"/>
+              <w:jc w:val="both"/>
+              <w:rPr>
+                <w:rFonts w:ascii="Times New Roman" w:hAnsi="Times New Roman" w:cs="Times New Roman"/>
+                <w:b/>
+                <w:sz w:val="24"/>
+                <w:szCs w:val="24"/>
+              </w:rPr>
+            </w:pPr>
+            <w:r>
+              <w:rPr>
+                <w:rFonts w:ascii="Times New Roman" w:hAnsi="Times New Roman" w:cs="Times New Roman"/>
+                <w:b/>
+                <w:sz w:val="24"/>
+                <w:szCs w:val="24"/>
+              </w:rPr>
+              <w:t>检测人：</w:t>
+            </w:r>
+          </w:p>
+        </w:tc>
+        <w:tc>
+          <w:tcPr>
+            <w:tcW w:w="2040" w:type="dxa"/>
+            <w:vAlign w:val="center"/>
+          </w:tcPr>
+          <w:p>
+            <w:pPr>
+              <w:pStyle w:val="22"/>
+              <w:spacing w:before="13"/>
+              <w:jc w:val="both"/>
+              <w:rPr>
+                <w:rFonts w:ascii="Times New Roman" w:hAnsi="Times New Roman" w:cs="Times New Roman"/>
+                <w:b/>
+                <w:sz w:val="24"/>
+                <w:szCs w:val="24"/>
+              </w:rPr>
+            </w:pPr>
+            <w:r>
+              <w:rPr>
+                <w:sz w:val="22"/>
+              </w:rPr>
+              <mc:AlternateContent>
+                <mc:Choice Requires="wpg">
+                  <w:drawing>
+                    <wp:anchor distT="0" distB="0" distL="114300" distR="114300" simplePos="0" relativeHeight="251661312" behindDoc="0" locked="0" layoutInCell="1" allowOverlap="1">
+                      <wp:simplePos x="0" y="0"/>
+                      <wp:positionH relativeFrom="column">
+                        <wp:posOffset>0</wp:posOffset>
+                      </wp:positionH>
+                      <wp:positionV relativeFrom="paragraph">
+                        <wp:posOffset>-460375</wp:posOffset>
+                      </wp:positionV>
+                      <wp:extent cx="3080385" cy="1442720"/>
+                      <wp:effectExtent l="0" t="0" r="13335" b="5080"/>
+                      <wp:wrapNone/>
+                      <wp:docPr id="34" name="组合 34"/>
+                      <wp:cNvGraphicFramePr/>
+                      <a:graphic xmlns:a="http://schemas.openxmlformats.org/drawingml/2006/main">
+                        <a:graphicData uri="http://schemas.microsoft.com/office/word/2010/wordprocessingGroup">
+                          <wpg:wgp>
+                            <wpg:cNvGrpSpPr/>
+                            <wpg:grpSpPr>
+                              <a:xfrm>
+                                <a:off x="0" y="0"/>
+                                <a:ext cx="3080385" cy="1442720"/>
+                                <a:chOff x="17956" y="37747"/>
+                                <a:chExt cx="4851" cy="2272"/>
+                              </a:xfrm>
+                            </wpg:grpSpPr>
+                            <wpg:grpSp>
+                              <wpg:cNvPr id="35" name="组合 16"/>
+                              <wpg:cNvGrpSpPr/>
+                              <wpg:grpSpPr>
+                                <a:xfrm>
+                                  <a:off x="17956" y="38313"/>
+                                  <a:ext cx="4049" cy="646"/>
+                                  <a:chOff x="17956" y="38313"/>
+                                  <a:chExt cx="4049" cy="646"/>
+                                </a:xfrm>
+                              </wpg:grpSpPr>
+                              <pic:pic xmlns:pic="http://schemas.openxmlformats.org/drawingml/2006/picture">
+                                <pic:nvPicPr>
+                                  <pic:cNvPr id="12" name="图片 29" descr="IMG_256"/>
+                                  <pic:cNvPicPr>
+                                    <a:picLocks noChangeAspect="1"/>
+                                  </pic:cNvPicPr>
+                                </pic:nvPicPr>
+                                <pic:blipFill>
+                                  <a:blip r:embed="rId6">
+                                    <a:clrChange>
+                                      <a:clrFrom>
+                                        <a:srgbClr val="FFFFFF">
+                                          <a:alpha val="100000"/>
+                                        </a:srgbClr>
+                                      </a:clrFrom>
+                                      <a:clrTo>
+                                        <a:srgbClr val="FFFFFF">
+                                          <a:alpha val="100000"/>
+                                          <a:alpha val="0"/>
+                                        </a:srgbClr>
+                                      </a:clrTo>
+                                    </a:clrChange>
+                                  </a:blip>
+                                  <a:stretch>
+                                    <a:fillRect/>
+                                  </a:stretch>
+                                </pic:blipFill>
+                                <pic:spPr>
+                                  <a:xfrm>
+                                    <a:off x="21031" y="38313"/>
+                                    <a:ext cx="975" cy="570"/>
+                                  </a:xfrm>
+                                  <a:prstGeom prst="rect">
+                                    <a:avLst/>
+                                  </a:prstGeom>
+                                  <a:noFill/>
+                                  <a:ln w="9525">
+                                    <a:noFill/>
+                                  </a:ln>
+                                </pic:spPr>
+                              </pic:pic>
+                              <pic:pic xmlns:pic="http://schemas.openxmlformats.org/drawingml/2006/picture">
+                                <pic:nvPicPr>
+                                  <pic:cNvPr id="15" name="图片 15" descr="c9514d16fd70679bf0495aeebb03c72d_compress"/>
+                                  <pic:cNvPicPr>
+                                    <a:picLocks noChangeAspect="1"/>
+                                  </pic:cNvPicPr>
+                                </pic:nvPicPr>
+                                <pic:blipFill>
+                                  <a:blip r:embed="rId7"/>
+                                  <a:srcRect l="21003" t="56913" r="27176" b="26386"/>
+                                  <a:stretch>
+                                    <a:fillRect/>
+                                  </a:stretch>
+                                </pic:blipFill>
+                                <pic:spPr>
+                                  <a:xfrm>
+                                    <a:off x="17956" y="38485"/>
+                                    <a:ext cx="1550" cy="475"/>
+                                  </a:xfrm>
+                                  <a:prstGeom prst="rect">
+                                    <a:avLst/>
+                                  </a:prstGeom>
+                                </pic:spPr>
+                              </pic:pic>
+                            </wpg:grpSp>
+                            <pic:pic xmlns:pic="http://schemas.openxmlformats.org/drawingml/2006/picture">
+                              <pic:nvPicPr>
+                                <pic:cNvPr id="18" name="图片 25"/>
+                                <pic:cNvPicPr>
+                                  <a:picLocks noChangeAspect="1" noChangeArrowheads="1"/>
+                                </pic:cNvPicPr>
+                              </pic:nvPicPr>
+                              <pic:blipFill>
+                                <a:blip r:embed="rId8">
+                                  <a:extLst>
+                                    <a:ext uri="{28A0092B-C50C-407E-A947-70E740481C1C}">
+                                      <a14:useLocalDpi xmlns:a14="http://schemas.microsoft.com/office/drawing/2010/main" val="0"/>
+                                    </a:ext>
+                                  </a:extLst>
+                                </a:blip>
+                                <a:srcRect/>
+                                <a:stretch>
+                                  <a:fillRect/>
+                                </a:stretch>
+                              </pic:blipFill>
+                              <pic:spPr>
+                                <a:xfrm>
+                                  <a:off x="20535" y="37747"/>
+                                  <a:ext cx="2273" cy="2273"/>
+                                </a:xfrm>
+                                <a:prstGeom prst="rect">
+                                  <a:avLst/>
+                                </a:prstGeom>
+                                <a:noFill/>
+                                <a:ln>
+                                  <a:noFill/>
+                                </a:ln>
+                              </pic:spPr>
+                            </pic:pic>
+                          </wpg:wgp>
+                        </a:graphicData>
+                      </a:graphic>
+                    </wp:anchor>
+                  </w:drawing>
+                </mc:Choice>
+                <mc:Fallback>
+                  <w:pict>
+                    <v:group id="_x0000_s1026" o:spid="_x0000_s1026" o:spt="203" style="position:absolute;left:0pt;margin-left:0pt;margin-top:-36.25pt;height:113.6pt;width:242.55pt;z-index:251661312;mso-width-relative:page;mso-height-relative:page;" coordorigin="17956,37747" coordsize="4851,2272" o:gfxdata="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">
+                      <o:lock v:ext="edit" aspectratio="f"/>
+                      <v:group id="组合 16" o:spid="_x0000_s1026" o:spt="203" style="position:absolute;left:17956;top:38313;height:646;width:4049;" coordorigin="17956,38313" coordsize="4049,646" o:gfxdata="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">
+                        <o:lock v:ext="edit" aspectratio="f"/>
+                        <v:shape id="图片 29" o:spid="_x0000_s1026" o:spt="75" alt="IMG_256" type="#_x0000_t75" style="position:absolute;left:21031;top:38313;height:570;width:975;" filled="f" o:preferrelative="t" stroked="f" coordsize="21600,21600" o:gfxdata="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">
+                          <v:fill on="f" focussize="0,0"/>
+                          <v:stroke on="f"/>
+                          <v:imagedata r:id="rId6" chromakey="#FFFFFF" o:title=""/>
+                          <o:lock v:ext="edit" aspectratio="t"/>
+                        </v:shape>
+                        <v:shape id="_x0000_s1026" o:spid="_x0000_s1026" o:spt="75" alt="c9514d16fd70679bf0495aeebb03c72d_compress" type="#_x0000_t75" style="position:absolute;left:17956;top:38485;height:475;width:1550;" filled="f" o:preferrelative="t" stroked="f" coordsize="21600,21600" o:gfxdata="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">
+                          <v:fill on="f" focussize="0,0"/>
+                          <v:stroke on="f"/>
+                          <v:imagedata r:id="rId7" cropleft="13765f" croptop="37299f" cropright="17810f" cropbottom="17292f" o:title=""/>
+                          <o:lock v:ext="edit" aspectratio="t"/>
+                        </v:shape>
+                      </v:group>
+                      <v:shape id="图片 25" o:spid="_x0000_s1026" o:spt="75" type="#_x0000_t75" style="position:absolute;left:20535;top:37747;height:2273;width:2273;" filled="f" o:preferrelative="t" stroked="f" coordsize="21600,21600" o:gfxdata="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">
+                        <v:fill on="f" focussize="0,0"/>
+                        <v:stroke on="f"/>
+                        <v:imagedata r:id="rId8" o:title=""/>
+                        <o:lock v:ext="edit" aspectratio="t"/>
+                      </v:shape>
+                    </v:group>
+                  </w:pict>
+                </mc:Fallback>
+              </mc:AlternateContent>
+            </w:r>
+          </w:p>
+        </w:tc>
+        <w:tc>
+          <w:tcPr>
+            <w:tcW w:w="1166" w:type="dxa"/>
+            <w:vAlign w:val="center"/>
+          </w:tcPr>
+          <w:p>
+            <w:pPr>
+              <w:pStyle w:val="22"/>
+              <w:spacing w:before="13"/>
+              <w:jc w:val="both"/>
+              <w:rPr>
+                <w:rFonts w:ascii="Times New Roman" w:hAnsi="Times New Roman" w:cs="Times New Roman"/>
+                <w:b/>
+                <w:sz w:val="24"/>
+                <w:szCs w:val="24"/>
+              </w:rPr>
+            </w:pPr>
+            <w:r>
+              <w:rPr>
+                <w:rFonts w:ascii="Times New Roman" w:hAnsi="Times New Roman" w:cs="Times New Roman"/>
+                <w:b/>
+                <w:sz w:val="24"/>
+                <w:szCs w:val="24"/>
+              </w:rPr>
+              <w:t>复核人</w:t>
+            </w:r>
+            <w:r>
+              <w:rPr>
+                <w:rFonts w:ascii="Times New Roman" w:hAnsi="Times New Roman" w:cs="Times New Roman"/>
+                <w:b/>
+                <w:sz w:val="24"/>
+                <w:szCs w:val="24"/>
+                <w:lang w:eastAsia="zh-CN"/>
+              </w:rPr>
+              <w:t>：</w:t>
+            </w:r>
+          </w:p>
+        </w:tc>
+        <w:tc>
+          <w:tcPr>
+            <w:tcW w:w="2294" w:type="dxa"/>
+            <w:vAlign w:val="center"/>
+          </w:tcPr>
+          <w:p>
+            <w:pPr>
+              <w:pStyle w:val="22"/>
+              <w:spacing w:before="13"/>
+              <w:ind w:right="15"/>
+              <w:jc w:val="both"/>
+              <w:rPr>
+                <w:rFonts w:ascii="Times New Roman" w:hAnsi="Times New Roman" w:cs="Times New Roman"/>
+                <w:b/>
+                <w:sz w:val="24"/>
+                <w:szCs w:val="24"/>
+              </w:rPr>
+            </w:pPr>
+          </w:p>
+        </w:tc>
+      </w:tr>
+      <w:tr>
+        <w:tblPrEx>
+          <w:tblCellMar>
+            <w:top w:w="0" w:type="dxa"/>
+            <w:left w:w="0" w:type="dxa"/>
+            <w:bottom w:w="0" w:type="dxa"/>
+            <w:right w:w="0" w:type="dxa"/>
+          </w:tblCellMar>
+        </w:tblPrEx>
+        <w:trPr>
+          <w:trHeight w:val="457" w:hRule="exact"/>
+          <w:jc w:val="right"/>
+        </w:trPr>
+        <w:tc>
+          <w:tcPr>
+            <w:tcW w:w="1272" w:type="dxa"/>
+            <w:vAlign w:val="center"/>
+          </w:tcPr>
+          <w:p>
+            <w:pPr>
+              <w:pStyle w:val="22"/>
+              <w:spacing w:line="341" w:lineRule="exact"/>
+              <w:ind w:left="13" w:right="165"/>
+              <w:jc w:val="both"/>
+              <w:rPr>
+                <w:rFonts w:ascii="Times New Roman" w:hAnsi="Times New Roman" w:cs="Times New Roman"/>
+                <w:b/>
+                <w:sz w:val="24"/>
+                <w:szCs w:val="24"/>
+              </w:rPr>
+            </w:pPr>
+            <w:r>
+              <w:rPr>
+                <w:rFonts w:ascii="Times New Roman" w:hAnsi="Times New Roman" w:cs="Times New Roman"/>
+                <w:b/>
+                <w:sz w:val="24"/>
+                <w:szCs w:val="24"/>
+              </w:rPr>
+              <w:t>日</w:t>
+            </w:r>
+            <w:r>
+              <w:rPr>
+                <w:rFonts w:ascii="Times New Roman" w:hAnsi="Times New Roman" w:cs="Times New Roman"/>
+                <w:b/>
+                <w:sz w:val="24"/>
+                <w:szCs w:val="24"/>
+                <w:lang w:eastAsia="zh-CN"/>
+              </w:rPr>
+              <w:t xml:space="preserve">  </w:t>
+            </w:r>
+            <w:r>
+              <w:rPr>
+                <w:rFonts w:ascii="Times New Roman" w:hAnsi="Times New Roman" w:cs="Times New Roman"/>
+                <w:b/>
+                <w:sz w:val="24"/>
+                <w:szCs w:val="24"/>
+              </w:rPr>
+              <w:t>期：</w:t>
+            </w:r>
+          </w:p>
+        </w:tc>
+        <w:tc>
+          <w:tcPr>
+            <w:tcW w:w="2040" w:type="dxa"/>
+            <w:vAlign w:val="center"/>
+          </w:tcPr>
+          <w:p>
+            <w:pPr>
+              <w:pStyle w:val="22"/>
+              <w:spacing w:line="363" w:lineRule="exact"/>
+              <w:jc w:val="both"/>
+              <w:rPr>
+                <w:rFonts w:ascii="Times New Roman" w:hAnsi="Times New Roman" w:cs="Times New Roman"/>
+                <w:sz w:val="24"/>
+                <w:szCs w:val="24"/>
+              </w:rPr>
+            </w:pPr>
+            <w:r>
+              <w:rPr>
+                <w:rFonts w:ascii="Times New Roman" w:hAnsi="Times New Roman" w:cs="Times New Roman"/>
+                <w:kern w:val="2"/>
+                <w:sz w:val="24"/>
+                <w:szCs w:val="24"/>
+                <w:lang w:eastAsia="zh-CN"/>
+              </w:rPr>
+              <w:t>{{ reportdate }}</w:t>
+            </w:r>
+          </w:p>
+        </w:tc>
+        <w:tc>
+          <w:tcPr>
+            <w:tcW w:w="1166" w:type="dxa"/>
+            <w:vAlign w:val="center"/>
+          </w:tcPr>
+          <w:p>
+            <w:pPr>
+              <w:pStyle w:val="22"/>
+              <w:spacing w:line="341" w:lineRule="exact"/>
+              <w:jc w:val="both"/>
+              <w:rPr>
+                <w:rFonts w:ascii="Times New Roman" w:hAnsi="Times New Roman" w:cs="Times New Roman"/>
+                <w:b/>
+                <w:sz w:val="24"/>
+                <w:szCs w:val="24"/>
+              </w:rPr>
+            </w:pPr>
+            <w:r>
+              <w:rPr>
+                <w:rFonts w:ascii="Times New Roman" w:hAnsi="Times New Roman" w:cs="Times New Roman"/>
+                <w:b/>
+                <w:sz w:val="24"/>
+                <w:szCs w:val="24"/>
+              </w:rPr>
+              <w:t>日</w:t>
+            </w:r>
+            <w:r>
+              <w:rPr>
+                <w:rFonts w:ascii="Times New Roman" w:hAnsi="Times New Roman" w:cs="Times New Roman"/>
+                <w:b/>
+                <w:sz w:val="24"/>
+                <w:szCs w:val="24"/>
+                <w:lang w:eastAsia="zh-CN"/>
+              </w:rPr>
+              <w:t xml:space="preserve">  </w:t>
+            </w:r>
+            <w:r>
+              <w:rPr>
+                <w:rFonts w:ascii="Times New Roman" w:hAnsi="Times New Roman" w:cs="Times New Roman"/>
+                <w:b/>
+                <w:sz w:val="24"/>
+                <w:szCs w:val="24"/>
+              </w:rPr>
+              <w:t>期：</w:t>
+            </w:r>
+          </w:p>
+        </w:tc>
+        <w:tc>
+          <w:tcPr>
+            <w:tcW w:w="2294" w:type="dxa"/>
+            <w:vAlign w:val="center"/>
+          </w:tcPr>
+          <w:p>
+            <w:pPr>
+              <w:pStyle w:val="22"/>
+              <w:spacing w:line="363" w:lineRule="exact"/>
+              <w:ind w:right="15"/>
+              <w:jc w:val="both"/>
+              <w:rPr>
+                <w:rFonts w:ascii="Times New Roman" w:hAnsi="Times New Roman" w:cs="Times New Roman"/>
+                <w:sz w:val="24"/>
+                <w:szCs w:val="24"/>
+              </w:rPr>
+            </w:pPr>
+            <w:r>
+              <w:rPr>
+                <w:rFonts w:ascii="Times New Roman" w:hAnsi="Times New Roman" w:cs="Times New Roman"/>
+                <w:kern w:val="2"/>
+                <w:sz w:val="24"/>
+                <w:szCs w:val="24"/>
+                <w:lang w:eastAsia="zh-CN"/>
+              </w:rPr>
+              <w:t>{{ reportdate }}</w:t>
+            </w:r>
+          </w:p>
+        </w:tc>
+      </w:tr>
+    </w:tbl>
+    <w:p>
+      <w:pPr>
+        <w:rPr>
+          <w:rFonts w:ascii="Times New Roman" w:hAnsi="Times New Roman" w:eastAsia="微软雅黑" w:cs="Times New Roman"/>
+          <w:sz w:val="24"/>
+          <w:szCs w:val="24"/>
+          <w:lang w:eastAsia="zh-CN"/>
+        </w:rPr>
+      </w:pPr>
+      <w:r>
+        <w:rPr>
+          <w:rFonts w:hint="eastAsia" w:ascii="Times New Roman" w:hAnsi="Times New Roman" w:eastAsia="微软雅黑" w:cs="Times New Roman"/>
+          <w:sz w:val="24"/>
+          <w:szCs w:val="24"/>
+          <w:lang w:eastAsia="zh-CN"/>
+        </w:rPr>
+        <w:t xml:space="preserve">{% endif %}{% if testedby == </w:t>
+      </w:r>
+      <w:r>
+        <w:rPr>
+          <w:rFonts w:ascii="Times New Roman" w:hAnsi="Times New Roman" w:eastAsia="微软雅黑" w:cs="Times New Roman"/>
+          <w:sz w:val="24"/>
+          <w:szCs w:val="24"/>
+          <w:lang w:eastAsia="zh-CN"/>
+        </w:rPr>
+        <w:t>“</w:t>
+      </w:r>
+      <w:r>
+        <w:rPr>
+          <w:rFonts w:hint="eastAsia" w:ascii="Times New Roman" w:hAnsi="Times New Roman" w:eastAsia="微软雅黑" w:cs="Times New Roman"/>
+          <w:sz w:val="24"/>
+          <w:szCs w:val="24"/>
+          <w:lang w:eastAsia="zh-CN"/>
+        </w:rPr>
+        <w:t>2</w:t>
+      </w:r>
+      <w:r>
+        <w:rPr>
+          <w:rFonts w:ascii="Times New Roman" w:hAnsi="Times New Roman" w:eastAsia="微软雅黑" w:cs="Times New Roman"/>
+          <w:sz w:val="24"/>
+          <w:szCs w:val="24"/>
+          <w:lang w:eastAsia="zh-CN"/>
+        </w:rPr>
+        <w:t>”</w:t>
+      </w:r>
+      <w:r>
+        <w:rPr>
+          <w:rFonts w:hint="eastAsia" w:ascii="Times New Roman" w:hAnsi="Times New Roman" w:eastAsia="微软雅黑" w:cs="Times New Roman"/>
+          <w:sz w:val="24"/>
+          <w:szCs w:val="24"/>
+          <w:lang w:eastAsia="zh-CN"/>
+        </w:rPr>
+        <w:t xml:space="preserve"> %}</w:t>
+      </w:r>
+    </w:p>
+    <w:p>
+      <w:pPr>
+        <w:rPr>
+          <w:rFonts w:hint="default"/>
+          <w:sz w:val="24"/>
+          <w:lang w:val="en-US" w:eastAsia="zh-CN"/>
+        </w:rPr>
+      </w:pPr>
+    </w:p>
+    <w:p>
+      <w:pPr>
+        <w:rPr>
+          <w:sz w:val="24"/>
           <w:lang w:eastAsia="zh-CN"/>
         </w:rPr>
       </w:pPr>
@@ -2695,21 +3279,24 @@
               </w:rPr>
             </w:pPr>
             <w:r>
+              <w:rPr>
+                <w:sz w:val="22"/>
+              </w:rPr>
               <mc:AlternateContent>
                 <mc:Choice Requires="wpg">
                   <w:drawing>
-                    <wp:anchor distT="0" distB="0" distL="114300" distR="114300" simplePos="0" relativeHeight="251659264" behindDoc="0" locked="0" layoutInCell="1" allowOverlap="1">
+                    <wp:anchor distT="0" distB="0" distL="114300" distR="114300" simplePos="0" relativeHeight="251662336" behindDoc="0" locked="0" layoutInCell="1" allowOverlap="1">
                       <wp:simplePos x="0" y="0"/>
                       <wp:positionH relativeFrom="column">
-                        <wp:posOffset>31115</wp:posOffset>
+                        <wp:posOffset>0</wp:posOffset>
                       </wp:positionH>
                       <wp:positionV relativeFrom="paragraph">
-                        <wp:posOffset>-547370</wp:posOffset>
+                        <wp:posOffset>-490855</wp:posOffset>
                       </wp:positionV>
-                      <wp:extent cx="3160395" cy="1441450"/>
-                      <wp:effectExtent l="0" t="0" r="9525" b="6350"/>
+                      <wp:extent cx="3135630" cy="1442720"/>
+                      <wp:effectExtent l="0" t="0" r="3810" b="5080"/>
                       <wp:wrapNone/>
-                      <wp:docPr id="101" name="组合 101"/>
+                      <wp:docPr id="36" name="组合 36"/>
                       <wp:cNvGraphicFramePr/>
                       <a:graphic xmlns:a="http://schemas.openxmlformats.org/drawingml/2006/main">
                         <a:graphicData uri="http://schemas.microsoft.com/office/word/2010/wordprocessingGroup">
@@ -2718,25 +3305,49 @@
                             <wpg:grpSpPr>
                               <a:xfrm>
                                 <a:off x="0" y="0"/>
-                                <a:ext cx="3160395" cy="1441450"/>
-                                <a:chOff x="10964" y="3809"/>
-                                <a:chExt cx="4977" cy="2270"/>
+                                <a:ext cx="3135630" cy="1442720"/>
+                                <a:chOff x="17956" y="39496"/>
+                                <a:chExt cx="4938" cy="2272"/>
                               </a:xfrm>
                             </wpg:grpSpPr>
                             <wpg:grpSp>
-                              <wpg:cNvPr id="102" name="组合 6"/>
+                              <wpg:cNvPr id="37" name="组合 30"/>
                               <wpg:cNvGrpSpPr/>
                               <wpg:grpSpPr>
                                 <a:xfrm>
-                                  <a:off x="10964" y="4438"/>
-                                  <a:ext cx="4577" cy="734"/>
-                                  <a:chOff x="10964" y="4438"/>
-                                  <a:chExt cx="4577" cy="734"/>
+                                  <a:off x="17956" y="40098"/>
+                                  <a:ext cx="4213" cy="570"/>
+                                  <a:chOff x="17956" y="40098"/>
+                                  <a:chExt cx="4213" cy="570"/>
                                 </a:xfrm>
                               </wpg:grpSpPr>
                               <pic:pic xmlns:pic="http://schemas.openxmlformats.org/drawingml/2006/picture">
                                 <pic:nvPicPr>
-                                  <pic:cNvPr id="30" name="图片 30" descr="微信图片_20220215110121"/>
+                                  <pic:cNvPr id="1" name="图片 1" descr="24f613a0-66be-430b-9e80-270d3393fac5"/>
+                                  <pic:cNvPicPr>
+                                    <a:picLocks noChangeAspect="1"/>
+                                  </pic:cNvPicPr>
+                                </pic:nvPicPr>
+                                <pic:blipFill>
+                                  <a:blip r:embed="rId9"/>
+                                  <a:srcRect l="43292" t="26660" r="21693" b="24394"/>
+                                  <a:stretch>
+                                    <a:fillRect/>
+                                  </a:stretch>
+                                </pic:blipFill>
+                                <pic:spPr>
+                                  <a:xfrm rot="16200000">
+                                    <a:off x="18366" y="39740"/>
+                                    <a:ext cx="506" cy="1327"/>
+                                  </a:xfrm>
+                                  <a:prstGeom prst="rect">
+                                    <a:avLst/>
+                                  </a:prstGeom>
+                                </pic:spPr>
+                              </pic:pic>
+                              <pic:pic xmlns:pic="http://schemas.openxmlformats.org/drawingml/2006/picture">
+                                <pic:nvPicPr>
+                                  <pic:cNvPr id="29" name="图片 29" descr="IMG_256"/>
                                   <pic:cNvPicPr>
                                     <a:picLocks noChangeAspect="1"/>
                                   </pic:cNvPicPr>
@@ -2745,18 +3356,17 @@
                                   <a:blip r:embed="rId6">
                                     <a:clrChange>
                                       <a:clrFrom>
-                                        <a:srgbClr val="A09D98">
+                                        <a:srgbClr val="FFFFFF">
                                           <a:alpha val="100000"/>
                                         </a:srgbClr>
                                       </a:clrFrom>
                                       <a:clrTo>
-                                        <a:srgbClr val="A09D98">
+                                        <a:srgbClr val="FFFFFF">
                                           <a:alpha val="100000"/>
                                           <a:alpha val="0"/>
                                         </a:srgbClr>
                                       </a:clrTo>
                                     </a:clrChange>
-                                    <a:biLevel thresh="50000"/>
                                   </a:blip>
                                   <a:stretch>
                                     <a:fillRect/>
@@ -2764,49 +3374,14 @@
                                 </pic:blipFill>
                                 <pic:spPr>
                                   <a:xfrm>
-                                    <a:off x="10964" y="4458"/>
-                                    <a:ext cx="1234" cy="715"/>
-                                  </a:xfrm>
-                                  <a:prstGeom prst="rect">
-                                    <a:avLst/>
-                                  </a:prstGeom>
-                                </pic:spPr>
-                              </pic:pic>
-                              <pic:pic xmlns:pic="http://schemas.openxmlformats.org/drawingml/2006/picture">
-                                <pic:nvPicPr>
-                                  <pic:cNvPr id="21" name="图片 34" descr="晓敏"/>
-                                  <pic:cNvPicPr>
-                                    <a:picLocks noChangeAspect="1"/>
-                                  </pic:cNvPicPr>
-                                </pic:nvPicPr>
-                                <pic:blipFill>
-                                  <a:blip r:embed="rId7">
-                                    <a:clrChange>
-                                      <a:clrFrom>
-                                        <a:srgbClr val="949FA1"/>
-                                      </a:clrFrom>
-                                      <a:clrTo>
-                                        <a:srgbClr val="949FA1">
-                                          <a:alpha val="0"/>
-                                        </a:srgbClr>
-                                      </a:clrTo>
-                                    </a:clrChange>
-                                  </a:blip>
-                                  <a:srcRect l="34062" t="26445" r="34097" b="9325"/>
-                                  <a:stretch>
-                                    <a:fillRect/>
-                                  </a:stretch>
-                                </pic:blipFill>
-                                <pic:spPr>
-                                  <a:xfrm rot="16200000">
-                                    <a:off x="14524" y="3981"/>
-                                    <a:ext cx="560" cy="1475"/>
+                                    <a:off x="21195" y="40098"/>
+                                    <a:ext cx="975" cy="570"/>
                                   </a:xfrm>
                                   <a:prstGeom prst="rect">
                                     <a:avLst/>
                                   </a:prstGeom>
                                   <a:noFill/>
-                                  <a:ln>
+                                  <a:ln w="9525">
                                     <a:noFill/>
                                   </a:ln>
                                 </pic:spPr>
@@ -2814,7 +3389,7 @@
                             </wpg:grpSp>
                             <pic:pic xmlns:pic="http://schemas.openxmlformats.org/drawingml/2006/picture">
                               <pic:nvPicPr>
-                                <pic:cNvPr id="18" name="图片 8"/>
+                                <pic:cNvPr id="31" name="图片 25"/>
                                 <pic:cNvPicPr>
                                   <a:picLocks noChangeAspect="1" noChangeArrowheads="1"/>
                                 </pic:cNvPicPr>
@@ -2834,8 +3409,8 @@
                               </pic:blipFill>
                               <pic:spPr>
                                 <a:xfrm>
-                                  <a:off x="13671" y="3809"/>
-                                  <a:ext cx="2271" cy="2271"/>
+                                  <a:off x="20622" y="39496"/>
+                                  <a:ext cx="2273" cy="2273"/>
                                 </a:xfrm>
                                 <a:prstGeom prst="rect">
                                   <a:avLst/>
@@ -2854,24 +3429,24 @@
                 </mc:Choice>
                 <mc:Fallback>
                   <w:pict>
-                    <v:group id="_x0000_s1026" o:spid="_x0000_s1026" o:spt="203" style="position:absolute;left:0pt;margin-left:2.45pt;margin-top:-43.1pt;height:113.5pt;width:248.85pt;z-index:251659264;mso-width-relative:page;mso-height-relative:page;" coordorigin="10964,3809" coordsize="4977,2270" o:gfxdata="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">
+                    <v:group id="_x0000_s1026" o:spid="_x0000_s1026" o:spt="203" style="position:absolute;left:0pt;margin-left:0pt;margin-top:-38.65pt;height:113.6pt;width:246.9pt;z-index:251662336;mso-width-relative:page;mso-height-relative:page;" coordorigin="17956,39496" coordsize="4938,2272" o:gfxdata="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">
                       <o:lock v:ext="edit" aspectratio="f"/>
-                      <v:group id="组合 6" o:spid="_x0000_s1026" o:spt="203" style="position:absolute;left:10964;top:4438;height:734;width:4577;" coordorigin="10964,4438" coordsize="4577,734" o:gfxdata="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">
+                      <v:group id="组合 30" o:spid="_x0000_s1026" o:spt="203" style="position:absolute;left:17956;top:40098;height:570;width:4213;" coordorigin="17956,40098" coordsize="4213,570" o:gfxdata="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">
                         <o:lock v:ext="edit" aspectratio="f"/>
-                        <v:shape id="_x0000_s1026" o:spid="_x0000_s1026" o:spt="75" alt="微信图片_20220215110121" type="#_x0000_t75" style="position:absolute;left:10964;top:4458;height:715;width:1234;" filled="f" o:preferrelative="t" stroked="f" coordsize="21600,21600" o:gfxdata="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">
+                        <v:shape id="_x0000_s1026" o:spid="_x0000_s1026" o:spt="75" alt="24f613a0-66be-430b-9e80-270d3393fac5" type="#_x0000_t75" style="position:absolute;left:18366;top:39740;height:1327;width:506;rotation:-5898240f;" filled="f" o:preferrelative="t" stroked="f" coordsize="21600,21600" o:gfxdata="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">
                           <v:fill on="f" focussize="0,0"/>
                           <v:stroke on="f"/>
-                          <v:imagedata r:id="rId6" grayscale="t" bilevel="t" chromakey="#A09D98" o:title=""/>
+                          <v:imagedata r:id="rId9" cropleft="28372f" croptop="17472f" cropright="14217f" cropbottom="15987f" o:title=""/>
                           <o:lock v:ext="edit" aspectratio="t"/>
                         </v:shape>
-                        <v:shape id="图片 34" o:spid="_x0000_s1026" o:spt="75" alt="晓敏" type="#_x0000_t75" style="position:absolute;left:14524;top:3981;height:1475;width:560;rotation:-5898240f;" filled="f" o:preferrelative="t" stroked="f" coordsize="21600,21600" o:gfxdata="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">
+                        <v:shape id="_x0000_s1026" o:spid="_x0000_s1026" o:spt="75" alt="IMG_256" type="#_x0000_t75" style="position:absolute;left:21195;top:40098;height:570;width:975;" filled="f" o:preferrelative="t" stroked="f" coordsize="21600,21600" o:gfxdata="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">
                           <v:fill on="f" focussize="0,0"/>
                           <v:stroke on="f"/>
-                          <v:imagedata r:id="rId7" cropleft="22323f" croptop="17331f" cropright="22346f" cropbottom="6111f" chromakey="#949FA1" o:title=""/>
+                          <v:imagedata r:id="rId6" chromakey="#FFFFFF" o:title=""/>
                           <o:lock v:ext="edit" aspectratio="t"/>
                         </v:shape>
                       </v:group>
-                      <v:shape id="图片 8" o:spid="_x0000_s1026" o:spt="75" type="#_x0000_t75" style="position:absolute;left:13671;top:3809;height:2271;width:2271;" filled="f" o:preferrelative="t" stroked="f" coordsize="21600,21600" o:gfxdata="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">
+                      <v:shape id="图片 25" o:spid="_x0000_s1026" o:spt="75" type="#_x0000_t75" style="position:absolute;left:20622;top:39496;height:2273;width:2273;" filled="f" o:preferrelative="t" stroked="f" coordsize="21600,21600" o:gfxdata="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">
                         <v:fill on="f" focussize="0,0"/>
                         <v:stroke on="f"/>
                         <v:imagedata r:id="rId8" o:title=""/>
@@ -3144,7 +3719,7 @@
           <w:szCs w:val="24"/>
           <w:lang w:eastAsia="zh-CN"/>
         </w:rPr>
-        <w:t>2</w:t>
+        <w:t>3</w:t>
       </w:r>
       <w:r>
         <w:rPr>
@@ -3168,7 +3743,9 @@
     <w:p>
       <w:pPr>
         <w:rPr>
+          <w:rFonts w:ascii="Times New Roman" w:hAnsi="Times New Roman" w:eastAsia="微软雅黑" w:cs="Times New Roman"/>
           <w:sz w:val="24"/>
+          <w:szCs w:val="24"/>
           <w:lang w:eastAsia="zh-CN"/>
         </w:rPr>
       </w:pPr>
@@ -3259,6 +3836,188 @@
                 <w:szCs w:val="24"/>
               </w:rPr>
             </w:pPr>
+            <w:r>
+              <w:rPr>
+                <w:sz w:val="24"/>
+              </w:rPr>
+              <mc:AlternateContent>
+                <mc:Choice Requires="wpg">
+                  <w:drawing>
+                    <wp:anchor distT="0" distB="0" distL="114300" distR="114300" simplePos="0" relativeHeight="251663360" behindDoc="0" locked="0" layoutInCell="1" allowOverlap="1">
+                      <wp:simplePos x="0" y="0"/>
+                      <wp:positionH relativeFrom="column">
+                        <wp:posOffset>-59690</wp:posOffset>
+                      </wp:positionH>
+                      <wp:positionV relativeFrom="paragraph">
+                        <wp:posOffset>-527685</wp:posOffset>
+                      </wp:positionV>
+                      <wp:extent cx="3114040" cy="1442720"/>
+                      <wp:effectExtent l="0" t="0" r="10160" b="5080"/>
+                      <wp:wrapNone/>
+                      <wp:docPr id="38" name="组合 38"/>
+                      <wp:cNvGraphicFramePr/>
+                      <a:graphic xmlns:a="http://schemas.openxmlformats.org/drawingml/2006/main">
+                        <a:graphicData uri="http://schemas.microsoft.com/office/word/2010/wordprocessingGroup">
+                          <wpg:wgp>
+                            <wpg:cNvGrpSpPr/>
+                            <wpg:grpSpPr>
+                              <a:xfrm>
+                                <a:off x="0" y="0"/>
+                                <a:ext cx="3114040" cy="1442720"/>
+                                <a:chOff x="17862" y="41199"/>
+                                <a:chExt cx="4904" cy="2272"/>
+                              </a:xfrm>
+                            </wpg:grpSpPr>
+                            <pic:pic xmlns:pic="http://schemas.openxmlformats.org/drawingml/2006/picture">
+                              <pic:nvPicPr>
+                                <pic:cNvPr id="2" name="图片 23"/>
+                                <pic:cNvPicPr>
+                                  <a:picLocks noChangeAspect="1" noChangeArrowheads="1"/>
+                                </pic:cNvPicPr>
+                              </pic:nvPicPr>
+                              <pic:blipFill>
+                                <a:blip r:embed="rId8">
+                                  <a:extLst>
+                                    <a:ext uri="{28A0092B-C50C-407E-A947-70E740481C1C}">
+                                      <a14:useLocalDpi xmlns:a14="http://schemas.microsoft.com/office/drawing/2010/main" val="0"/>
+                                    </a:ext>
+                                  </a:extLst>
+                                </a:blip>
+                                <a:srcRect/>
+                                <a:stretch>
+                                  <a:fillRect/>
+                                </a:stretch>
+                              </pic:blipFill>
+                              <pic:spPr>
+                                <a:xfrm>
+                                  <a:off x="20494" y="41199"/>
+                                  <a:ext cx="2273" cy="2273"/>
+                                </a:xfrm>
+                                <a:prstGeom prst="rect">
+                                  <a:avLst/>
+                                </a:prstGeom>
+                                <a:noFill/>
+                                <a:ln>
+                                  <a:noFill/>
+                                </a:ln>
+                              </pic:spPr>
+                            </pic:pic>
+                            <wpg:grpSp>
+                              <wpg:cNvPr id="39" name="组合 23"/>
+                              <wpg:cNvGrpSpPr/>
+                              <wpg:grpSpPr>
+                                <a:xfrm>
+                                  <a:off x="17862" y="41843"/>
+                                  <a:ext cx="4208" cy="652"/>
+                                  <a:chOff x="17862" y="41843"/>
+                                  <a:chExt cx="4208" cy="652"/>
+                                </a:xfrm>
+                              </wpg:grpSpPr>
+                              <pic:pic xmlns:pic="http://schemas.openxmlformats.org/drawingml/2006/picture">
+                                <pic:nvPicPr>
+                                  <pic:cNvPr id="22" name="图片 59" descr="图片1"/>
+                                  <pic:cNvPicPr>
+                                    <a:picLocks noChangeAspect="1"/>
+                                  </pic:cNvPicPr>
+                                </pic:nvPicPr>
+                                <pic:blipFill>
+                                  <a:blip r:embed="rId10">
+                                    <a:biLevel thresh="50000"/>
+                                  </a:blip>
+                                  <a:srcRect l="7865" t="11797" r="5322" b="19074"/>
+                                  <a:stretch>
+                                    <a:fillRect/>
+                                  </a:stretch>
+                                </pic:blipFill>
+                                <pic:spPr>
+                                  <a:xfrm>
+                                    <a:off x="17862" y="41869"/>
+                                    <a:ext cx="1468" cy="627"/>
+                                  </a:xfrm>
+                                  <a:prstGeom prst="rect">
+                                    <a:avLst/>
+                                  </a:prstGeom>
+                                  <a:noFill/>
+                                </pic:spPr>
+                              </pic:pic>
+                              <pic:pic xmlns:pic="http://schemas.openxmlformats.org/drawingml/2006/picture">
+                                <pic:nvPicPr>
+                                  <pic:cNvPr id="21" name="图片 29" descr="IMG_256"/>
+                                  <pic:cNvPicPr>
+                                    <a:picLocks noChangeAspect="1"/>
+                                  </pic:cNvPicPr>
+                                </pic:nvPicPr>
+                                <pic:blipFill>
+                                  <a:blip r:embed="rId6">
+                                    <a:clrChange>
+                                      <a:clrFrom>
+                                        <a:srgbClr val="FFFFFF">
+                                          <a:alpha val="100000"/>
+                                        </a:srgbClr>
+                                      </a:clrFrom>
+                                      <a:clrTo>
+                                        <a:srgbClr val="FFFFFF">
+                                          <a:alpha val="100000"/>
+                                          <a:alpha val="0"/>
+                                        </a:srgbClr>
+                                      </a:clrTo>
+                                    </a:clrChange>
+                                  </a:blip>
+                                  <a:stretch>
+                                    <a:fillRect/>
+                                  </a:stretch>
+                                </pic:blipFill>
+                                <pic:spPr>
+                                  <a:xfrm>
+                                    <a:off x="21096" y="41843"/>
+                                    <a:ext cx="975" cy="570"/>
+                                  </a:xfrm>
+                                  <a:prstGeom prst="rect">
+                                    <a:avLst/>
+                                  </a:prstGeom>
+                                  <a:noFill/>
+                                  <a:ln w="9525">
+                                    <a:noFill/>
+                                  </a:ln>
+                                </pic:spPr>
+                              </pic:pic>
+                            </wpg:grpSp>
+                          </wpg:wgp>
+                        </a:graphicData>
+                      </a:graphic>
+                    </wp:anchor>
+                  </w:drawing>
+                </mc:Choice>
+                <mc:Fallback>
+                  <w:pict>
+                    <v:group id="_x0000_s1026" o:spid="_x0000_s1026" o:spt="203" style="position:absolute;left:0pt;margin-left:-4.7pt;margin-top:-41.55pt;height:113.6pt;width:245.2pt;z-index:251663360;mso-width-relative:page;mso-height-relative:page;" coordorigin="17862,41199" coordsize="4904,2272" o:gfxdata="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">
+                      <o:lock v:ext="edit" aspectratio="f"/>
+                      <v:shape id="图片 23" o:spid="_x0000_s1026" o:spt="75" type="#_x0000_t75" style="position:absolute;left:20494;top:41199;height:2273;width:2273;" filled="f" o:preferrelative="t" stroked="f" coordsize="21600,21600" o:gfxdata="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">
+                        <v:fill on="f" focussize="0,0"/>
+                        <v:stroke on="f"/>
+                        <v:imagedata r:id="rId8" o:title=""/>
+                        <o:lock v:ext="edit" aspectratio="t"/>
+                      </v:shape>
+                      <v:group id="组合 23" o:spid="_x0000_s1026" o:spt="203" style="position:absolute;left:17862;top:41843;height:652;width:4208;" coordorigin="17862,41843" coordsize="4208,652" o:gfxdata="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">
+                        <o:lock v:ext="edit" aspectratio="f"/>
+                        <v:shape id="图片 59" o:spid="_x0000_s1026" o:spt="75" alt="图片1" type="#_x0000_t75" style="position:absolute;left:17862;top:41869;height:627;width:1468;" filled="f" o:preferrelative="t" stroked="f" coordsize="21600,21600" o:gfxdata="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">
+                          <v:fill on="f" focussize="0,0"/>
+                          <v:stroke on="f"/>
+                          <v:imagedata r:id="rId10" cropleft="5154f" croptop="7731f" cropright="3488f" cropbottom="12500f" grayscale="t" bilevel="t" o:title=""/>
+                          <o:lock v:ext="edit" aspectratio="t"/>
+                        </v:shape>
+                        <v:shape id="图片 29" o:spid="_x0000_s1026" o:spt="75" alt="IMG_256" type="#_x0000_t75" style="position:absolute;left:21096;top:41843;height:570;width:975;" filled="f" o:preferrelative="t" stroked="f" coordsize="21600,21600" o:gfxdata="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">
+                          <v:fill on="f" focussize="0,0"/>
+                          <v:stroke on="f"/>
+                          <v:imagedata r:id="rId6" chromakey="#FFFFFF" o:title=""/>
+                          <o:lock v:ext="edit" aspectratio="t"/>
+                        </v:shape>
+                      </v:group>
+                    </v:group>
+                  </w:pict>
+                </mc:Fallback>
+              </mc:AlternateContent>
+            </w:r>
           </w:p>
         </w:tc>
         <w:tc>
@@ -3521,7 +4280,7 @@
           <w:szCs w:val="24"/>
           <w:lang w:eastAsia="zh-CN"/>
         </w:rPr>
-        <w:t>3</w:t>
+        <w:t>4</w:t>
       </w:r>
       <w:r>
         <w:rPr>
@@ -3555,7 +4314,9 @@
     <w:p>
       <w:pPr>
         <w:rPr>
+          <w:rFonts w:ascii="Times New Roman" w:hAnsi="Times New Roman" w:eastAsia="微软雅黑" w:cs="Times New Roman"/>
           <w:sz w:val="24"/>
+          <w:szCs w:val="24"/>
           <w:lang w:eastAsia="zh-CN"/>
         </w:rPr>
       </w:pPr>
@@ -3639,21 +4400,24 @@
               </w:rPr>
             </w:pPr>
             <w:r>
+              <w:rPr>
+                <w:sz w:val="24"/>
+              </w:rPr>
               <mc:AlternateContent>
                 <mc:Choice Requires="wpg">
                   <w:drawing>
-                    <wp:anchor distT="0" distB="0" distL="114300" distR="114300" simplePos="0" relativeHeight="251660288" behindDoc="0" locked="0" layoutInCell="1" allowOverlap="1">
+                    <wp:anchor distT="0" distB="0" distL="114300" distR="114300" simplePos="0" relativeHeight="251664384" behindDoc="0" locked="0" layoutInCell="1" allowOverlap="1">
                       <wp:simplePos x="0" y="0"/>
                       <wp:positionH relativeFrom="column">
-                        <wp:posOffset>-17780</wp:posOffset>
+                        <wp:posOffset>12700</wp:posOffset>
                       </wp:positionH>
                       <wp:positionV relativeFrom="paragraph">
-                        <wp:posOffset>-485775</wp:posOffset>
+                        <wp:posOffset>-514985</wp:posOffset>
                       </wp:positionV>
-                      <wp:extent cx="3196590" cy="1442720"/>
-                      <wp:effectExtent l="0" t="0" r="3810" b="5080"/>
+                      <wp:extent cx="3150235" cy="1442720"/>
+                      <wp:effectExtent l="0" t="0" r="4445" b="5080"/>
                       <wp:wrapNone/>
-                      <wp:docPr id="105" name="组合 105"/>
+                      <wp:docPr id="3" name="组合 3"/>
                       <wp:cNvGraphicFramePr/>
                       <a:graphic xmlns:a="http://schemas.openxmlformats.org/drawingml/2006/main">
                         <a:graphicData uri="http://schemas.microsoft.com/office/word/2010/wordprocessingGroup">
@@ -3662,91 +4426,14 @@
                             <wpg:grpSpPr>
                               <a:xfrm>
                                 <a:off x="0" y="0"/>
-                                <a:ext cx="3196590" cy="1442720"/>
-                                <a:chOff x="19087" y="960"/>
-                                <a:chExt cx="5034" cy="2272"/>
+                                <a:ext cx="3150235" cy="1442720"/>
+                                <a:chOff x="17976" y="42945"/>
+                                <a:chExt cx="4961" cy="2272"/>
                               </a:xfrm>
                             </wpg:grpSpPr>
-                            <wpg:grpSp>
-                              <wpg:cNvPr id="106" name="组合 15"/>
-                              <wpg:cNvGrpSpPr/>
-                              <wpg:grpSpPr>
-                                <a:xfrm>
-                                  <a:off x="19087" y="1459"/>
-                                  <a:ext cx="4523" cy="714"/>
-                                  <a:chOff x="12357" y="7666"/>
-                                  <a:chExt cx="4523" cy="714"/>
-                                </a:xfrm>
-                              </wpg:grpSpPr>
-                              <pic:pic xmlns:pic="http://schemas.openxmlformats.org/drawingml/2006/picture">
-                                <pic:nvPicPr>
-                                  <pic:cNvPr id="22" name="图片 59" descr="图片1"/>
-                                  <pic:cNvPicPr>
-                                    <a:picLocks noChangeAspect="1"/>
-                                  </pic:cNvPicPr>
-                                </pic:nvPicPr>
-                                <pic:blipFill>
-                                  <a:blip r:embed="rId9">
-                                    <a:biLevel thresh="50000"/>
-                                  </a:blip>
-                                  <a:srcRect l="7865" t="11797" r="5322" b="19074"/>
-                                  <a:stretch>
-                                    <a:fillRect/>
-                                  </a:stretch>
-                                </pic:blipFill>
-                                <pic:spPr>
-                                  <a:xfrm>
-                                    <a:off x="12357" y="7738"/>
-                                    <a:ext cx="1468" cy="627"/>
-                                  </a:xfrm>
-                                  <a:prstGeom prst="rect">
-                                    <a:avLst/>
-                                  </a:prstGeom>
-                                  <a:noFill/>
-                                </pic:spPr>
-                              </pic:pic>
-                              <pic:pic xmlns:pic="http://schemas.openxmlformats.org/drawingml/2006/picture">
-                                <pic:nvPicPr>
-                                  <pic:cNvPr id="19" name="图片 14" descr="微信图片_20220215110121"/>
-                                  <pic:cNvPicPr>
-                                    <a:picLocks noChangeAspect="1"/>
-                                  </pic:cNvPicPr>
-                                </pic:nvPicPr>
-                                <pic:blipFill>
-                                  <a:blip r:embed="rId6">
-                                    <a:clrChange>
-                                      <a:clrFrom>
-                                        <a:srgbClr val="A09D98">
-                                          <a:alpha val="100000"/>
-                                        </a:srgbClr>
-                                      </a:clrFrom>
-                                      <a:clrTo>
-                                        <a:srgbClr val="A09D98">
-                                          <a:alpha val="100000"/>
-                                          <a:alpha val="0"/>
-                                        </a:srgbClr>
-                                      </a:clrTo>
-                                    </a:clrChange>
-                                    <a:biLevel thresh="50000"/>
-                                  </a:blip>
-                                  <a:stretch>
-                                    <a:fillRect/>
-                                  </a:stretch>
-                                </pic:blipFill>
-                                <pic:spPr>
-                                  <a:xfrm>
-                                    <a:off x="15646" y="7666"/>
-                                    <a:ext cx="1234" cy="715"/>
-                                  </a:xfrm>
-                                  <a:prstGeom prst="rect">
-                                    <a:avLst/>
-                                  </a:prstGeom>
-                                </pic:spPr>
-                              </pic:pic>
-                            </wpg:grpSp>
                             <pic:pic xmlns:pic="http://schemas.openxmlformats.org/drawingml/2006/picture">
                               <pic:nvPicPr>
-                                <pic:cNvPr id="107" name="图片 23"/>
+                                <pic:cNvPr id="9" name="图片 25"/>
                                 <pic:cNvPicPr>
                                   <a:picLocks noChangeAspect="1" noChangeArrowheads="1"/>
                                 </pic:cNvPicPr>
@@ -3766,7 +4453,7 @@
                               </pic:blipFill>
                               <pic:spPr>
                                 <a:xfrm>
-                                  <a:off x="21849" y="960"/>
+                                  <a:off x="20665" y="42945"/>
                                   <a:ext cx="2273" cy="2273"/>
                                 </a:xfrm>
                                 <a:prstGeom prst="rect">
@@ -3778,6 +4465,86 @@
                                 </a:ln>
                               </pic:spPr>
                             </pic:pic>
+                            <wpg:grpSp>
+                              <wpg:cNvPr id="41" name="组合 27"/>
+                              <wpg:cNvGrpSpPr/>
+                              <wpg:grpSpPr>
+                                <a:xfrm>
+                                  <a:off x="17976" y="43614"/>
+                                  <a:ext cx="4551" cy="626"/>
+                                  <a:chOff x="17976" y="43614"/>
+                                  <a:chExt cx="4551" cy="626"/>
+                                </a:xfrm>
+                              </wpg:grpSpPr>
+                              <pic:pic xmlns:pic="http://schemas.openxmlformats.org/drawingml/2006/picture">
+                                <pic:nvPicPr>
+                                  <pic:cNvPr id="8" name="图片 29" descr="IMG_256"/>
+                                  <pic:cNvPicPr>
+                                    <a:picLocks noChangeAspect="1"/>
+                                  </pic:cNvPicPr>
+                                </pic:nvPicPr>
+                                <pic:blipFill>
+                                  <a:blip r:embed="rId6">
+                                    <a:clrChange>
+                                      <a:clrFrom>
+                                        <a:srgbClr val="FFFFFF">
+                                          <a:alpha val="100000"/>
+                                        </a:srgbClr>
+                                      </a:clrFrom>
+                                      <a:clrTo>
+                                        <a:srgbClr val="FFFFFF">
+                                          <a:alpha val="100000"/>
+                                          <a:alpha val="0"/>
+                                        </a:srgbClr>
+                                      </a:clrTo>
+                                    </a:clrChange>
+                                  </a:blip>
+                                  <a:stretch>
+                                    <a:fillRect/>
+                                  </a:stretch>
+                                </pic:blipFill>
+                                <pic:spPr>
+                                  <a:xfrm>
+                                    <a:off x="17976" y="43615"/>
+                                    <a:ext cx="975" cy="570"/>
+                                  </a:xfrm>
+                                  <a:prstGeom prst="rect">
+                                    <a:avLst/>
+                                  </a:prstGeom>
+                                  <a:noFill/>
+                                  <a:ln w="9525">
+                                    <a:noFill/>
+                                  </a:ln>
+                                </pic:spPr>
+                              </pic:pic>
+                              <pic:pic xmlns:pic="http://schemas.openxmlformats.org/drawingml/2006/picture">
+                                <pic:nvPicPr>
+                                  <pic:cNvPr id="26" name="图片 59" descr="图片1"/>
+                                  <pic:cNvPicPr>
+                                    <a:picLocks noChangeAspect="1"/>
+                                  </pic:cNvPicPr>
+                                </pic:nvPicPr>
+                                <pic:blipFill>
+                                  <a:blip r:embed="rId10">
+                                    <a:biLevel thresh="50000"/>
+                                  </a:blip>
+                                  <a:srcRect l="7865" t="11797" r="5322" b="19074"/>
+                                  <a:stretch>
+                                    <a:fillRect/>
+                                  </a:stretch>
+                                </pic:blipFill>
+                                <pic:spPr>
+                                  <a:xfrm>
+                                    <a:off x="21059" y="43614"/>
+                                    <a:ext cx="1468" cy="627"/>
+                                  </a:xfrm>
+                                  <a:prstGeom prst="rect">
+                                    <a:avLst/>
+                                  </a:prstGeom>
+                                  <a:noFill/>
+                                </pic:spPr>
+                              </pic:pic>
+                            </wpg:grpSp>
                           </wpg:wgp>
                         </a:graphicData>
                       </a:graphic>
@@ -3786,29 +4553,29 @@
                 </mc:Choice>
                 <mc:Fallback>
                   <w:pict>
-                    <v:group id="_x0000_s1026" o:spid="_x0000_s1026" o:spt="203" style="position:absolute;left:0pt;margin-left:-1.4pt;margin-top:-38.25pt;height:113.6pt;width:251.7pt;z-index:251660288;mso-width-relative:page;mso-height-relative:page;" coordorigin="19087,960" coordsize="5034,2272" o:gfxdata="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">
+                    <v:group id="_x0000_s1026" o:spid="_x0000_s1026" o:spt="203" style="position:absolute;left:0pt;margin-left:1pt;margin-top:-40.55pt;height:113.6pt;width:248.05pt;z-index:251664384;mso-width-relative:page;mso-height-relative:page;" coordorigin="17976,42945" coordsize="4961,2272" o:gfxdata="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">
                       <o:lock v:ext="edit" aspectratio="f"/>
-                      <v:group id="组合 15" o:spid="_x0000_s1026" o:spt="203" style="position:absolute;left:19087;top:1459;height:714;width:4523;" coordorigin="12357,7666" coordsize="4523,714" o:gfxdata="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">
-                        <o:lock v:ext="edit" aspectratio="f"/>
-                        <v:shape id="图片 59" o:spid="_x0000_s1026" o:spt="75" alt="图片1" type="#_x0000_t75" style="position:absolute;left:12357;top:7738;height:627;width:1468;" filled="f" o:preferrelative="t" stroked="f" coordsize="21600,21600" o:gfxdata="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">
-                          <v:fill on="f" focussize="0,0"/>
-                          <v:stroke on="f"/>
-                          <v:imagedata r:id="rId9" cropleft="5154f" croptop="7731f" cropright="3488f" cropbottom="12500f" grayscale="t" bilevel="t" o:title=""/>
-                          <o:lock v:ext="edit" aspectratio="t"/>
-                        </v:shape>
-                        <v:shape id="图片 14" o:spid="_x0000_s1026" o:spt="75" alt="微信图片_20220215110121" type="#_x0000_t75" style="position:absolute;left:15646;top:7666;height:715;width:1234;" filled="f" o:preferrelative="t" stroked="f" coordsize="21600,21600" o:gfxdata="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">
-                          <v:fill on="f" focussize="0,0"/>
-                          <v:stroke on="f"/>
-                          <v:imagedata r:id="rId6" grayscale="t" bilevel="t" chromakey="#A09D98" o:title=""/>
-                          <o:lock v:ext="edit" aspectratio="t"/>
-                        </v:shape>
-                      </v:group>
-                      <v:shape id="图片 23" o:spid="_x0000_s1026" o:spt="75" type="#_x0000_t75" style="position:absolute;left:21849;top:960;height:2273;width:2273;" filled="f" o:preferrelative="t" stroked="f" coordsize="21600,21600" o:gfxdata="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">
+                      <v:shape id="图片 25" o:spid="_x0000_s1026" o:spt="75" type="#_x0000_t75" style="position:absolute;left:20665;top:42945;height:2273;width:2273;" filled="f" o:preferrelative="t" stroked="f" coordsize="21600,21600" o:gfxdata="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">
                         <v:fill on="f" focussize="0,0"/>
                         <v:stroke on="f"/>
                         <v:imagedata r:id="rId8" o:title=""/>
                         <o:lock v:ext="edit" aspectratio="t"/>
                       </v:shape>
+                      <v:group id="组合 27" o:spid="_x0000_s1026" o:spt="203" style="position:absolute;left:17976;top:43614;height:626;width:4551;" coordorigin="17976,43614" coordsize="4551,626" o:gfxdata="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">
+                        <o:lock v:ext="edit" aspectratio="f"/>
+                        <v:shape id="图片 29" o:spid="_x0000_s1026" o:spt="75" alt="IMG_256" type="#_x0000_t75" style="position:absolute;left:17976;top:43615;height:570;width:975;" filled="f" o:preferrelative="t" stroked="f" coordsize="21600,21600" o:gfxdata="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">
+                          <v:fill on="f" focussize="0,0"/>
+                          <v:stroke on="f"/>
+                          <v:imagedata r:id="rId6" chromakey="#FFFFFF" o:title=""/>
+                          <o:lock v:ext="edit" aspectratio="t"/>
+                        </v:shape>
+                        <v:shape id="图片 59" o:spid="_x0000_s1026" o:spt="75" alt="图片1" type="#_x0000_t75" style="position:absolute;left:21059;top:43614;height:627;width:1468;" filled="f" o:preferrelative="t" stroked="f" coordsize="21600,21600" o:gfxdata="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">
+                          <v:fill on="f" focussize="0,0"/>
+                          <v:stroke on="f"/>
+                          <v:imagedata r:id="rId10" cropleft="5154f" croptop="7731f" cropright="3488f" cropbottom="12500f" grayscale="t" bilevel="t" o:title=""/>
+                          <o:lock v:ext="edit" aspectratio="t"/>
+                        </v:shape>
+                      </v:group>
                     </v:group>
                   </w:pict>
                 </mc:Fallback>
@@ -4076,7 +4843,7 @@
           <w:szCs w:val="24"/>
           <w:lang w:eastAsia="zh-CN"/>
         </w:rPr>
-        <w:t>4</w:t>
+        <w:t>5</w:t>
       </w:r>
       <w:r>
         <w:rPr>
@@ -4100,9 +4867,6 @@
     <w:p>
       <w:pPr>
         <w:rPr>
-          <w:rFonts w:ascii="Times New Roman" w:hAnsi="Times New Roman" w:eastAsia="微软雅黑" w:cs="Times New Roman"/>
-          <w:sz w:val="24"/>
-          <w:szCs w:val="24"/>
           <w:lang w:eastAsia="zh-CN"/>
         </w:rPr>
       </w:pPr>
@@ -4110,9 +4874,6 @@
     <w:p>
       <w:pPr>
         <w:rPr>
-          <w:rFonts w:ascii="Times New Roman" w:hAnsi="Times New Roman" w:eastAsia="微软雅黑" w:cs="Times New Roman"/>
-          <w:sz w:val="24"/>
-          <w:szCs w:val="24"/>
           <w:lang w:eastAsia="zh-CN"/>
         </w:rPr>
       </w:pPr>
@@ -4195,196 +4956,6 @@
                 <w:szCs w:val="24"/>
               </w:rPr>
             </w:pPr>
-            <w:r>
-              <mc:AlternateContent>
-                <mc:Choice Requires="wpg">
-                  <w:drawing>
-                    <wp:anchor distT="0" distB="0" distL="114300" distR="114300" simplePos="0" relativeHeight="251661312" behindDoc="0" locked="0" layoutInCell="1" allowOverlap="1">
-                      <wp:simplePos x="0" y="0"/>
-                      <wp:positionH relativeFrom="column">
-                        <wp:posOffset>12700</wp:posOffset>
-                      </wp:positionH>
-                      <wp:positionV relativeFrom="paragraph">
-                        <wp:posOffset>-514985</wp:posOffset>
-                      </wp:positionV>
-                      <wp:extent cx="3143250" cy="1442720"/>
-                      <wp:effectExtent l="0" t="0" r="11430" b="5080"/>
-                      <wp:wrapNone/>
-                      <wp:docPr id="108" name="组合 108"/>
-                      <wp:cNvGraphicFramePr/>
-                      <a:graphic xmlns:a="http://schemas.openxmlformats.org/drawingml/2006/main">
-                        <a:graphicData uri="http://schemas.microsoft.com/office/word/2010/wordprocessingGroup">
-                          <wpg:wgp>
-                            <wpg:cNvGrpSpPr/>
-                            <wpg:grpSpPr>
-                              <a:xfrm>
-                                <a:off x="0" y="0"/>
-                                <a:ext cx="3143250" cy="1442720"/>
-                                <a:chOff x="19315" y="2640"/>
-                                <a:chExt cx="4950" cy="2272"/>
-                              </a:xfrm>
-                            </wpg:grpSpPr>
-                            <wpg:grpSp>
-                              <wpg:cNvPr id="109" name="组合 22"/>
-                              <wpg:cNvGrpSpPr/>
-                              <wpg:grpSpPr>
-                                <a:xfrm>
-                                  <a:off x="19315" y="3174"/>
-                                  <a:ext cx="4415" cy="714"/>
-                                  <a:chOff x="12525" y="9562"/>
-                                  <a:chExt cx="4415" cy="714"/>
-                                </a:xfrm>
-                              </wpg:grpSpPr>
-                              <pic:pic xmlns:pic="http://schemas.openxmlformats.org/drawingml/2006/picture">
-                                <pic:nvPicPr>
-                                  <pic:cNvPr id="110" name="图片 29" descr="IMG_256"/>
-                                  <pic:cNvPicPr>
-                                    <a:picLocks noChangeAspect="1"/>
-                                  </pic:cNvPicPr>
-                                </pic:nvPicPr>
-                                <pic:blipFill>
-                                  <a:blip r:embed="rId10">
-                                    <a:clrChange>
-                                      <a:clrFrom>
-                                        <a:srgbClr val="FFFFFF">
-                                          <a:alpha val="100000"/>
-                                        </a:srgbClr>
-                                      </a:clrFrom>
-                                      <a:clrTo>
-                                        <a:srgbClr val="FFFFFF">
-                                          <a:alpha val="100000"/>
-                                          <a:alpha val="0"/>
-                                        </a:srgbClr>
-                                      </a:clrTo>
-                                    </a:clrChange>
-                                  </a:blip>
-                                  <a:stretch>
-                                    <a:fillRect/>
-                                  </a:stretch>
-                                </pic:blipFill>
-                                <pic:spPr>
-                                  <a:xfrm>
-                                    <a:off x="12525" y="9698"/>
-                                    <a:ext cx="975" cy="570"/>
-                                  </a:xfrm>
-                                  <a:prstGeom prst="rect">
-                                    <a:avLst/>
-                                  </a:prstGeom>
-                                  <a:noFill/>
-                                  <a:ln w="9525">
-                                    <a:noFill/>
-                                  </a:ln>
-                                </pic:spPr>
-                              </pic:pic>
-                              <pic:pic xmlns:pic="http://schemas.openxmlformats.org/drawingml/2006/picture">
-                                <pic:nvPicPr>
-                                  <pic:cNvPr id="29" name="图片 20" descr="微信图片_20220215110121"/>
-                                  <pic:cNvPicPr>
-                                    <a:picLocks noChangeAspect="1"/>
-                                  </pic:cNvPicPr>
-                                </pic:nvPicPr>
-                                <pic:blipFill>
-                                  <a:blip r:embed="rId6">
-                                    <a:clrChange>
-                                      <a:clrFrom>
-                                        <a:srgbClr val="A09D98">
-                                          <a:alpha val="100000"/>
-                                        </a:srgbClr>
-                                      </a:clrFrom>
-                                      <a:clrTo>
-                                        <a:srgbClr val="A09D98">
-                                          <a:alpha val="100000"/>
-                                          <a:alpha val="0"/>
-                                        </a:srgbClr>
-                                      </a:clrTo>
-                                    </a:clrChange>
-                                    <a:biLevel thresh="50000"/>
-                                  </a:blip>
-                                  <a:stretch>
-                                    <a:fillRect/>
-                                  </a:stretch>
-                                </pic:blipFill>
-                                <pic:spPr>
-                                  <a:xfrm>
-                                    <a:off x="15706" y="9562"/>
-                                    <a:ext cx="1234" cy="715"/>
-                                  </a:xfrm>
-                                  <a:prstGeom prst="rect">
-                                    <a:avLst/>
-                                  </a:prstGeom>
-                                </pic:spPr>
-                              </pic:pic>
-                            </wpg:grpSp>
-                            <pic:pic xmlns:pic="http://schemas.openxmlformats.org/drawingml/2006/picture">
-                              <pic:nvPicPr>
-                                <pic:cNvPr id="7" name="图片 25"/>
-                                <pic:cNvPicPr>
-                                  <a:picLocks noChangeAspect="1" noChangeArrowheads="1"/>
-                                </pic:cNvPicPr>
-                              </pic:nvPicPr>
-                              <pic:blipFill>
-                                <a:blip r:embed="rId8">
-                                  <a:extLst>
-                                    <a:ext uri="{28A0092B-C50C-407E-A947-70E740481C1C}">
-                                      <a14:useLocalDpi xmlns:a14="http://schemas.microsoft.com/office/drawing/2010/main" val="0"/>
-                                    </a:ext>
-                                  </a:extLst>
-                                </a:blip>
-                                <a:srcRect/>
-                                <a:stretch>
-                                  <a:fillRect/>
-                                </a:stretch>
-                              </pic:blipFill>
-                              <pic:spPr>
-                                <a:xfrm>
-                                  <a:off x="21993" y="2640"/>
-                                  <a:ext cx="2273" cy="2273"/>
-                                </a:xfrm>
-                                <a:prstGeom prst="rect">
-                                  <a:avLst/>
-                                </a:prstGeom>
-                                <a:noFill/>
-                                <a:ln>
-                                  <a:noFill/>
-                                </a:ln>
-                              </pic:spPr>
-                            </pic:pic>
-                          </wpg:wgp>
-                        </a:graphicData>
-                      </a:graphic>
-                    </wp:anchor>
-                  </w:drawing>
-                </mc:Choice>
-                <mc:Fallback>
-                  <w:pict>
-                    <v:group id="_x0000_s1026" o:spid="_x0000_s1026" o:spt="203" style="position:absolute;left:0pt;margin-left:1pt;margin-top:-40.55pt;height:113.6pt;width:247.5pt;z-index:251661312;mso-width-relative:page;mso-height-relative:page;" coordorigin="19315,2640" coordsize="4950,2272" o:gfxdata="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">
-                      <o:lock v:ext="edit" aspectratio="f"/>
-                      <v:group id="组合 22" o:spid="_x0000_s1026" o:spt="203" style="position:absolute;left:19315;top:3174;height:714;width:4415;" coordorigin="12525,9562" coordsize="4415,714" o:gfxdata="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">
-                        <o:lock v:ext="edit" aspectratio="f"/>
-                        <v:shape id="图片 29" o:spid="_x0000_s1026" o:spt="75" alt="IMG_256" type="#_x0000_t75" style="position:absolute;left:12525;top:9698;height:570;width:975;" filled="f" o:preferrelative="t" stroked="f" coordsize="21600,21600" o:gfxdata="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">
-                          <v:fill on="f" focussize="0,0"/>
-                          <v:stroke on="f"/>
-                          <v:imagedata r:id="rId10" chromakey="#FFFFFF" o:title=""/>
-                          <o:lock v:ext="edit" aspectratio="t"/>
-                        </v:shape>
-                        <v:shape id="图片 20" o:spid="_x0000_s1026" o:spt="75" alt="微信图片_20220215110121" type="#_x0000_t75" style="position:absolute;left:15706;top:9562;height:715;width:1234;" filled="f" o:preferrelative="t" stroked="f" coordsize="21600,21600" o:gfxdata="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">
-                          <v:fill on="f" focussize="0,0"/>
-                          <v:stroke on="f"/>
-                          <v:imagedata r:id="rId6" grayscale="t" bilevel="t" chromakey="#A09D98" o:title=""/>
-                          <o:lock v:ext="edit" aspectratio="t"/>
-                        </v:shape>
-                      </v:group>
-                      <v:shape id="图片 25" o:spid="_x0000_s1026" o:spt="75" type="#_x0000_t75" style="position:absolute;left:21993;top:2640;height:2273;width:2273;" filled="f" o:preferrelative="t" stroked="f" coordsize="21600,21600" o:gfxdata="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">
-                        <v:fill on="f" focussize="0,0"/>
-                        <v:stroke on="f"/>
-                        <v:imagedata r:id="rId8" o:title=""/>
-                        <o:lock v:ext="edit" aspectratio="t"/>
-                      </v:shape>
-                    </v:group>
-                  </w:pict>
-                </mc:Fallback>
-              </mc:AlternateContent>
-            </w:r>
           </w:p>
         </w:tc>
         <w:tc>
@@ -4647,7 +5218,7 @@
           <w:szCs w:val="24"/>
           <w:lang w:eastAsia="zh-CN"/>
         </w:rPr>
-        <w:t>5</w:t>
+        <w:t>6</w:t>
       </w:r>
       <w:r>
         <w:rPr>
@@ -4671,6 +5242,9 @@
     <w:p>
       <w:pPr>
         <w:rPr>
+          <w:rFonts w:ascii="Times New Roman" w:hAnsi="Times New Roman" w:eastAsia="微软雅黑" w:cs="Times New Roman"/>
+          <w:sz w:val="24"/>
+          <w:szCs w:val="24"/>
           <w:lang w:eastAsia="zh-CN"/>
         </w:rPr>
       </w:pPr>
@@ -4678,6 +5252,9 @@
     <w:p>
       <w:pPr>
         <w:rPr>
+          <w:rFonts w:ascii="Times New Roman" w:hAnsi="Times New Roman" w:eastAsia="微软雅黑" w:cs="Times New Roman"/>
+          <w:sz w:val="24"/>
+          <w:szCs w:val="24"/>
           <w:lang w:eastAsia="zh-CN"/>
         </w:rPr>
       </w:pPr>
@@ -4991,578 +5568,6 @@
     <w:p>
       <w:pPr>
         <w:rPr>
-          <w:rFonts w:ascii="Times New Roman" w:hAnsi="Times New Roman" w:eastAsia="微软雅黑" w:cs="Times New Roman"/>
-          <w:sz w:val="24"/>
-          <w:szCs w:val="24"/>
-          <w:lang w:eastAsia="zh-CN"/>
-        </w:rPr>
-      </w:pPr>
-      <w:r>
-        <w:rPr>
-          <w:rFonts w:hint="eastAsia" w:ascii="Times New Roman" w:hAnsi="Times New Roman" w:eastAsia="微软雅黑" w:cs="Times New Roman"/>
-          <w:sz w:val="24"/>
-          <w:szCs w:val="24"/>
-          <w:lang w:eastAsia="zh-CN"/>
-        </w:rPr>
-        <w:t xml:space="preserve">{% endif %}{% if testedby == </w:t>
-      </w:r>
-      <w:r>
-        <w:rPr>
-          <w:rFonts w:ascii="Times New Roman" w:hAnsi="Times New Roman" w:eastAsia="微软雅黑" w:cs="Times New Roman"/>
-          <w:sz w:val="24"/>
-          <w:szCs w:val="24"/>
-          <w:lang w:eastAsia="zh-CN"/>
-        </w:rPr>
-        <w:t>“</w:t>
-      </w:r>
-      <w:r>
-        <w:rPr>
-          <w:rFonts w:hint="eastAsia" w:ascii="Times New Roman" w:hAnsi="Times New Roman" w:eastAsia="微软雅黑" w:cs="Times New Roman"/>
-          <w:sz w:val="24"/>
-          <w:szCs w:val="24"/>
-          <w:lang w:eastAsia="zh-CN"/>
-        </w:rPr>
-        <w:t>6</w:t>
-      </w:r>
-      <w:r>
-        <w:rPr>
-          <w:rFonts w:ascii="Times New Roman" w:hAnsi="Times New Roman" w:eastAsia="微软雅黑" w:cs="Times New Roman"/>
-          <w:sz w:val="24"/>
-          <w:szCs w:val="24"/>
-          <w:lang w:eastAsia="zh-CN"/>
-        </w:rPr>
-        <w:t>”</w:t>
-      </w:r>
-      <w:r>
-        <w:rPr>
-          <w:rFonts w:hint="eastAsia" w:ascii="Times New Roman" w:hAnsi="Times New Roman" w:eastAsia="微软雅黑" w:cs="Times New Roman"/>
-          <w:sz w:val="24"/>
-          <w:szCs w:val="24"/>
-          <w:lang w:eastAsia="zh-CN"/>
-        </w:rPr>
-        <w:t xml:space="preserve"> %}</w:t>
-      </w:r>
-    </w:p>
-    <w:p>
-      <w:pPr>
-        <w:rPr>
-          <w:rFonts w:ascii="Times New Roman" w:hAnsi="Times New Roman" w:eastAsia="微软雅黑" w:cs="Times New Roman"/>
-          <w:sz w:val="24"/>
-          <w:szCs w:val="24"/>
-          <w:lang w:eastAsia="zh-CN"/>
-        </w:rPr>
-      </w:pPr>
-    </w:p>
-    <w:p>
-      <w:pPr>
-        <w:rPr>
-          <w:rFonts w:ascii="Times New Roman" w:hAnsi="Times New Roman" w:eastAsia="微软雅黑" w:cs="Times New Roman"/>
-          <w:sz w:val="24"/>
-          <w:szCs w:val="24"/>
-          <w:lang w:eastAsia="zh-CN"/>
-        </w:rPr>
-      </w:pPr>
-    </w:p>
-    <w:tbl>
-      <w:tblPr>
-        <w:tblStyle w:val="33"/>
-        <w:tblW w:w="6772" w:type="dxa"/>
-        <w:jc w:val="right"/>
-        <w:tblLayout w:type="fixed"/>
-        <w:tblCellMar>
-          <w:top w:w="0" w:type="dxa"/>
-          <w:left w:w="0" w:type="dxa"/>
-          <w:bottom w:w="0" w:type="dxa"/>
-          <w:right w:w="0" w:type="dxa"/>
-        </w:tblCellMar>
-      </w:tblPr>
-      <w:tblGrid>
-        <w:gridCol w:w="1272"/>
-        <w:gridCol w:w="2040"/>
-        <w:gridCol w:w="1166"/>
-        <w:gridCol w:w="2294"/>
-      </w:tblGrid>
-      <w:tr>
-        <w:tblPrEx>
-          <w:tblCellMar>
-            <w:top w:w="0" w:type="dxa"/>
-            <w:left w:w="0" w:type="dxa"/>
-            <w:bottom w:w="0" w:type="dxa"/>
-            <w:right w:w="0" w:type="dxa"/>
-          </w:tblCellMar>
-        </w:tblPrEx>
-        <w:trPr>
-          <w:trHeight w:val="441" w:hRule="exact"/>
-          <w:jc w:val="right"/>
-        </w:trPr>
-        <w:tc>
-          <w:tcPr>
-            <w:tcW w:w="1272" w:type="dxa"/>
-            <w:vAlign w:val="center"/>
-          </w:tcPr>
-          <w:p>
-            <w:pPr>
-              <w:pStyle w:val="22"/>
-              <w:spacing w:before="13"/>
-              <w:ind w:left="13" w:right="95"/>
-              <w:jc w:val="both"/>
-              <w:rPr>
-                <w:rFonts w:ascii="Times New Roman" w:hAnsi="Times New Roman" w:cs="Times New Roman"/>
-                <w:b/>
-                <w:sz w:val="24"/>
-                <w:szCs w:val="24"/>
-              </w:rPr>
-            </w:pPr>
-            <w:r>
-              <w:rPr>
-                <w:rFonts w:ascii="Times New Roman" w:hAnsi="Times New Roman" w:cs="Times New Roman"/>
-                <w:b/>
-                <w:sz w:val="24"/>
-                <w:szCs w:val="24"/>
-              </w:rPr>
-              <w:t>检测人：</w:t>
-            </w:r>
-          </w:p>
-        </w:tc>
-        <w:tc>
-          <w:tcPr>
-            <w:tcW w:w="2040" w:type="dxa"/>
-            <w:vAlign w:val="center"/>
-          </w:tcPr>
-          <w:p>
-            <w:pPr>
-              <w:pStyle w:val="22"/>
-              <w:spacing w:before="13"/>
-              <w:jc w:val="both"/>
-              <w:rPr>
-                <w:rFonts w:ascii="Times New Roman" w:hAnsi="Times New Roman" w:cs="Times New Roman"/>
-                <w:b/>
-                <w:sz w:val="24"/>
-                <w:szCs w:val="24"/>
-              </w:rPr>
-            </w:pPr>
-            <w:r>
-              <mc:AlternateContent>
-                <mc:Choice Requires="wpg">
-                  <w:drawing>
-                    <wp:anchor distT="0" distB="0" distL="114300" distR="114300" simplePos="0" relativeHeight="251662336" behindDoc="0" locked="0" layoutInCell="1" allowOverlap="1">
-                      <wp:simplePos x="0" y="0"/>
-                      <wp:positionH relativeFrom="column">
-                        <wp:posOffset>111760</wp:posOffset>
-                      </wp:positionH>
-                      <wp:positionV relativeFrom="paragraph">
-                        <wp:posOffset>-577215</wp:posOffset>
-                      </wp:positionV>
-                      <wp:extent cx="3059430" cy="1442720"/>
-                      <wp:effectExtent l="0" t="0" r="3810" b="5080"/>
-                      <wp:wrapNone/>
-                      <wp:docPr id="114" name="组合 114"/>
-                      <wp:cNvGraphicFramePr/>
-                      <a:graphic xmlns:a="http://schemas.openxmlformats.org/drawingml/2006/main">
-                        <a:graphicData uri="http://schemas.microsoft.com/office/word/2010/wordprocessingGroup">
-                          <wpg:wgp>
-                            <wpg:cNvGrpSpPr/>
-                            <wpg:grpSpPr>
-                              <a:xfrm>
-                                <a:off x="0" y="0"/>
-                                <a:ext cx="3059430" cy="1442720"/>
-                                <a:chOff x="19399" y="6180"/>
-                                <a:chExt cx="4818" cy="2272"/>
-                              </a:xfrm>
-                            </wpg:grpSpPr>
-                            <wpg:grpSp>
-                              <wpg:cNvPr id="115" name="组合 34"/>
-                              <wpg:cNvGrpSpPr/>
-                              <wpg:grpSpPr>
-                                <a:xfrm>
-                                  <a:off x="19399" y="6701"/>
-                                  <a:ext cx="4343" cy="988"/>
-                                  <a:chOff x="12609" y="13215"/>
-                                  <a:chExt cx="4343" cy="988"/>
-                                </a:xfrm>
-                              </wpg:grpSpPr>
-                              <pic:pic xmlns:pic="http://schemas.openxmlformats.org/drawingml/2006/picture">
-                                <pic:nvPicPr>
-                                  <pic:cNvPr id="50" name="图片 1" descr="IMG_256"/>
-                                  <pic:cNvPicPr>
-                                    <a:picLocks noChangeAspect="1"/>
-                                  </pic:cNvPicPr>
-                                </pic:nvPicPr>
-                                <pic:blipFill>
-                                  <a:blip r:embed="rId11">
-                                    <a:clrChange>
-                                      <a:clrFrom>
-                                        <a:srgbClr val="AAA9A5">
-                                          <a:alpha val="100000"/>
-                                        </a:srgbClr>
-                                      </a:clrFrom>
-                                      <a:clrTo>
-                                        <a:srgbClr val="AAA9A5">
-                                          <a:alpha val="100000"/>
-                                          <a:alpha val="0"/>
-                                        </a:srgbClr>
-                                      </a:clrTo>
-                                    </a:clrChange>
-                                  </a:blip>
-                                  <a:srcRect l="27431" t="30452" r="31962" b="18126"/>
-                                  <a:stretch>
-                                    <a:fillRect/>
-                                  </a:stretch>
-                                </pic:blipFill>
-                                <pic:spPr>
-                                  <a:xfrm>
-                                    <a:off x="12609" y="13215"/>
-                                    <a:ext cx="781" cy="989"/>
-                                  </a:xfrm>
-                                  <a:prstGeom prst="rect">
-                                    <a:avLst/>
-                                  </a:prstGeom>
-                                  <a:noFill/>
-                                  <a:ln w="9525">
-                                    <a:noFill/>
-                                  </a:ln>
-                                </pic:spPr>
-                              </pic:pic>
-                              <pic:pic xmlns:pic="http://schemas.openxmlformats.org/drawingml/2006/picture">
-                                <pic:nvPicPr>
-                                  <pic:cNvPr id="116" name="图片 31" descr="微信图片_20220215110121"/>
-                                  <pic:cNvPicPr>
-                                    <a:picLocks noChangeAspect="1"/>
-                                  </pic:cNvPicPr>
-                                </pic:nvPicPr>
-                                <pic:blipFill>
-                                  <a:blip r:embed="rId6">
-                                    <a:clrChange>
-                                      <a:clrFrom>
-                                        <a:srgbClr val="A09D98">
-                                          <a:alpha val="100000"/>
-                                        </a:srgbClr>
-                                      </a:clrFrom>
-                                      <a:clrTo>
-                                        <a:srgbClr val="A09D98">
-                                          <a:alpha val="100000"/>
-                                          <a:alpha val="0"/>
-                                        </a:srgbClr>
-                                      </a:clrTo>
-                                    </a:clrChange>
-                                    <a:biLevel thresh="50000"/>
-                                  </a:blip>
-                                  <a:stretch>
-                                    <a:fillRect/>
-                                  </a:stretch>
-                                </pic:blipFill>
-                                <pic:spPr>
-                                  <a:xfrm>
-                                    <a:off x="15718" y="13246"/>
-                                    <a:ext cx="1234" cy="715"/>
-                                  </a:xfrm>
-                                  <a:prstGeom prst="rect">
-                                    <a:avLst/>
-                                  </a:prstGeom>
-                                </pic:spPr>
-                              </pic:pic>
-                            </wpg:grpSp>
-                            <pic:pic xmlns:pic="http://schemas.openxmlformats.org/drawingml/2006/picture">
-                              <pic:nvPicPr>
-                                <pic:cNvPr id="117" name="图片 32"/>
-                                <pic:cNvPicPr>
-                                  <a:picLocks noChangeAspect="1" noChangeArrowheads="1"/>
-                                </pic:cNvPicPr>
-                              </pic:nvPicPr>
-                              <pic:blipFill>
-                                <a:blip r:embed="rId8">
-                                  <a:extLst>
-                                    <a:ext uri="{28A0092B-C50C-407E-A947-70E740481C1C}">
-                                      <a14:useLocalDpi xmlns:a14="http://schemas.microsoft.com/office/drawing/2010/main" val="0"/>
-                                    </a:ext>
-                                  </a:extLst>
-                                </a:blip>
-                                <a:srcRect/>
-                                <a:stretch>
-                                  <a:fillRect/>
-                                </a:stretch>
-                              </pic:blipFill>
-                              <pic:spPr>
-                                <a:xfrm>
-                                  <a:off x="21945" y="6180"/>
-                                  <a:ext cx="2273" cy="2273"/>
-                                </a:xfrm>
-                                <a:prstGeom prst="rect">
-                                  <a:avLst/>
-                                </a:prstGeom>
-                                <a:noFill/>
-                                <a:ln>
-                                  <a:noFill/>
-                                </a:ln>
-                              </pic:spPr>
-                            </pic:pic>
-                          </wpg:wgp>
-                        </a:graphicData>
-                      </a:graphic>
-                    </wp:anchor>
-                  </w:drawing>
-                </mc:Choice>
-                <mc:Fallback>
-                  <w:pict>
-                    <v:group id="_x0000_s1026" o:spid="_x0000_s1026" o:spt="203" style="position:absolute;left:0pt;margin-left:8.8pt;margin-top:-45.45pt;height:113.6pt;width:240.9pt;z-index:251662336;mso-width-relative:page;mso-height-relative:page;" coordorigin="19399,6180" coordsize="4818,2272" o:gfxdata="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">
-                      <o:lock v:ext="edit" aspectratio="f"/>
-                      <v:group id="组合 34" o:spid="_x0000_s1026" o:spt="203" style="position:absolute;left:19399;top:6701;height:988;width:4343;" coordorigin="12609,13215" coordsize="4343,988" o:gfxdata="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">
-                        <o:lock v:ext="edit" aspectratio="f"/>
-                        <v:shape id="图片 1" o:spid="_x0000_s1026" o:spt="75" alt="IMG_256" type="#_x0000_t75" style="position:absolute;left:12609;top:13215;height:989;width:781;" filled="f" o:preferrelative="t" stroked="f" coordsize="21600,21600" o:gfxdata="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">
-                          <v:fill on="f" focussize="0,0"/>
-                          <v:stroke on="f"/>
-                          <v:imagedata r:id="rId11" cropleft="17977f" croptop="19957f" cropright="20947f" cropbottom="11879f" chromakey="#AAA9A5" o:title=""/>
-                          <o:lock v:ext="edit" aspectratio="t"/>
-                        </v:shape>
-                        <v:shape id="图片 31" o:spid="_x0000_s1026" o:spt="75" alt="微信图片_20220215110121" type="#_x0000_t75" style="position:absolute;left:15718;top:13246;height:715;width:1234;" filled="f" o:preferrelative="t" stroked="f" coordsize="21600,21600" o:gfxdata="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">
-                          <v:fill on="f" focussize="0,0"/>
-                          <v:stroke on="f"/>
-                          <v:imagedata r:id="rId6" grayscale="t" bilevel="t" chromakey="#A09D98" o:title=""/>
-                          <o:lock v:ext="edit" aspectratio="t"/>
-                        </v:shape>
-                      </v:group>
-                      <v:shape id="图片 32" o:spid="_x0000_s1026" o:spt="75" type="#_x0000_t75" style="position:absolute;left:21945;top:6180;height:2273;width:2273;" filled="f" o:preferrelative="t" stroked="f" coordsize="21600,21600" o:gfxdata="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">
-                        <v:fill on="f" focussize="0,0"/>
-                        <v:stroke on="f"/>
-                        <v:imagedata r:id="rId8" o:title=""/>
-                        <o:lock v:ext="edit" aspectratio="t"/>
-                      </v:shape>
-                    </v:group>
-                  </w:pict>
-                </mc:Fallback>
-              </mc:AlternateContent>
-            </w:r>
-          </w:p>
-        </w:tc>
-        <w:tc>
-          <w:tcPr>
-            <w:tcW w:w="1166" w:type="dxa"/>
-            <w:vAlign w:val="center"/>
-          </w:tcPr>
-          <w:p>
-            <w:pPr>
-              <w:pStyle w:val="22"/>
-              <w:spacing w:before="13"/>
-              <w:jc w:val="both"/>
-              <w:rPr>
-                <w:rFonts w:ascii="Times New Roman" w:hAnsi="Times New Roman" w:cs="Times New Roman"/>
-                <w:b/>
-                <w:sz w:val="24"/>
-                <w:szCs w:val="24"/>
-              </w:rPr>
-            </w:pPr>
-            <w:r>
-              <w:rPr>
-                <w:rFonts w:ascii="Times New Roman" w:hAnsi="Times New Roman" w:cs="Times New Roman"/>
-                <w:b/>
-                <w:sz w:val="24"/>
-                <w:szCs w:val="24"/>
-              </w:rPr>
-              <w:t>复核人</w:t>
-            </w:r>
-            <w:r>
-              <w:rPr>
-                <w:rFonts w:ascii="Times New Roman" w:hAnsi="Times New Roman" w:cs="Times New Roman"/>
-                <w:b/>
-                <w:sz w:val="24"/>
-                <w:szCs w:val="24"/>
-                <w:lang w:eastAsia="zh-CN"/>
-              </w:rPr>
-              <w:t>：</w:t>
-            </w:r>
-          </w:p>
-        </w:tc>
-        <w:tc>
-          <w:tcPr>
-            <w:tcW w:w="2294" w:type="dxa"/>
-            <w:vAlign w:val="center"/>
-          </w:tcPr>
-          <w:p>
-            <w:pPr>
-              <w:pStyle w:val="22"/>
-              <w:spacing w:before="13"/>
-              <w:ind w:right="15"/>
-              <w:jc w:val="both"/>
-              <w:rPr>
-                <w:rFonts w:ascii="Times New Roman" w:hAnsi="Times New Roman" w:cs="Times New Roman"/>
-                <w:b/>
-                <w:sz w:val="24"/>
-                <w:szCs w:val="24"/>
-              </w:rPr>
-            </w:pPr>
-          </w:p>
-        </w:tc>
-      </w:tr>
-      <w:tr>
-        <w:tblPrEx>
-          <w:tblCellMar>
-            <w:top w:w="0" w:type="dxa"/>
-            <w:left w:w="0" w:type="dxa"/>
-            <w:bottom w:w="0" w:type="dxa"/>
-            <w:right w:w="0" w:type="dxa"/>
-          </w:tblCellMar>
-        </w:tblPrEx>
-        <w:trPr>
-          <w:trHeight w:val="457" w:hRule="exact"/>
-          <w:jc w:val="right"/>
-        </w:trPr>
-        <w:tc>
-          <w:tcPr>
-            <w:tcW w:w="1272" w:type="dxa"/>
-            <w:vAlign w:val="center"/>
-          </w:tcPr>
-          <w:p>
-            <w:pPr>
-              <w:pStyle w:val="22"/>
-              <w:spacing w:line="341" w:lineRule="exact"/>
-              <w:ind w:left="13" w:right="165"/>
-              <w:jc w:val="both"/>
-              <w:rPr>
-                <w:rFonts w:ascii="Times New Roman" w:hAnsi="Times New Roman" w:cs="Times New Roman"/>
-                <w:b/>
-                <w:sz w:val="24"/>
-                <w:szCs w:val="24"/>
-              </w:rPr>
-            </w:pPr>
-            <w:r>
-              <w:rPr>
-                <w:rFonts w:ascii="Times New Roman" w:hAnsi="Times New Roman" w:cs="Times New Roman"/>
-                <w:b/>
-                <w:sz w:val="24"/>
-                <w:szCs w:val="24"/>
-              </w:rPr>
-              <w:t>日</w:t>
-            </w:r>
-            <w:r>
-              <w:rPr>
-                <w:rFonts w:ascii="Times New Roman" w:hAnsi="Times New Roman" w:cs="Times New Roman"/>
-                <w:b/>
-                <w:sz w:val="24"/>
-                <w:szCs w:val="24"/>
-                <w:lang w:eastAsia="zh-CN"/>
-              </w:rPr>
-              <w:t xml:space="preserve">  </w:t>
-            </w:r>
-            <w:r>
-              <w:rPr>
-                <w:rFonts w:ascii="Times New Roman" w:hAnsi="Times New Roman" w:cs="Times New Roman"/>
-                <w:b/>
-                <w:sz w:val="24"/>
-                <w:szCs w:val="24"/>
-              </w:rPr>
-              <w:t>期：</w:t>
-            </w:r>
-          </w:p>
-        </w:tc>
-        <w:tc>
-          <w:tcPr>
-            <w:tcW w:w="2040" w:type="dxa"/>
-            <w:vAlign w:val="center"/>
-          </w:tcPr>
-          <w:p>
-            <w:pPr>
-              <w:pStyle w:val="22"/>
-              <w:spacing w:line="363" w:lineRule="exact"/>
-              <w:jc w:val="both"/>
-              <w:rPr>
-                <w:rFonts w:ascii="Times New Roman" w:hAnsi="Times New Roman" w:cs="Times New Roman"/>
-                <w:sz w:val="24"/>
-                <w:szCs w:val="24"/>
-              </w:rPr>
-            </w:pPr>
-            <w:r>
-              <w:rPr>
-                <w:rFonts w:ascii="Times New Roman" w:hAnsi="Times New Roman" w:cs="Times New Roman"/>
-                <w:kern w:val="2"/>
-                <w:sz w:val="24"/>
-                <w:szCs w:val="24"/>
-                <w:lang w:eastAsia="zh-CN"/>
-              </w:rPr>
-              <w:t>{{ reportdate }}</w:t>
-            </w:r>
-          </w:p>
-        </w:tc>
-        <w:tc>
-          <w:tcPr>
-            <w:tcW w:w="1166" w:type="dxa"/>
-            <w:vAlign w:val="center"/>
-          </w:tcPr>
-          <w:p>
-            <w:pPr>
-              <w:pStyle w:val="22"/>
-              <w:spacing w:line="341" w:lineRule="exact"/>
-              <w:jc w:val="both"/>
-              <w:rPr>
-                <w:rFonts w:ascii="Times New Roman" w:hAnsi="Times New Roman" w:cs="Times New Roman"/>
-                <w:b/>
-                <w:sz w:val="24"/>
-                <w:szCs w:val="24"/>
-              </w:rPr>
-            </w:pPr>
-            <w:r>
-              <w:rPr>
-                <w:rFonts w:ascii="Times New Roman" w:hAnsi="Times New Roman" w:cs="Times New Roman"/>
-                <w:b/>
-                <w:sz w:val="24"/>
-                <w:szCs w:val="24"/>
-              </w:rPr>
-              <w:t>日</w:t>
-            </w:r>
-            <w:r>
-              <w:rPr>
-                <w:rFonts w:ascii="Times New Roman" w:hAnsi="Times New Roman" w:cs="Times New Roman"/>
-                <w:b/>
-                <w:sz w:val="24"/>
-                <w:szCs w:val="24"/>
-                <w:lang w:eastAsia="zh-CN"/>
-              </w:rPr>
-              <w:t xml:space="preserve">  </w:t>
-            </w:r>
-            <w:r>
-              <w:rPr>
-                <w:rFonts w:ascii="Times New Roman" w:hAnsi="Times New Roman" w:cs="Times New Roman"/>
-                <w:b/>
-                <w:sz w:val="24"/>
-                <w:szCs w:val="24"/>
-              </w:rPr>
-              <w:t>期：</w:t>
-            </w:r>
-          </w:p>
-        </w:tc>
-        <w:tc>
-          <w:tcPr>
-            <w:tcW w:w="2294" w:type="dxa"/>
-            <w:vAlign w:val="center"/>
-          </w:tcPr>
-          <w:p>
-            <w:pPr>
-              <w:pStyle w:val="22"/>
-              <w:spacing w:line="363" w:lineRule="exact"/>
-              <w:ind w:right="15"/>
-              <w:jc w:val="both"/>
-              <w:rPr>
-                <w:rFonts w:ascii="Times New Roman" w:hAnsi="Times New Roman" w:cs="Times New Roman"/>
-                <w:sz w:val="24"/>
-                <w:szCs w:val="24"/>
-              </w:rPr>
-            </w:pPr>
-            <w:r>
-              <w:rPr>
-                <w:rFonts w:ascii="Times New Roman" w:hAnsi="Times New Roman" w:cs="Times New Roman"/>
-                <w:kern w:val="2"/>
-                <w:sz w:val="24"/>
-                <w:szCs w:val="24"/>
-                <w:lang w:eastAsia="zh-CN"/>
-              </w:rPr>
-              <w:t>{{ reportdate }}</w:t>
-            </w:r>
-          </w:p>
-        </w:tc>
-      </w:tr>
-    </w:tbl>
-    <w:p>
-      <w:pPr>
-        <w:rPr>
           <w:rFonts w:hint="eastAsia" w:ascii="Times New Roman" w:hAnsi="Times New Roman" w:eastAsia="微软雅黑" w:cs="Times New Roman"/>
           <w:sz w:val="24"/>
           <w:szCs w:val="24"/>
@@ -5613,13 +5618,12 @@
         <w:adjustRightInd/>
         <w:snapToGrid/>
         <w:spacing w:line="216" w:lineRule="auto"/>
-        <w:ind w:leftChars="150"/>
         <w:textAlignment w:val="auto"/>
         <w:rPr>
-          <w:rFonts w:ascii="微软雅黑" w:hAnsi="微软雅黑" w:eastAsia="微软雅黑" w:cs="微软雅黑"/>
-          <w:sz w:val="18"/>
-          <w:szCs w:val="18"/>
-          <w:lang w:eastAsia="zh-CN" w:bidi="ar"/>
+          <w:rFonts w:hint="eastAsia" w:ascii="Times New Roman" w:hAnsi="Times New Roman" w:eastAsia="微软雅黑" w:cs="Times New Roman"/>
+          <w:sz w:val="15"/>
+          <w:szCs w:val="15"/>
+          <w:lang w:eastAsia="zh-CN"/>
         </w:rPr>
       </w:pPr>
       <w:r>
@@ -5631,23 +5635,8 @@
         </w:rPr>
         <w:t>检测合作单位：天津诺禾医学检验所</w:t>
       </w:r>
-    </w:p>
-    <w:bookmarkEnd w:id="19"/>
-    <w:bookmarkEnd w:id="20"/>
-    <w:p>
-      <w:pPr>
-        <w:widowControl/>
-        <w:adjustRightInd w:val="0"/>
-        <w:snapToGrid w:val="0"/>
-        <w:spacing w:after="120" w:afterLines="50"/>
-        <w:jc w:val="both"/>
-        <w:rPr>
-          <w:rFonts w:hint="eastAsia" w:ascii="Times New Roman" w:hAnsi="Times New Roman" w:eastAsia="微软雅黑" w:cs="Times New Roman"/>
-          <w:sz w:val="15"/>
-          <w:szCs w:val="15"/>
-          <w:lang w:eastAsia="zh-CN"/>
-        </w:rPr>
-      </w:pPr>
+      <w:bookmarkEnd w:id="19"/>
+      <w:bookmarkEnd w:id="20"/>
     </w:p>
     <w:sectPr>
       <w:headerReference r:id="rId3" w:type="default"/>
@@ -5711,22 +5700,6 @@
                       <a:ln w="6350">
                         <a:noFill/>
                       </a:ln>
-                      <a:extLst>
-                        <a:ext uri="{909E8E84-426E-40DD-AFC4-6F175D3DCCD1}">
-                          <a14:hiddenFill xmlns:a14="http://schemas.microsoft.com/office/drawing/2010/main">
-                            <a:solidFill>
-                              <a:schemeClr val="lt1"/>
-                            </a:solidFill>
-                          </a14:hiddenFill>
-                        </a:ext>
-                        <a:ext uri="{91240B29-F687-4F45-9708-019B960494DF}">
-                          <a14:hiddenLine xmlns:a14="http://schemas.microsoft.com/office/drawing/2010/main" w="6350">
-                            <a:solidFill>
-                              <a:prstClr val="black"/>
-                            </a:solidFill>
-                          </a14:hiddenLine>
-                        </a:ext>
-                      </a:extLst>
                     </wps:spPr>
                     <wps:style>
                       <a:lnRef idx="0">
@@ -5873,7 +5846,7 @@
         </mc:Choice>
         <mc:Fallback>
           <w:pict>
-            <v:shape id="_x0000_s1026" o:spid="_x0000_s1026" o:spt="202" type="#_x0000_t202" style="position:absolute;left:0pt;margin-top:0pt;height:26.55pt;width:46.95pt;mso-position-horizontal:center;mso-position-horizontal-relative:margin;z-index:251660288;mso-width-relative:page;mso-height-relative:page;" filled="f" stroked="f" coordsize="21600,21600" o:gfxdata="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">
+            <v:shape id="_x0000_s1026" o:spid="_x0000_s1026" o:spt="202" type="#_x0000_t202" style="position:absolute;left:0pt;margin-top:0pt;height:26.55pt;width:46.95pt;mso-position-horizontal:center;mso-position-horizontal-relative:margin;z-index:251660288;mso-width-relative:page;mso-height-relative:page;" filled="f" stroked="f" coordsize="21600,21600" o:gfxdata="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">
               <v:fill on="f" focussize="0,0"/>
               <v:stroke on="f" weight="0.5pt"/>
               <v:imagedata o:title=""/>
@@ -7285,7 +7258,7 @@
     </w:pPr>
     <w:rPr>
       <w:rFonts w:ascii="Times New Roman" w:hAnsi="Times New Roman" w:eastAsia="微软雅黑"/>
-      <w:color w:val="7F7F7F" w:themeColor="background1" w:themeShade="80"/>
+      <w:color w:val="808080" w:themeColor="background1" w:themeShade="80"/>
       <w:sz w:val="28"/>
       <w:szCs w:val="28"/>
     </w:rPr>
@@ -8128,9 +8101,7 @@
 
 <file path=customXml/item1.xml><?xml version="1.0" encoding="utf-8"?>
 <s:customData xmlns="http://www.wps.cn/officeDocument/2013/wpsCustomData" xmlns:s="http://www.wps.cn/officeDocument/2013/wpsCustomData">
-  <customSectProps>
-    <customSectPr/>
-  </customSectProps>
+  <customSectProps/>
   <customShpExts>
     <customShpInfo spid="_x0000_s1026" textRotate="1"/>
   </customShpExts>

--- a/WebContent/docx/消化道肿瘤50基因检测报告-单样本-简版-苏州市立医院-本部&北区.docx
+++ b/WebContent/docx/消化道肿瘤50基因检测报告-单样本-简版-苏州市立医院-本部&北区.docx
@@ -22,16 +22,16 @@
           </w14:shadow>
         </w:rPr>
       </w:pPr>
-      <w:bookmarkStart w:id="0" w:name="_Toc10446"/>
+      <w:bookmarkStart w:id="0" w:name="_Toc30143_WPSOffice_Level1"/>
       <w:bookmarkStart w:id="1" w:name="_Toc24397"/>
-      <w:bookmarkStart w:id="2" w:name="_Toc30143_WPSOffice_Level1"/>
-      <w:bookmarkStart w:id="3" w:name="_Toc21669"/>
-      <w:bookmarkStart w:id="4" w:name="_Toc19944"/>
-      <w:bookmarkStart w:id="5" w:name="_Toc13806"/>
-      <w:bookmarkStart w:id="6" w:name="_Toc32054"/>
-      <w:bookmarkStart w:id="7" w:name="_Toc24178_WPSOffice_Level1"/>
-      <w:bookmarkStart w:id="8" w:name="_Toc21009_WPSOffice_Level1"/>
-      <w:bookmarkStart w:id="9" w:name="_Toc27500"/>
+      <w:bookmarkStart w:id="2" w:name="_Toc19944"/>
+      <w:bookmarkStart w:id="3" w:name="_Toc32054"/>
+      <w:bookmarkStart w:id="4" w:name="_Toc21669"/>
+      <w:bookmarkStart w:id="5" w:name="_Toc21009_WPSOffice_Level1"/>
+      <w:bookmarkStart w:id="6" w:name="_Toc10446"/>
+      <w:bookmarkStart w:id="7" w:name="_Toc27500"/>
+      <w:bookmarkStart w:id="8" w:name="_Toc24178_WPSOffice_Level1"/>
+      <w:bookmarkStart w:id="9" w:name="_Toc13806"/>
       <w:r>
         <w:rPr>
           <w:rFonts w:ascii="Times New Roman" w:hAnsi="Times New Roman"/>
@@ -908,15 +908,15 @@
           </w14:shadow>
         </w:rPr>
       </w:pPr>
-      <w:bookmarkStart w:id="10" w:name="_Toc7021_WPSOffice_Level1"/>
-      <w:bookmarkStart w:id="11" w:name="_Toc11015_WPSOffice_Level1"/>
-      <w:bookmarkStart w:id="12" w:name="_Toc19594"/>
-      <w:bookmarkStart w:id="13" w:name="_Toc6031"/>
-      <w:bookmarkStart w:id="14" w:name="_Toc11465"/>
-      <w:bookmarkStart w:id="15" w:name="_Toc13931"/>
-      <w:bookmarkStart w:id="16" w:name="_Toc17451"/>
-      <w:bookmarkStart w:id="17" w:name="_Toc18062_WPSOffice_Level1"/>
-      <w:bookmarkStart w:id="18" w:name="_Toc10518"/>
+      <w:bookmarkStart w:id="10" w:name="_Toc18062_WPSOffice_Level1"/>
+      <w:bookmarkStart w:id="11" w:name="_Toc19594"/>
+      <w:bookmarkStart w:id="12" w:name="_Toc7021_WPSOffice_Level1"/>
+      <w:bookmarkStart w:id="13" w:name="_Toc11015_WPSOffice_Level1"/>
+      <w:bookmarkStart w:id="14" w:name="_Toc6031"/>
+      <w:bookmarkStart w:id="15" w:name="_Toc10518"/>
+      <w:bookmarkStart w:id="16" w:name="_Toc11465"/>
+      <w:bookmarkStart w:id="17" w:name="_Toc13931"/>
+      <w:bookmarkStart w:id="18" w:name="_Toc17451"/>
       <w:bookmarkStart w:id="19" w:name="_Toc3823"/>
       <w:r>
         <w:rPr>
@@ -1150,17 +1150,17 @@
         </w:rPr>
       </w:pPr>
       <w:bookmarkStart w:id="21" w:name="_Toc16576"/>
-      <w:bookmarkStart w:id="22" w:name="_Toc23369_WPSOffice_Level1"/>
-      <w:bookmarkStart w:id="23" w:name="_Toc2563"/>
-      <w:bookmarkStart w:id="24" w:name="_Toc1410"/>
-      <w:bookmarkStart w:id="25" w:name="_Toc25920"/>
-      <w:bookmarkStart w:id="26" w:name="_Toc29731"/>
-      <w:bookmarkStart w:id="27" w:name="_Toc149826002"/>
-      <w:bookmarkStart w:id="28" w:name="_Toc4088"/>
-      <w:bookmarkStart w:id="29" w:name="_Toc18058"/>
-      <w:bookmarkStart w:id="30" w:name="_Toc6221_WPSOffice_Level1"/>
-      <w:bookmarkStart w:id="31" w:name="_Toc3871"/>
-      <w:bookmarkStart w:id="32" w:name="_Toc149832727"/>
+      <w:bookmarkStart w:id="22" w:name="_Toc18058"/>
+      <w:bookmarkStart w:id="23" w:name="_Toc6221_WPSOffice_Level1"/>
+      <w:bookmarkStart w:id="24" w:name="_Toc2563"/>
+      <w:bookmarkStart w:id="25" w:name="_Toc4088"/>
+      <w:bookmarkStart w:id="26" w:name="_Toc1410"/>
+      <w:bookmarkStart w:id="27" w:name="_Toc25920"/>
+      <w:bookmarkStart w:id="28" w:name="_Toc23369_WPSOffice_Level1"/>
+      <w:bookmarkStart w:id="29" w:name="_Toc149832727"/>
+      <w:bookmarkStart w:id="30" w:name="_Toc29731"/>
+      <w:bookmarkStart w:id="31" w:name="_Toc149826002"/>
+      <w:bookmarkStart w:id="32" w:name="_Toc3871"/>
       <w:r>
         <w:rPr>
           <w:rStyle w:val="45"/>
@@ -2569,36 +2569,29 @@
           <w:szCs w:val="18"/>
           <w:lang w:eastAsia="zh-CN" w:bidi="ar"/>
         </w:rPr>
-        <w:t>本报告只对本次采集样本负责，如有疑问，请在7个工作日内与我们联系。</w:t>
+        <w:t>本报告只对本次采集样本负责，如有疑问，请在7个</w:t>
+      </w:r>
+      <w:bookmarkStart w:id="34" w:name="_GoBack"/>
+      <w:bookmarkEnd w:id="34"/>
+      <w:r>
+        <w:rPr>
+          <w:rFonts w:ascii="微软雅黑" w:hAnsi="微软雅黑" w:eastAsia="微软雅黑" w:cs="微软雅黑"/>
+          <w:sz w:val="18"/>
+          <w:szCs w:val="18"/>
+          <w:lang w:eastAsia="zh-CN" w:bidi="ar"/>
+        </w:rPr>
+        <w:t>工作日内与我们联系。</w:t>
       </w:r>
     </w:p>
     <w:p>
       <w:pPr>
         <w:rPr>
-          <w:rFonts w:hint="default" w:ascii="Times New Roman" w:hAnsi="Times New Roman" w:eastAsia="微软雅黑" w:cs="Times New Roman"/>
-          <w:sz w:val="24"/>
-          <w:szCs w:val="24"/>
-          <w:lang w:val="en-US" w:eastAsia="zh-CN"/>
-        </w:rPr>
-      </w:pPr>
-      <w:r>
-        <w:rPr>
           <w:rFonts w:hint="eastAsia" w:ascii="Times New Roman" w:hAnsi="Times New Roman" w:eastAsia="微软雅黑" w:cs="Times New Roman"/>
           <w:sz w:val="24"/>
           <w:szCs w:val="24"/>
           <w:lang w:eastAsia="zh-CN"/>
         </w:rPr>
-        <w:t xml:space="preserve">{% if testedby == </w:t>
-      </w:r>
-      <w:r>
-        <w:rPr>
-          <w:rFonts w:ascii="Times New Roman" w:hAnsi="Times New Roman" w:eastAsia="微软雅黑" w:cs="Times New Roman"/>
-          <w:sz w:val="24"/>
-          <w:szCs w:val="24"/>
-          <w:lang w:eastAsia="zh-CN"/>
-        </w:rPr>
-        <w:t>“</w:t>
-      </w:r>
+      </w:pPr>
       <w:r>
         <w:rPr>
           <w:rFonts w:hint="eastAsia" w:ascii="Times New Roman" w:hAnsi="Times New Roman" w:eastAsia="微软雅黑" w:cs="Times New Roman"/>
@@ -2606,25 +2599,7 @@
           <w:szCs w:val="24"/>
           <w:lang w:eastAsia="zh-CN"/>
         </w:rPr>
-        <w:t>1</w:t>
-      </w:r>
-      <w:r>
-        <w:rPr>
-          <w:rFonts w:ascii="Times New Roman" w:hAnsi="Times New Roman" w:eastAsia="微软雅黑" w:cs="Times New Roman"/>
-          <w:sz w:val="24"/>
-          <w:szCs w:val="24"/>
-          <w:lang w:eastAsia="zh-CN"/>
-        </w:rPr>
-        <w:t>”</w:t>
-      </w:r>
-      <w:r>
-        <w:rPr>
-          <w:rFonts w:hint="eastAsia" w:ascii="Times New Roman" w:hAnsi="Times New Roman" w:eastAsia="微软雅黑" w:cs="Times New Roman"/>
-          <w:sz w:val="24"/>
-          <w:szCs w:val="24"/>
-          <w:lang w:eastAsia="zh-CN"/>
-        </w:rPr>
-        <w:t xml:space="preserve"> %}</w:t>
+        <w:t>{% if testedby == “1” %}</w:t>
       </w:r>
     </w:p>
     <w:p>
@@ -2637,565 +2612,6 @@
     <w:p>
       <w:pPr>
         <w:rPr>
-          <w:lang w:eastAsia="zh-CN"/>
-        </w:rPr>
-      </w:pPr>
-      <w:bookmarkStart w:id="34" w:name="_GoBack"/>
-      <w:bookmarkEnd w:id="34"/>
-    </w:p>
-    <w:tbl>
-      <w:tblPr>
-        <w:tblStyle w:val="33"/>
-        <w:tblW w:w="6772" w:type="dxa"/>
-        <w:jc w:val="right"/>
-        <w:tblLayout w:type="fixed"/>
-        <w:tblCellMar>
-          <w:top w:w="0" w:type="dxa"/>
-          <w:left w:w="0" w:type="dxa"/>
-          <w:bottom w:w="0" w:type="dxa"/>
-          <w:right w:w="0" w:type="dxa"/>
-        </w:tblCellMar>
-      </w:tblPr>
-      <w:tblGrid>
-        <w:gridCol w:w="1272"/>
-        <w:gridCol w:w="2040"/>
-        <w:gridCol w:w="1166"/>
-        <w:gridCol w:w="2294"/>
-      </w:tblGrid>
-      <w:tr>
-        <w:tblPrEx>
-          <w:tblCellMar>
-            <w:top w:w="0" w:type="dxa"/>
-            <w:left w:w="0" w:type="dxa"/>
-            <w:bottom w:w="0" w:type="dxa"/>
-            <w:right w:w="0" w:type="dxa"/>
-          </w:tblCellMar>
-        </w:tblPrEx>
-        <w:trPr>
-          <w:trHeight w:val="441" w:hRule="exact"/>
-          <w:jc w:val="right"/>
-        </w:trPr>
-        <w:tc>
-          <w:tcPr>
-            <w:tcW w:w="1272" w:type="dxa"/>
-            <w:vAlign w:val="center"/>
-          </w:tcPr>
-          <w:p>
-            <w:pPr>
-              <w:pStyle w:val="22"/>
-              <w:spacing w:before="13"/>
-              <w:ind w:left="13" w:right="95"/>
-              <w:jc w:val="both"/>
-              <w:rPr>
-                <w:rFonts w:ascii="Times New Roman" w:hAnsi="Times New Roman" w:cs="Times New Roman"/>
-                <w:b/>
-                <w:sz w:val="24"/>
-                <w:szCs w:val="24"/>
-              </w:rPr>
-            </w:pPr>
-            <w:r>
-              <w:rPr>
-                <w:rFonts w:ascii="Times New Roman" w:hAnsi="Times New Roman" w:cs="Times New Roman"/>
-                <w:b/>
-                <w:sz w:val="24"/>
-                <w:szCs w:val="24"/>
-              </w:rPr>
-              <w:t>检测人：</w:t>
-            </w:r>
-          </w:p>
-        </w:tc>
-        <w:tc>
-          <w:tcPr>
-            <w:tcW w:w="2040" w:type="dxa"/>
-            <w:vAlign w:val="center"/>
-          </w:tcPr>
-          <w:p>
-            <w:pPr>
-              <w:pStyle w:val="22"/>
-              <w:spacing w:before="13"/>
-              <w:jc w:val="both"/>
-              <w:rPr>
-                <w:rFonts w:ascii="Times New Roman" w:hAnsi="Times New Roman" w:cs="Times New Roman"/>
-                <w:b/>
-                <w:sz w:val="24"/>
-                <w:szCs w:val="24"/>
-              </w:rPr>
-            </w:pPr>
-            <w:r>
-              <w:rPr>
-                <w:sz w:val="22"/>
-              </w:rPr>
-              <mc:AlternateContent>
-                <mc:Choice Requires="wpg">
-                  <w:drawing>
-                    <wp:anchor distT="0" distB="0" distL="114300" distR="114300" simplePos="0" relativeHeight="251661312" behindDoc="0" locked="0" layoutInCell="1" allowOverlap="1">
-                      <wp:simplePos x="0" y="0"/>
-                      <wp:positionH relativeFrom="column">
-                        <wp:posOffset>0</wp:posOffset>
-                      </wp:positionH>
-                      <wp:positionV relativeFrom="paragraph">
-                        <wp:posOffset>-460375</wp:posOffset>
-                      </wp:positionV>
-                      <wp:extent cx="3080385" cy="1442720"/>
-                      <wp:effectExtent l="0" t="0" r="13335" b="5080"/>
-                      <wp:wrapNone/>
-                      <wp:docPr id="34" name="组合 34"/>
-                      <wp:cNvGraphicFramePr/>
-                      <a:graphic xmlns:a="http://schemas.openxmlformats.org/drawingml/2006/main">
-                        <a:graphicData uri="http://schemas.microsoft.com/office/word/2010/wordprocessingGroup">
-                          <wpg:wgp>
-                            <wpg:cNvGrpSpPr/>
-                            <wpg:grpSpPr>
-                              <a:xfrm>
-                                <a:off x="0" y="0"/>
-                                <a:ext cx="3080385" cy="1442720"/>
-                                <a:chOff x="17956" y="37747"/>
-                                <a:chExt cx="4851" cy="2272"/>
-                              </a:xfrm>
-                            </wpg:grpSpPr>
-                            <wpg:grpSp>
-                              <wpg:cNvPr id="35" name="组合 16"/>
-                              <wpg:cNvGrpSpPr/>
-                              <wpg:grpSpPr>
-                                <a:xfrm>
-                                  <a:off x="17956" y="38313"/>
-                                  <a:ext cx="4049" cy="646"/>
-                                  <a:chOff x="17956" y="38313"/>
-                                  <a:chExt cx="4049" cy="646"/>
-                                </a:xfrm>
-                              </wpg:grpSpPr>
-                              <pic:pic xmlns:pic="http://schemas.openxmlformats.org/drawingml/2006/picture">
-                                <pic:nvPicPr>
-                                  <pic:cNvPr id="12" name="图片 29" descr="IMG_256"/>
-                                  <pic:cNvPicPr>
-                                    <a:picLocks noChangeAspect="1"/>
-                                  </pic:cNvPicPr>
-                                </pic:nvPicPr>
-                                <pic:blipFill>
-                                  <a:blip r:embed="rId6">
-                                    <a:clrChange>
-                                      <a:clrFrom>
-                                        <a:srgbClr val="FFFFFF">
-                                          <a:alpha val="100000"/>
-                                        </a:srgbClr>
-                                      </a:clrFrom>
-                                      <a:clrTo>
-                                        <a:srgbClr val="FFFFFF">
-                                          <a:alpha val="100000"/>
-                                          <a:alpha val="0"/>
-                                        </a:srgbClr>
-                                      </a:clrTo>
-                                    </a:clrChange>
-                                  </a:blip>
-                                  <a:stretch>
-                                    <a:fillRect/>
-                                  </a:stretch>
-                                </pic:blipFill>
-                                <pic:spPr>
-                                  <a:xfrm>
-                                    <a:off x="21031" y="38313"/>
-                                    <a:ext cx="975" cy="570"/>
-                                  </a:xfrm>
-                                  <a:prstGeom prst="rect">
-                                    <a:avLst/>
-                                  </a:prstGeom>
-                                  <a:noFill/>
-                                  <a:ln w="9525">
-                                    <a:noFill/>
-                                  </a:ln>
-                                </pic:spPr>
-                              </pic:pic>
-                              <pic:pic xmlns:pic="http://schemas.openxmlformats.org/drawingml/2006/picture">
-                                <pic:nvPicPr>
-                                  <pic:cNvPr id="15" name="图片 15" descr="c9514d16fd70679bf0495aeebb03c72d_compress"/>
-                                  <pic:cNvPicPr>
-                                    <a:picLocks noChangeAspect="1"/>
-                                  </pic:cNvPicPr>
-                                </pic:nvPicPr>
-                                <pic:blipFill>
-                                  <a:blip r:embed="rId7"/>
-                                  <a:srcRect l="21003" t="56913" r="27176" b="26386"/>
-                                  <a:stretch>
-                                    <a:fillRect/>
-                                  </a:stretch>
-                                </pic:blipFill>
-                                <pic:spPr>
-                                  <a:xfrm>
-                                    <a:off x="17956" y="38485"/>
-                                    <a:ext cx="1550" cy="475"/>
-                                  </a:xfrm>
-                                  <a:prstGeom prst="rect">
-                                    <a:avLst/>
-                                  </a:prstGeom>
-                                </pic:spPr>
-                              </pic:pic>
-                            </wpg:grpSp>
-                            <pic:pic xmlns:pic="http://schemas.openxmlformats.org/drawingml/2006/picture">
-                              <pic:nvPicPr>
-                                <pic:cNvPr id="18" name="图片 25"/>
-                                <pic:cNvPicPr>
-                                  <a:picLocks noChangeAspect="1" noChangeArrowheads="1"/>
-                                </pic:cNvPicPr>
-                              </pic:nvPicPr>
-                              <pic:blipFill>
-                                <a:blip r:embed="rId8">
-                                  <a:extLst>
-                                    <a:ext uri="{28A0092B-C50C-407E-A947-70E740481C1C}">
-                                      <a14:useLocalDpi xmlns:a14="http://schemas.microsoft.com/office/drawing/2010/main" val="0"/>
-                                    </a:ext>
-                                  </a:extLst>
-                                </a:blip>
-                                <a:srcRect/>
-                                <a:stretch>
-                                  <a:fillRect/>
-                                </a:stretch>
-                              </pic:blipFill>
-                              <pic:spPr>
-                                <a:xfrm>
-                                  <a:off x="20535" y="37747"/>
-                                  <a:ext cx="2273" cy="2273"/>
-                                </a:xfrm>
-                                <a:prstGeom prst="rect">
-                                  <a:avLst/>
-                                </a:prstGeom>
-                                <a:noFill/>
-                                <a:ln>
-                                  <a:noFill/>
-                                </a:ln>
-                              </pic:spPr>
-                            </pic:pic>
-                          </wpg:wgp>
-                        </a:graphicData>
-                      </a:graphic>
-                    </wp:anchor>
-                  </w:drawing>
-                </mc:Choice>
-                <mc:Fallback>
-                  <w:pict>
-                    <v:group id="_x0000_s1026" o:spid="_x0000_s1026" o:spt="203" style="position:absolute;left:0pt;margin-left:0pt;margin-top:-36.25pt;height:113.6pt;width:242.55pt;z-index:251661312;mso-width-relative:page;mso-height-relative:page;" coordorigin="17956,37747" coordsize="4851,2272" o:gfxdata="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">
-                      <o:lock v:ext="edit" aspectratio="f"/>
-                      <v:group id="组合 16" o:spid="_x0000_s1026" o:spt="203" style="position:absolute;left:17956;top:38313;height:646;width:4049;" coordorigin="17956,38313" coordsize="4049,646" o:gfxdata="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">
-                        <o:lock v:ext="edit" aspectratio="f"/>
-                        <v:shape id="图片 29" o:spid="_x0000_s1026" o:spt="75" alt="IMG_256" type="#_x0000_t75" style="position:absolute;left:21031;top:38313;height:570;width:975;" filled="f" o:preferrelative="t" stroked="f" coordsize="21600,21600" o:gfxdata="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">
-                          <v:fill on="f" focussize="0,0"/>
-                          <v:stroke on="f"/>
-                          <v:imagedata r:id="rId6" chromakey="#FFFFFF" o:title=""/>
-                          <o:lock v:ext="edit" aspectratio="t"/>
-                        </v:shape>
-                        <v:shape id="_x0000_s1026" o:spid="_x0000_s1026" o:spt="75" alt="c9514d16fd70679bf0495aeebb03c72d_compress" type="#_x0000_t75" style="position:absolute;left:17956;top:38485;height:475;width:1550;" filled="f" o:preferrelative="t" stroked="f" coordsize="21600,21600" o:gfxdata="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">
-                          <v:fill on="f" focussize="0,0"/>
-                          <v:stroke on="f"/>
-                          <v:imagedata r:id="rId7" cropleft="13765f" croptop="37299f" cropright="17810f" cropbottom="17292f" o:title=""/>
-                          <o:lock v:ext="edit" aspectratio="t"/>
-                        </v:shape>
-                      </v:group>
-                      <v:shape id="图片 25" o:spid="_x0000_s1026" o:spt="75" type="#_x0000_t75" style="position:absolute;left:20535;top:37747;height:2273;width:2273;" filled="f" o:preferrelative="t" stroked="f" coordsize="21600,21600" o:gfxdata="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">
-                        <v:fill on="f" focussize="0,0"/>
-                        <v:stroke on="f"/>
-                        <v:imagedata r:id="rId8" o:title=""/>
-                        <o:lock v:ext="edit" aspectratio="t"/>
-                      </v:shape>
-                    </v:group>
-                  </w:pict>
-                </mc:Fallback>
-              </mc:AlternateContent>
-            </w:r>
-          </w:p>
-        </w:tc>
-        <w:tc>
-          <w:tcPr>
-            <w:tcW w:w="1166" w:type="dxa"/>
-            <w:vAlign w:val="center"/>
-          </w:tcPr>
-          <w:p>
-            <w:pPr>
-              <w:pStyle w:val="22"/>
-              <w:spacing w:before="13"/>
-              <w:jc w:val="both"/>
-              <w:rPr>
-                <w:rFonts w:ascii="Times New Roman" w:hAnsi="Times New Roman" w:cs="Times New Roman"/>
-                <w:b/>
-                <w:sz w:val="24"/>
-                <w:szCs w:val="24"/>
-              </w:rPr>
-            </w:pPr>
-            <w:r>
-              <w:rPr>
-                <w:rFonts w:ascii="Times New Roman" w:hAnsi="Times New Roman" w:cs="Times New Roman"/>
-                <w:b/>
-                <w:sz w:val="24"/>
-                <w:szCs w:val="24"/>
-              </w:rPr>
-              <w:t>复核人</w:t>
-            </w:r>
-            <w:r>
-              <w:rPr>
-                <w:rFonts w:ascii="Times New Roman" w:hAnsi="Times New Roman" w:cs="Times New Roman"/>
-                <w:b/>
-                <w:sz w:val="24"/>
-                <w:szCs w:val="24"/>
-                <w:lang w:eastAsia="zh-CN"/>
-              </w:rPr>
-              <w:t>：</w:t>
-            </w:r>
-          </w:p>
-        </w:tc>
-        <w:tc>
-          <w:tcPr>
-            <w:tcW w:w="2294" w:type="dxa"/>
-            <w:vAlign w:val="center"/>
-          </w:tcPr>
-          <w:p>
-            <w:pPr>
-              <w:pStyle w:val="22"/>
-              <w:spacing w:before="13"/>
-              <w:ind w:right="15"/>
-              <w:jc w:val="both"/>
-              <w:rPr>
-                <w:rFonts w:ascii="Times New Roman" w:hAnsi="Times New Roman" w:cs="Times New Roman"/>
-                <w:b/>
-                <w:sz w:val="24"/>
-                <w:szCs w:val="24"/>
-              </w:rPr>
-            </w:pPr>
-          </w:p>
-        </w:tc>
-      </w:tr>
-      <w:tr>
-        <w:tblPrEx>
-          <w:tblCellMar>
-            <w:top w:w="0" w:type="dxa"/>
-            <w:left w:w="0" w:type="dxa"/>
-            <w:bottom w:w="0" w:type="dxa"/>
-            <w:right w:w="0" w:type="dxa"/>
-          </w:tblCellMar>
-        </w:tblPrEx>
-        <w:trPr>
-          <w:trHeight w:val="457" w:hRule="exact"/>
-          <w:jc w:val="right"/>
-        </w:trPr>
-        <w:tc>
-          <w:tcPr>
-            <w:tcW w:w="1272" w:type="dxa"/>
-            <w:vAlign w:val="center"/>
-          </w:tcPr>
-          <w:p>
-            <w:pPr>
-              <w:pStyle w:val="22"/>
-              <w:spacing w:line="341" w:lineRule="exact"/>
-              <w:ind w:left="13" w:right="165"/>
-              <w:jc w:val="both"/>
-              <w:rPr>
-                <w:rFonts w:ascii="Times New Roman" w:hAnsi="Times New Roman" w:cs="Times New Roman"/>
-                <w:b/>
-                <w:sz w:val="24"/>
-                <w:szCs w:val="24"/>
-              </w:rPr>
-            </w:pPr>
-            <w:r>
-              <w:rPr>
-                <w:rFonts w:ascii="Times New Roman" w:hAnsi="Times New Roman" w:cs="Times New Roman"/>
-                <w:b/>
-                <w:sz w:val="24"/>
-                <w:szCs w:val="24"/>
-              </w:rPr>
-              <w:t>日</w:t>
-            </w:r>
-            <w:r>
-              <w:rPr>
-                <w:rFonts w:ascii="Times New Roman" w:hAnsi="Times New Roman" w:cs="Times New Roman"/>
-                <w:b/>
-                <w:sz w:val="24"/>
-                <w:szCs w:val="24"/>
-                <w:lang w:eastAsia="zh-CN"/>
-              </w:rPr>
-              <w:t xml:space="preserve">  </w:t>
-            </w:r>
-            <w:r>
-              <w:rPr>
-                <w:rFonts w:ascii="Times New Roman" w:hAnsi="Times New Roman" w:cs="Times New Roman"/>
-                <w:b/>
-                <w:sz w:val="24"/>
-                <w:szCs w:val="24"/>
-              </w:rPr>
-              <w:t>期：</w:t>
-            </w:r>
-          </w:p>
-        </w:tc>
-        <w:tc>
-          <w:tcPr>
-            <w:tcW w:w="2040" w:type="dxa"/>
-            <w:vAlign w:val="center"/>
-          </w:tcPr>
-          <w:p>
-            <w:pPr>
-              <w:pStyle w:val="22"/>
-              <w:spacing w:line="363" w:lineRule="exact"/>
-              <w:jc w:val="both"/>
-              <w:rPr>
-                <w:rFonts w:ascii="Times New Roman" w:hAnsi="Times New Roman" w:cs="Times New Roman"/>
-                <w:sz w:val="24"/>
-                <w:szCs w:val="24"/>
-              </w:rPr>
-            </w:pPr>
-            <w:r>
-              <w:rPr>
-                <w:rFonts w:ascii="Times New Roman" w:hAnsi="Times New Roman" w:cs="Times New Roman"/>
-                <w:kern w:val="2"/>
-                <w:sz w:val="24"/>
-                <w:szCs w:val="24"/>
-                <w:lang w:eastAsia="zh-CN"/>
-              </w:rPr>
-              <w:t>{{ reportdate }}</w:t>
-            </w:r>
-          </w:p>
-        </w:tc>
-        <w:tc>
-          <w:tcPr>
-            <w:tcW w:w="1166" w:type="dxa"/>
-            <w:vAlign w:val="center"/>
-          </w:tcPr>
-          <w:p>
-            <w:pPr>
-              <w:pStyle w:val="22"/>
-              <w:spacing w:line="341" w:lineRule="exact"/>
-              <w:jc w:val="both"/>
-              <w:rPr>
-                <w:rFonts w:ascii="Times New Roman" w:hAnsi="Times New Roman" w:cs="Times New Roman"/>
-                <w:b/>
-                <w:sz w:val="24"/>
-                <w:szCs w:val="24"/>
-              </w:rPr>
-            </w:pPr>
-            <w:r>
-              <w:rPr>
-                <w:rFonts w:ascii="Times New Roman" w:hAnsi="Times New Roman" w:cs="Times New Roman"/>
-                <w:b/>
-                <w:sz w:val="24"/>
-                <w:szCs w:val="24"/>
-              </w:rPr>
-              <w:t>日</w:t>
-            </w:r>
-            <w:r>
-              <w:rPr>
-                <w:rFonts w:ascii="Times New Roman" w:hAnsi="Times New Roman" w:cs="Times New Roman"/>
-                <w:b/>
-                <w:sz w:val="24"/>
-                <w:szCs w:val="24"/>
-                <w:lang w:eastAsia="zh-CN"/>
-              </w:rPr>
-              <w:t xml:space="preserve">  </w:t>
-            </w:r>
-            <w:r>
-              <w:rPr>
-                <w:rFonts w:ascii="Times New Roman" w:hAnsi="Times New Roman" w:cs="Times New Roman"/>
-                <w:b/>
-                <w:sz w:val="24"/>
-                <w:szCs w:val="24"/>
-              </w:rPr>
-              <w:t>期：</w:t>
-            </w:r>
-          </w:p>
-        </w:tc>
-        <w:tc>
-          <w:tcPr>
-            <w:tcW w:w="2294" w:type="dxa"/>
-            <w:vAlign w:val="center"/>
-          </w:tcPr>
-          <w:p>
-            <w:pPr>
-              <w:pStyle w:val="22"/>
-              <w:spacing w:line="363" w:lineRule="exact"/>
-              <w:ind w:right="15"/>
-              <w:jc w:val="both"/>
-              <w:rPr>
-                <w:rFonts w:ascii="Times New Roman" w:hAnsi="Times New Roman" w:cs="Times New Roman"/>
-                <w:sz w:val="24"/>
-                <w:szCs w:val="24"/>
-              </w:rPr>
-            </w:pPr>
-            <w:r>
-              <w:rPr>
-                <w:rFonts w:ascii="Times New Roman" w:hAnsi="Times New Roman" w:cs="Times New Roman"/>
-                <w:kern w:val="2"/>
-                <w:sz w:val="24"/>
-                <w:szCs w:val="24"/>
-                <w:lang w:eastAsia="zh-CN"/>
-              </w:rPr>
-              <w:t>{{ reportdate }}</w:t>
-            </w:r>
-          </w:p>
-        </w:tc>
-      </w:tr>
-    </w:tbl>
-    <w:p>
-      <w:pPr>
-        <w:rPr>
-          <w:rFonts w:ascii="Times New Roman" w:hAnsi="Times New Roman" w:eastAsia="微软雅黑" w:cs="Times New Roman"/>
-          <w:sz w:val="24"/>
-          <w:szCs w:val="24"/>
-          <w:lang w:eastAsia="zh-CN"/>
-        </w:rPr>
-      </w:pPr>
-      <w:r>
-        <w:rPr>
-          <w:rFonts w:hint="eastAsia" w:ascii="Times New Roman" w:hAnsi="Times New Roman" w:eastAsia="微软雅黑" w:cs="Times New Roman"/>
-          <w:sz w:val="24"/>
-          <w:szCs w:val="24"/>
-          <w:lang w:eastAsia="zh-CN"/>
-        </w:rPr>
-        <w:t xml:space="preserve">{% endif %}{% if testedby == </w:t>
-      </w:r>
-      <w:r>
-        <w:rPr>
-          <w:rFonts w:ascii="Times New Roman" w:hAnsi="Times New Roman" w:eastAsia="微软雅黑" w:cs="Times New Roman"/>
-          <w:sz w:val="24"/>
-          <w:szCs w:val="24"/>
-          <w:lang w:eastAsia="zh-CN"/>
-        </w:rPr>
-        <w:t>“</w:t>
-      </w:r>
-      <w:r>
-        <w:rPr>
-          <w:rFonts w:hint="eastAsia" w:ascii="Times New Roman" w:hAnsi="Times New Roman" w:eastAsia="微软雅黑" w:cs="Times New Roman"/>
-          <w:sz w:val="24"/>
-          <w:szCs w:val="24"/>
-          <w:lang w:eastAsia="zh-CN"/>
-        </w:rPr>
-        <w:t>2</w:t>
-      </w:r>
-      <w:r>
-        <w:rPr>
-          <w:rFonts w:ascii="Times New Roman" w:hAnsi="Times New Roman" w:eastAsia="微软雅黑" w:cs="Times New Roman"/>
-          <w:sz w:val="24"/>
-          <w:szCs w:val="24"/>
-          <w:lang w:eastAsia="zh-CN"/>
-        </w:rPr>
-        <w:t>”</w:t>
-      </w:r>
-      <w:r>
-        <w:rPr>
-          <w:rFonts w:hint="eastAsia" w:ascii="Times New Roman" w:hAnsi="Times New Roman" w:eastAsia="微软雅黑" w:cs="Times New Roman"/>
-          <w:sz w:val="24"/>
-          <w:szCs w:val="24"/>
-          <w:lang w:eastAsia="zh-CN"/>
-        </w:rPr>
-        <w:t xml:space="preserve"> %}</w:t>
-      </w:r>
-    </w:p>
-    <w:p>
-      <w:pPr>
-        <w:rPr>
-          <w:rFonts w:hint="default"/>
-          <w:sz w:val="24"/>
-          <w:lang w:val="en-US" w:eastAsia="zh-CN"/>
-        </w:rPr>
-      </w:pPr>
-    </w:p>
-    <w:p>
-      <w:pPr>
-        <w:rPr>
-          <w:sz w:val="24"/>
           <w:lang w:eastAsia="zh-CN"/>
         </w:rPr>
       </w:pPr>
@@ -3279,24 +2695,21 @@
               </w:rPr>
             </w:pPr>
             <w:r>
-              <w:rPr>
-                <w:sz w:val="22"/>
-              </w:rPr>
               <mc:AlternateContent>
                 <mc:Choice Requires="wpg">
                   <w:drawing>
-                    <wp:anchor distT="0" distB="0" distL="114300" distR="114300" simplePos="0" relativeHeight="251662336" behindDoc="0" locked="0" layoutInCell="1" allowOverlap="1">
+                    <wp:anchor distT="0" distB="0" distL="114300" distR="114300" simplePos="0" relativeHeight="251659264" behindDoc="0" locked="0" layoutInCell="1" allowOverlap="1">
                       <wp:simplePos x="0" y="0"/>
                       <wp:positionH relativeFrom="column">
-                        <wp:posOffset>0</wp:posOffset>
+                        <wp:posOffset>31115</wp:posOffset>
                       </wp:positionH>
                       <wp:positionV relativeFrom="paragraph">
-                        <wp:posOffset>-490855</wp:posOffset>
+                        <wp:posOffset>-547370</wp:posOffset>
                       </wp:positionV>
-                      <wp:extent cx="3135630" cy="1442720"/>
-                      <wp:effectExtent l="0" t="0" r="3810" b="5080"/>
+                      <wp:extent cx="3160395" cy="1441450"/>
+                      <wp:effectExtent l="0" t="0" r="9525" b="6350"/>
                       <wp:wrapNone/>
-                      <wp:docPr id="36" name="组合 36"/>
+                      <wp:docPr id="101" name="组合 101"/>
                       <wp:cNvGraphicFramePr/>
                       <a:graphic xmlns:a="http://schemas.openxmlformats.org/drawingml/2006/main">
                         <a:graphicData uri="http://schemas.microsoft.com/office/word/2010/wordprocessingGroup">
@@ -3305,40 +2718,54 @@
                             <wpg:grpSpPr>
                               <a:xfrm>
                                 <a:off x="0" y="0"/>
-                                <a:ext cx="3135630" cy="1442720"/>
-                                <a:chOff x="17956" y="39496"/>
-                                <a:chExt cx="4938" cy="2272"/>
+                                <a:ext cx="3160395" cy="1441450"/>
+                                <a:chOff x="10964" y="3809"/>
+                                <a:chExt cx="4977" cy="2270"/>
                               </a:xfrm>
                             </wpg:grpSpPr>
                             <wpg:grpSp>
-                              <wpg:cNvPr id="37" name="组合 30"/>
+                              <wpg:cNvPr id="102" name="组合 6"/>
                               <wpg:cNvGrpSpPr/>
                               <wpg:grpSpPr>
                                 <a:xfrm>
-                                  <a:off x="17956" y="40098"/>
-                                  <a:ext cx="4213" cy="570"/>
-                                  <a:chOff x="17956" y="40098"/>
-                                  <a:chExt cx="4213" cy="570"/>
+                                  <a:off x="10964" y="4438"/>
+                                  <a:ext cx="4577" cy="734"/>
+                                  <a:chOff x="10964" y="4438"/>
+                                  <a:chExt cx="4577" cy="734"/>
                                 </a:xfrm>
                               </wpg:grpSpPr>
                               <pic:pic xmlns:pic="http://schemas.openxmlformats.org/drawingml/2006/picture">
                                 <pic:nvPicPr>
-                                  <pic:cNvPr id="1" name="图片 1" descr="24f613a0-66be-430b-9e80-270d3393fac5"/>
+                                  <pic:cNvPr id="30" name="图片 30" descr="微信图片_20220215110121"/>
                                   <pic:cNvPicPr>
                                     <a:picLocks noChangeAspect="1"/>
                                   </pic:cNvPicPr>
                                 </pic:nvPicPr>
                                 <pic:blipFill>
-                                  <a:blip r:embed="rId9"/>
-                                  <a:srcRect l="43292" t="26660" r="21693" b="24394"/>
+                                  <a:blip r:embed="rId6">
+                                    <a:clrChange>
+                                      <a:clrFrom>
+                                        <a:srgbClr val="A09D98">
+                                          <a:alpha val="100000"/>
+                                        </a:srgbClr>
+                                      </a:clrFrom>
+                                      <a:clrTo>
+                                        <a:srgbClr val="A09D98">
+                                          <a:alpha val="100000"/>
+                                          <a:alpha val="0"/>
+                                        </a:srgbClr>
+                                      </a:clrTo>
+                                    </a:clrChange>
+                                    <a:biLevel thresh="50000"/>
+                                  </a:blip>
                                   <a:stretch>
                                     <a:fillRect/>
                                   </a:stretch>
                                 </pic:blipFill>
                                 <pic:spPr>
-                                  <a:xfrm rot="16200000">
-                                    <a:off x="18366" y="39740"/>
-                                    <a:ext cx="506" cy="1327"/>
+                                  <a:xfrm>
+                                    <a:off x="10964" y="4458"/>
+                                    <a:ext cx="1234" cy="715"/>
                                   </a:xfrm>
                                   <a:prstGeom prst="rect">
                                     <a:avLst/>
@@ -3347,41 +2774,39 @@
                               </pic:pic>
                               <pic:pic xmlns:pic="http://schemas.openxmlformats.org/drawingml/2006/picture">
                                 <pic:nvPicPr>
-                                  <pic:cNvPr id="29" name="图片 29" descr="IMG_256"/>
+                                  <pic:cNvPr id="21" name="图片 34" descr="晓敏"/>
                                   <pic:cNvPicPr>
                                     <a:picLocks noChangeAspect="1"/>
                                   </pic:cNvPicPr>
                                 </pic:nvPicPr>
                                 <pic:blipFill>
-                                  <a:blip r:embed="rId6">
+                                  <a:blip r:embed="rId7">
                                     <a:clrChange>
                                       <a:clrFrom>
-                                        <a:srgbClr val="FFFFFF">
-                                          <a:alpha val="100000"/>
-                                        </a:srgbClr>
+                                        <a:srgbClr val="949FA1"/>
                                       </a:clrFrom>
                                       <a:clrTo>
-                                        <a:srgbClr val="FFFFFF">
-                                          <a:alpha val="100000"/>
+                                        <a:srgbClr val="949FA1">
                                           <a:alpha val="0"/>
                                         </a:srgbClr>
                                       </a:clrTo>
                                     </a:clrChange>
                                   </a:blip>
+                                  <a:srcRect l="34062" t="26445" r="34097" b="9325"/>
                                   <a:stretch>
                                     <a:fillRect/>
                                   </a:stretch>
                                 </pic:blipFill>
                                 <pic:spPr>
-                                  <a:xfrm>
-                                    <a:off x="21195" y="40098"/>
-                                    <a:ext cx="975" cy="570"/>
+                                  <a:xfrm rot="16200000">
+                                    <a:off x="14524" y="3981"/>
+                                    <a:ext cx="560" cy="1475"/>
                                   </a:xfrm>
                                   <a:prstGeom prst="rect">
                                     <a:avLst/>
                                   </a:prstGeom>
                                   <a:noFill/>
-                                  <a:ln w="9525">
+                                  <a:ln>
                                     <a:noFill/>
                                   </a:ln>
                                 </pic:spPr>
@@ -3389,7 +2814,7 @@
                             </wpg:grpSp>
                             <pic:pic xmlns:pic="http://schemas.openxmlformats.org/drawingml/2006/picture">
                               <pic:nvPicPr>
-                                <pic:cNvPr id="31" name="图片 25"/>
+                                <pic:cNvPr id="18" name="图片 8"/>
                                 <pic:cNvPicPr>
                                   <a:picLocks noChangeAspect="1" noChangeArrowheads="1"/>
                                 </pic:cNvPicPr>
@@ -3409,8 +2834,8 @@
                               </pic:blipFill>
                               <pic:spPr>
                                 <a:xfrm>
-                                  <a:off x="20622" y="39496"/>
-                                  <a:ext cx="2273" cy="2273"/>
+                                  <a:off x="13671" y="3809"/>
+                                  <a:ext cx="2271" cy="2271"/>
                                 </a:xfrm>
                                 <a:prstGeom prst="rect">
                                   <a:avLst/>
@@ -3429,24 +2854,24 @@
                 </mc:Choice>
                 <mc:Fallback>
                   <w:pict>
-                    <v:group id="_x0000_s1026" o:spid="_x0000_s1026" o:spt="203" style="position:absolute;left:0pt;margin-left:0pt;margin-top:-38.65pt;height:113.6pt;width:246.9pt;z-index:251662336;mso-width-relative:page;mso-height-relative:page;" coordorigin="17956,39496" coordsize="4938,2272" o:gfxdata="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">
+                    <v:group id="_x0000_s1026" o:spid="_x0000_s1026" o:spt="203" style="position:absolute;left:0pt;margin-left:2.45pt;margin-top:-43.1pt;height:113.5pt;width:248.85pt;z-index:251659264;mso-width-relative:page;mso-height-relative:page;" coordorigin="10964,3809" coordsize="4977,2270" o:gfxdata="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">
                       <o:lock v:ext="edit" aspectratio="f"/>
-                      <v:group id="组合 30" o:spid="_x0000_s1026" o:spt="203" style="position:absolute;left:17956;top:40098;height:570;width:4213;" coordorigin="17956,40098" coordsize="4213,570" o:gfxdata="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">
+                      <v:group id="组合 6" o:spid="_x0000_s1026" o:spt="203" style="position:absolute;left:10964;top:4438;height:734;width:4577;" coordorigin="10964,4438" coordsize="4577,734" o:gfxdata="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">
                         <o:lock v:ext="edit" aspectratio="f"/>
-                        <v:shape id="_x0000_s1026" o:spid="_x0000_s1026" o:spt="75" alt="24f613a0-66be-430b-9e80-270d3393fac5" type="#_x0000_t75" style="position:absolute;left:18366;top:39740;height:1327;width:506;rotation:-5898240f;" filled="f" o:preferrelative="t" stroked="f" coordsize="21600,21600" o:gfxdata="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">
+                        <v:shape id="_x0000_s1026" o:spid="_x0000_s1026" o:spt="75" alt="微信图片_20220215110121" type="#_x0000_t75" style="position:absolute;left:10964;top:4458;height:715;width:1234;" filled="f" o:preferrelative="t" stroked="f" coordsize="21600,21600" o:gfxdata="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">
                           <v:fill on="f" focussize="0,0"/>
                           <v:stroke on="f"/>
-                          <v:imagedata r:id="rId9" cropleft="28372f" croptop="17472f" cropright="14217f" cropbottom="15987f" o:title=""/>
+                          <v:imagedata r:id="rId6" grayscale="t" bilevel="t" chromakey="#A09D98" o:title=""/>
                           <o:lock v:ext="edit" aspectratio="t"/>
                         </v:shape>
-                        <v:shape id="_x0000_s1026" o:spid="_x0000_s1026" o:spt="75" alt="IMG_256" type="#_x0000_t75" style="position:absolute;left:21195;top:40098;height:570;width:975;" filled="f" o:preferrelative="t" stroked="f" coordsize="21600,21600" o:gfxdata="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">
+                        <v:shape id="图片 34" o:spid="_x0000_s1026" o:spt="75" alt="晓敏" type="#_x0000_t75" style="position:absolute;left:14524;top:3981;height:1475;width:560;rotation:-5898240f;" filled="f" o:preferrelative="t" stroked="f" coordsize="21600,21600" o:gfxdata="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">
                           <v:fill on="f" focussize="0,0"/>
                           <v:stroke on="f"/>
-                          <v:imagedata r:id="rId6" chromakey="#FFFFFF" o:title=""/>
+                          <v:imagedata r:id="rId7" cropleft="22323f" croptop="17331f" cropright="22346f" cropbottom="6111f" chromakey="#949FA1" o:title=""/>
                           <o:lock v:ext="edit" aspectratio="t"/>
                         </v:shape>
                       </v:group>
-                      <v:shape id="图片 25" o:spid="_x0000_s1026" o:spt="75" type="#_x0000_t75" style="position:absolute;left:20622;top:39496;height:2273;width:2273;" filled="f" o:preferrelative="t" stroked="f" coordsize="21600,21600" o:gfxdata="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">
+                      <v:shape id="图片 8" o:spid="_x0000_s1026" o:spt="75" type="#_x0000_t75" style="position:absolute;left:13671;top:3809;height:2271;width:2271;" filled="f" o:preferrelative="t" stroked="f" coordsize="21600,21600" o:gfxdata="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">
                         <v:fill on="f" focussize="0,0"/>
                         <v:stroke on="f"/>
                         <v:imagedata r:id="rId8" o:title=""/>
@@ -3719,7 +3144,7 @@
           <w:szCs w:val="24"/>
           <w:lang w:eastAsia="zh-CN"/>
         </w:rPr>
-        <w:t>3</w:t>
+        <w:t>2</w:t>
       </w:r>
       <w:r>
         <w:rPr>
@@ -3743,9 +3168,7 @@
     <w:p>
       <w:pPr>
         <w:rPr>
-          <w:rFonts w:ascii="Times New Roman" w:hAnsi="Times New Roman" w:eastAsia="微软雅黑" w:cs="Times New Roman"/>
           <w:sz w:val="24"/>
-          <w:szCs w:val="24"/>
           <w:lang w:eastAsia="zh-CN"/>
         </w:rPr>
       </w:pPr>
@@ -3836,188 +3259,6 @@
                 <w:szCs w:val="24"/>
               </w:rPr>
             </w:pPr>
-            <w:r>
-              <w:rPr>
-                <w:sz w:val="24"/>
-              </w:rPr>
-              <mc:AlternateContent>
-                <mc:Choice Requires="wpg">
-                  <w:drawing>
-                    <wp:anchor distT="0" distB="0" distL="114300" distR="114300" simplePos="0" relativeHeight="251663360" behindDoc="0" locked="0" layoutInCell="1" allowOverlap="1">
-                      <wp:simplePos x="0" y="0"/>
-                      <wp:positionH relativeFrom="column">
-                        <wp:posOffset>-59690</wp:posOffset>
-                      </wp:positionH>
-                      <wp:positionV relativeFrom="paragraph">
-                        <wp:posOffset>-527685</wp:posOffset>
-                      </wp:positionV>
-                      <wp:extent cx="3114040" cy="1442720"/>
-                      <wp:effectExtent l="0" t="0" r="10160" b="5080"/>
-                      <wp:wrapNone/>
-                      <wp:docPr id="38" name="组合 38"/>
-                      <wp:cNvGraphicFramePr/>
-                      <a:graphic xmlns:a="http://schemas.openxmlformats.org/drawingml/2006/main">
-                        <a:graphicData uri="http://schemas.microsoft.com/office/word/2010/wordprocessingGroup">
-                          <wpg:wgp>
-                            <wpg:cNvGrpSpPr/>
-                            <wpg:grpSpPr>
-                              <a:xfrm>
-                                <a:off x="0" y="0"/>
-                                <a:ext cx="3114040" cy="1442720"/>
-                                <a:chOff x="17862" y="41199"/>
-                                <a:chExt cx="4904" cy="2272"/>
-                              </a:xfrm>
-                            </wpg:grpSpPr>
-                            <pic:pic xmlns:pic="http://schemas.openxmlformats.org/drawingml/2006/picture">
-                              <pic:nvPicPr>
-                                <pic:cNvPr id="2" name="图片 23"/>
-                                <pic:cNvPicPr>
-                                  <a:picLocks noChangeAspect="1" noChangeArrowheads="1"/>
-                                </pic:cNvPicPr>
-                              </pic:nvPicPr>
-                              <pic:blipFill>
-                                <a:blip r:embed="rId8">
-                                  <a:extLst>
-                                    <a:ext uri="{28A0092B-C50C-407E-A947-70E740481C1C}">
-                                      <a14:useLocalDpi xmlns:a14="http://schemas.microsoft.com/office/drawing/2010/main" val="0"/>
-                                    </a:ext>
-                                  </a:extLst>
-                                </a:blip>
-                                <a:srcRect/>
-                                <a:stretch>
-                                  <a:fillRect/>
-                                </a:stretch>
-                              </pic:blipFill>
-                              <pic:spPr>
-                                <a:xfrm>
-                                  <a:off x="20494" y="41199"/>
-                                  <a:ext cx="2273" cy="2273"/>
-                                </a:xfrm>
-                                <a:prstGeom prst="rect">
-                                  <a:avLst/>
-                                </a:prstGeom>
-                                <a:noFill/>
-                                <a:ln>
-                                  <a:noFill/>
-                                </a:ln>
-                              </pic:spPr>
-                            </pic:pic>
-                            <wpg:grpSp>
-                              <wpg:cNvPr id="39" name="组合 23"/>
-                              <wpg:cNvGrpSpPr/>
-                              <wpg:grpSpPr>
-                                <a:xfrm>
-                                  <a:off x="17862" y="41843"/>
-                                  <a:ext cx="4208" cy="652"/>
-                                  <a:chOff x="17862" y="41843"/>
-                                  <a:chExt cx="4208" cy="652"/>
-                                </a:xfrm>
-                              </wpg:grpSpPr>
-                              <pic:pic xmlns:pic="http://schemas.openxmlformats.org/drawingml/2006/picture">
-                                <pic:nvPicPr>
-                                  <pic:cNvPr id="22" name="图片 59" descr="图片1"/>
-                                  <pic:cNvPicPr>
-                                    <a:picLocks noChangeAspect="1"/>
-                                  </pic:cNvPicPr>
-                                </pic:nvPicPr>
-                                <pic:blipFill>
-                                  <a:blip r:embed="rId10">
-                                    <a:biLevel thresh="50000"/>
-                                  </a:blip>
-                                  <a:srcRect l="7865" t="11797" r="5322" b="19074"/>
-                                  <a:stretch>
-                                    <a:fillRect/>
-                                  </a:stretch>
-                                </pic:blipFill>
-                                <pic:spPr>
-                                  <a:xfrm>
-                                    <a:off x="17862" y="41869"/>
-                                    <a:ext cx="1468" cy="627"/>
-                                  </a:xfrm>
-                                  <a:prstGeom prst="rect">
-                                    <a:avLst/>
-                                  </a:prstGeom>
-                                  <a:noFill/>
-                                </pic:spPr>
-                              </pic:pic>
-                              <pic:pic xmlns:pic="http://schemas.openxmlformats.org/drawingml/2006/picture">
-                                <pic:nvPicPr>
-                                  <pic:cNvPr id="21" name="图片 29" descr="IMG_256"/>
-                                  <pic:cNvPicPr>
-                                    <a:picLocks noChangeAspect="1"/>
-                                  </pic:cNvPicPr>
-                                </pic:nvPicPr>
-                                <pic:blipFill>
-                                  <a:blip r:embed="rId6">
-                                    <a:clrChange>
-                                      <a:clrFrom>
-                                        <a:srgbClr val="FFFFFF">
-                                          <a:alpha val="100000"/>
-                                        </a:srgbClr>
-                                      </a:clrFrom>
-                                      <a:clrTo>
-                                        <a:srgbClr val="FFFFFF">
-                                          <a:alpha val="100000"/>
-                                          <a:alpha val="0"/>
-                                        </a:srgbClr>
-                                      </a:clrTo>
-                                    </a:clrChange>
-                                  </a:blip>
-                                  <a:stretch>
-                                    <a:fillRect/>
-                                  </a:stretch>
-                                </pic:blipFill>
-                                <pic:spPr>
-                                  <a:xfrm>
-                                    <a:off x="21096" y="41843"/>
-                                    <a:ext cx="975" cy="570"/>
-                                  </a:xfrm>
-                                  <a:prstGeom prst="rect">
-                                    <a:avLst/>
-                                  </a:prstGeom>
-                                  <a:noFill/>
-                                  <a:ln w="9525">
-                                    <a:noFill/>
-                                  </a:ln>
-                                </pic:spPr>
-                              </pic:pic>
-                            </wpg:grpSp>
-                          </wpg:wgp>
-                        </a:graphicData>
-                      </a:graphic>
-                    </wp:anchor>
-                  </w:drawing>
-                </mc:Choice>
-                <mc:Fallback>
-                  <w:pict>
-                    <v:group id="_x0000_s1026" o:spid="_x0000_s1026" o:spt="203" style="position:absolute;left:0pt;margin-left:-4.7pt;margin-top:-41.55pt;height:113.6pt;width:245.2pt;z-index:251663360;mso-width-relative:page;mso-height-relative:page;" coordorigin="17862,41199" coordsize="4904,2272" o:gfxdata="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">
-                      <o:lock v:ext="edit" aspectratio="f"/>
-                      <v:shape id="图片 23" o:spid="_x0000_s1026" o:spt="75" type="#_x0000_t75" style="position:absolute;left:20494;top:41199;height:2273;width:2273;" filled="f" o:preferrelative="t" stroked="f" coordsize="21600,21600" o:gfxdata="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">
-                        <v:fill on="f" focussize="0,0"/>
-                        <v:stroke on="f"/>
-                        <v:imagedata r:id="rId8" o:title=""/>
-                        <o:lock v:ext="edit" aspectratio="t"/>
-                      </v:shape>
-                      <v:group id="组合 23" o:spid="_x0000_s1026" o:spt="203" style="position:absolute;left:17862;top:41843;height:652;width:4208;" coordorigin="17862,41843" coordsize="4208,652" o:gfxdata="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">
-                        <o:lock v:ext="edit" aspectratio="f"/>
-                        <v:shape id="图片 59" o:spid="_x0000_s1026" o:spt="75" alt="图片1" type="#_x0000_t75" style="position:absolute;left:17862;top:41869;height:627;width:1468;" filled="f" o:preferrelative="t" stroked="f" coordsize="21600,21600" o:gfxdata="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">
-                          <v:fill on="f" focussize="0,0"/>
-                          <v:stroke on="f"/>
-                          <v:imagedata r:id="rId10" cropleft="5154f" croptop="7731f" cropright="3488f" cropbottom="12500f" grayscale="t" bilevel="t" o:title=""/>
-                          <o:lock v:ext="edit" aspectratio="t"/>
-                        </v:shape>
-                        <v:shape id="图片 29" o:spid="_x0000_s1026" o:spt="75" alt="IMG_256" type="#_x0000_t75" style="position:absolute;left:21096;top:41843;height:570;width:975;" filled="f" o:preferrelative="t" stroked="f" coordsize="21600,21600" o:gfxdata="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">
-                          <v:fill on="f" focussize="0,0"/>
-                          <v:stroke on="f"/>
-                          <v:imagedata r:id="rId6" chromakey="#FFFFFF" o:title=""/>
-                          <o:lock v:ext="edit" aspectratio="t"/>
-                        </v:shape>
-                      </v:group>
-                    </v:group>
-                  </w:pict>
-                </mc:Fallback>
-              </mc:AlternateContent>
-            </w:r>
           </w:p>
         </w:tc>
         <w:tc>
@@ -4280,7 +3521,7 @@
           <w:szCs w:val="24"/>
           <w:lang w:eastAsia="zh-CN"/>
         </w:rPr>
-        <w:t>4</w:t>
+        <w:t>3</w:t>
       </w:r>
       <w:r>
         <w:rPr>
@@ -4314,9 +3555,7 @@
     <w:p>
       <w:pPr>
         <w:rPr>
-          <w:rFonts w:ascii="Times New Roman" w:hAnsi="Times New Roman" w:eastAsia="微软雅黑" w:cs="Times New Roman"/>
           <w:sz w:val="24"/>
-          <w:szCs w:val="24"/>
           <w:lang w:eastAsia="zh-CN"/>
         </w:rPr>
       </w:pPr>
@@ -4400,24 +3639,21 @@
               </w:rPr>
             </w:pPr>
             <w:r>
-              <w:rPr>
-                <w:sz w:val="24"/>
-              </w:rPr>
               <mc:AlternateContent>
                 <mc:Choice Requires="wpg">
                   <w:drawing>
-                    <wp:anchor distT="0" distB="0" distL="114300" distR="114300" simplePos="0" relativeHeight="251664384" behindDoc="0" locked="0" layoutInCell="1" allowOverlap="1">
+                    <wp:anchor distT="0" distB="0" distL="114300" distR="114300" simplePos="0" relativeHeight="251660288" behindDoc="0" locked="0" layoutInCell="1" allowOverlap="1">
                       <wp:simplePos x="0" y="0"/>
                       <wp:positionH relativeFrom="column">
-                        <wp:posOffset>12700</wp:posOffset>
+                        <wp:posOffset>-17780</wp:posOffset>
                       </wp:positionH>
                       <wp:positionV relativeFrom="paragraph">
-                        <wp:posOffset>-514985</wp:posOffset>
+                        <wp:posOffset>-485775</wp:posOffset>
                       </wp:positionV>
-                      <wp:extent cx="3150235" cy="1442720"/>
-                      <wp:effectExtent l="0" t="0" r="4445" b="5080"/>
+                      <wp:extent cx="3196590" cy="1442720"/>
+                      <wp:effectExtent l="0" t="0" r="3810" b="5080"/>
                       <wp:wrapNone/>
-                      <wp:docPr id="3" name="组合 3"/>
+                      <wp:docPr id="105" name="组合 105"/>
                       <wp:cNvGraphicFramePr/>
                       <a:graphic xmlns:a="http://schemas.openxmlformats.org/drawingml/2006/main">
                         <a:graphicData uri="http://schemas.microsoft.com/office/word/2010/wordprocessingGroup">
@@ -4426,14 +3662,91 @@
                             <wpg:grpSpPr>
                               <a:xfrm>
                                 <a:off x="0" y="0"/>
-                                <a:ext cx="3150235" cy="1442720"/>
-                                <a:chOff x="17976" y="42945"/>
-                                <a:chExt cx="4961" cy="2272"/>
+                                <a:ext cx="3196590" cy="1442720"/>
+                                <a:chOff x="19087" y="960"/>
+                                <a:chExt cx="5034" cy="2272"/>
                               </a:xfrm>
                             </wpg:grpSpPr>
+                            <wpg:grpSp>
+                              <wpg:cNvPr id="106" name="组合 15"/>
+                              <wpg:cNvGrpSpPr/>
+                              <wpg:grpSpPr>
+                                <a:xfrm>
+                                  <a:off x="19087" y="1459"/>
+                                  <a:ext cx="4523" cy="714"/>
+                                  <a:chOff x="12357" y="7666"/>
+                                  <a:chExt cx="4523" cy="714"/>
+                                </a:xfrm>
+                              </wpg:grpSpPr>
+                              <pic:pic xmlns:pic="http://schemas.openxmlformats.org/drawingml/2006/picture">
+                                <pic:nvPicPr>
+                                  <pic:cNvPr id="22" name="图片 59" descr="图片1"/>
+                                  <pic:cNvPicPr>
+                                    <a:picLocks noChangeAspect="1"/>
+                                  </pic:cNvPicPr>
+                                </pic:nvPicPr>
+                                <pic:blipFill>
+                                  <a:blip r:embed="rId9">
+                                    <a:biLevel thresh="50000"/>
+                                  </a:blip>
+                                  <a:srcRect l="7865" t="11797" r="5322" b="19074"/>
+                                  <a:stretch>
+                                    <a:fillRect/>
+                                  </a:stretch>
+                                </pic:blipFill>
+                                <pic:spPr>
+                                  <a:xfrm>
+                                    <a:off x="12357" y="7738"/>
+                                    <a:ext cx="1468" cy="627"/>
+                                  </a:xfrm>
+                                  <a:prstGeom prst="rect">
+                                    <a:avLst/>
+                                  </a:prstGeom>
+                                  <a:noFill/>
+                                </pic:spPr>
+                              </pic:pic>
+                              <pic:pic xmlns:pic="http://schemas.openxmlformats.org/drawingml/2006/picture">
+                                <pic:nvPicPr>
+                                  <pic:cNvPr id="19" name="图片 14" descr="微信图片_20220215110121"/>
+                                  <pic:cNvPicPr>
+                                    <a:picLocks noChangeAspect="1"/>
+                                  </pic:cNvPicPr>
+                                </pic:nvPicPr>
+                                <pic:blipFill>
+                                  <a:blip r:embed="rId6">
+                                    <a:clrChange>
+                                      <a:clrFrom>
+                                        <a:srgbClr val="A09D98">
+                                          <a:alpha val="100000"/>
+                                        </a:srgbClr>
+                                      </a:clrFrom>
+                                      <a:clrTo>
+                                        <a:srgbClr val="A09D98">
+                                          <a:alpha val="100000"/>
+                                          <a:alpha val="0"/>
+                                        </a:srgbClr>
+                                      </a:clrTo>
+                                    </a:clrChange>
+                                    <a:biLevel thresh="50000"/>
+                                  </a:blip>
+                                  <a:stretch>
+                                    <a:fillRect/>
+                                  </a:stretch>
+                                </pic:blipFill>
+                                <pic:spPr>
+                                  <a:xfrm>
+                                    <a:off x="15646" y="7666"/>
+                                    <a:ext cx="1234" cy="715"/>
+                                  </a:xfrm>
+                                  <a:prstGeom prst="rect">
+                                    <a:avLst/>
+                                  </a:prstGeom>
+                                </pic:spPr>
+                              </pic:pic>
+                            </wpg:grpSp>
                             <pic:pic xmlns:pic="http://schemas.openxmlformats.org/drawingml/2006/picture">
                               <pic:nvPicPr>
-                                <pic:cNvPr id="9" name="图片 25"/>
+                                <pic:cNvPr id="107" name="图片 23"/>
                                 <pic:cNvPicPr>
                                   <a:picLocks noChangeAspect="1" noChangeArrowheads="1"/>
                                 </pic:cNvPicPr>
@@ -4453,7 +3766,7 @@
                               </pic:blipFill>
                               <pic:spPr>
                                 <a:xfrm>
-                                  <a:off x="20665" y="42945"/>
+                                  <a:off x="21849" y="960"/>
                                   <a:ext cx="2273" cy="2273"/>
                                 </a:xfrm>
                                 <a:prstGeom prst="rect">
@@ -4465,86 +3778,6 @@
                                 </a:ln>
                               </pic:spPr>
                             </pic:pic>
-                            <wpg:grpSp>
-                              <wpg:cNvPr id="41" name="组合 27"/>
-                              <wpg:cNvGrpSpPr/>
-                              <wpg:grpSpPr>
-                                <a:xfrm>
-                                  <a:off x="17976" y="43614"/>
-                                  <a:ext cx="4551" cy="626"/>
-                                  <a:chOff x="17976" y="43614"/>
-                                  <a:chExt cx="4551" cy="626"/>
-                                </a:xfrm>
-                              </wpg:grpSpPr>
-                              <pic:pic xmlns:pic="http://schemas.openxmlformats.org/drawingml/2006/picture">
-                                <pic:nvPicPr>
-                                  <pic:cNvPr id="8" name="图片 29" descr="IMG_256"/>
-                                  <pic:cNvPicPr>
-                                    <a:picLocks noChangeAspect="1"/>
-                                  </pic:cNvPicPr>
-                                </pic:nvPicPr>
-                                <pic:blipFill>
-                                  <a:blip r:embed="rId6">
-                                    <a:clrChange>
-                                      <a:clrFrom>
-                                        <a:srgbClr val="FFFFFF">
-                                          <a:alpha val="100000"/>
-                                        </a:srgbClr>
-                                      </a:clrFrom>
-                                      <a:clrTo>
-                                        <a:srgbClr val="FFFFFF">
-                                          <a:alpha val="100000"/>
-                                          <a:alpha val="0"/>
-                                        </a:srgbClr>
-                                      </a:clrTo>
-                                    </a:clrChange>
-                                  </a:blip>
-                                  <a:stretch>
-                                    <a:fillRect/>
-                                  </a:stretch>
-                                </pic:blipFill>
-                                <pic:spPr>
-                                  <a:xfrm>
-                                    <a:off x="17976" y="43615"/>
-                                    <a:ext cx="975" cy="570"/>
-                                  </a:xfrm>
-                                  <a:prstGeom prst="rect">
-                                    <a:avLst/>
-                                  </a:prstGeom>
-                                  <a:noFill/>
-                                  <a:ln w="9525">
-                                    <a:noFill/>
-                                  </a:ln>
-                                </pic:spPr>
-                              </pic:pic>
-                              <pic:pic xmlns:pic="http://schemas.openxmlformats.org/drawingml/2006/picture">
-                                <pic:nvPicPr>
-                                  <pic:cNvPr id="26" name="图片 59" descr="图片1"/>
-                                  <pic:cNvPicPr>
-                                    <a:picLocks noChangeAspect="1"/>
-                                  </pic:cNvPicPr>
-                                </pic:nvPicPr>
-                                <pic:blipFill>
-                                  <a:blip r:embed="rId10">
-                                    <a:biLevel thresh="50000"/>
-                                  </a:blip>
-                                  <a:srcRect l="7865" t="11797" r="5322" b="19074"/>
-                                  <a:stretch>
-                                    <a:fillRect/>
-                                  </a:stretch>
-                                </pic:blipFill>
-                                <pic:spPr>
-                                  <a:xfrm>
-                                    <a:off x="21059" y="43614"/>
-                                    <a:ext cx="1468" cy="627"/>
-                                  </a:xfrm>
-                                  <a:prstGeom prst="rect">
-                                    <a:avLst/>
-                                  </a:prstGeom>
-                                  <a:noFill/>
-                                </pic:spPr>
-                              </pic:pic>
-                            </wpg:grpSp>
                           </wpg:wgp>
                         </a:graphicData>
                       </a:graphic>
@@ -4553,29 +3786,29 @@
                 </mc:Choice>
                 <mc:Fallback>
                   <w:pict>
-                    <v:group id="_x0000_s1026" o:spid="_x0000_s1026" o:spt="203" style="position:absolute;left:0pt;margin-left:1pt;margin-top:-40.55pt;height:113.6pt;width:248.05pt;z-index:251664384;mso-width-relative:page;mso-height-relative:page;" coordorigin="17976,42945" coordsize="4961,2272" o:gfxdata="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">
+                    <v:group id="_x0000_s1026" o:spid="_x0000_s1026" o:spt="203" style="position:absolute;left:0pt;margin-left:-1.4pt;margin-top:-38.25pt;height:113.6pt;width:251.7pt;z-index:251660288;mso-width-relative:page;mso-height-relative:page;" coordorigin="19087,960" coordsize="5034,2272" o:gfxdata="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">
                       <o:lock v:ext="edit" aspectratio="f"/>
-                      <v:shape id="图片 25" o:spid="_x0000_s1026" o:spt="75" type="#_x0000_t75" style="position:absolute;left:20665;top:42945;height:2273;width:2273;" filled="f" o:preferrelative="t" stroked="f" coordsize="21600,21600" o:gfxdata="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">
+                      <v:group id="组合 15" o:spid="_x0000_s1026" o:spt="203" style="position:absolute;left:19087;top:1459;height:714;width:4523;" coordorigin="12357,7666" coordsize="4523,714" o:gfxdata="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">
+                        <o:lock v:ext="edit" aspectratio="f"/>
+                        <v:shape id="图片 59" o:spid="_x0000_s1026" o:spt="75" alt="图片1" type="#_x0000_t75" style="position:absolute;left:12357;top:7738;height:627;width:1468;" filled="f" o:preferrelative="t" stroked="f" coordsize="21600,21600" o:gfxdata="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">
+                          <v:fill on="f" focussize="0,0"/>
+                          <v:stroke on="f"/>
+                          <v:imagedata r:id="rId9" cropleft="5154f" croptop="7731f" cropright="3488f" cropbottom="12500f" grayscale="t" bilevel="t" o:title=""/>
+                          <o:lock v:ext="edit" aspectratio="t"/>
+                        </v:shape>
+                        <v:shape id="图片 14" o:spid="_x0000_s1026" o:spt="75" alt="微信图片_20220215110121" type="#_x0000_t75" style="position:absolute;left:15646;top:7666;height:715;width:1234;" filled="f" o:preferrelative="t" stroked="f" coordsize="21600,21600" o:gfxdata="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">
+                          <v:fill on="f" focussize="0,0"/>
+                          <v:stroke on="f"/>
+                          <v:imagedata r:id="rId6" grayscale="t" bilevel="t" chromakey="#A09D98" o:title=""/>
+                          <o:lock v:ext="edit" aspectratio="t"/>
+                        </v:shape>
+                      </v:group>
+                      <v:shape id="图片 23" o:spid="_x0000_s1026" o:spt="75" type="#_x0000_t75" style="position:absolute;left:21849;top:960;height:2273;width:2273;" filled="f" o:preferrelative="t" stroked="f" coordsize="21600,21600" o:gfxdata="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">
                         <v:fill on="f" focussize="0,0"/>
                         <v:stroke on="f"/>
                         <v:imagedata r:id="rId8" o:title=""/>
                         <o:lock v:ext="edit" aspectratio="t"/>
                       </v:shape>
-                      <v:group id="组合 27" o:spid="_x0000_s1026" o:spt="203" style="position:absolute;left:17976;top:43614;height:626;width:4551;" coordorigin="17976,43614" coordsize="4551,626" o:gfxdata="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">
-                        <o:lock v:ext="edit" aspectratio="f"/>
-                        <v:shape id="图片 29" o:spid="_x0000_s1026" o:spt="75" alt="IMG_256" type="#_x0000_t75" style="position:absolute;left:17976;top:43615;height:570;width:975;" filled="f" o:preferrelative="t" stroked="f" coordsize="21600,21600" o:gfxdata="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">
-                          <v:fill on="f" focussize="0,0"/>
-                          <v:stroke on="f"/>
-                          <v:imagedata r:id="rId6" chromakey="#FFFFFF" o:title=""/>
-                          <o:lock v:ext="edit" aspectratio="t"/>
-                        </v:shape>
-                        <v:shape id="图片 59" o:spid="_x0000_s1026" o:spt="75" alt="图片1" type="#_x0000_t75" style="position:absolute;left:21059;top:43614;height:627;width:1468;" filled="f" o:preferrelative="t" stroked="f" coordsize="21600,21600" o:gfxdata="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">
-                          <v:fill on="f" focussize="0,0"/>
-                          <v:stroke on="f"/>
-                          <v:imagedata r:id="rId10" cropleft="5154f" croptop="7731f" cropright="3488f" cropbottom="12500f" grayscale="t" bilevel="t" o:title=""/>
-                          <o:lock v:ext="edit" aspectratio="t"/>
-                        </v:shape>
-                      </v:group>
                     </v:group>
                   </w:pict>
                 </mc:Fallback>
@@ -4843,7 +4076,7 @@
           <w:szCs w:val="24"/>
           <w:lang w:eastAsia="zh-CN"/>
         </w:rPr>
-        <w:t>5</w:t>
+        <w:t>4</w:t>
       </w:r>
       <w:r>
         <w:rPr>
@@ -4867,6 +4100,9 @@
     <w:p>
       <w:pPr>
         <w:rPr>
+          <w:rFonts w:ascii="Times New Roman" w:hAnsi="Times New Roman" w:eastAsia="微软雅黑" w:cs="Times New Roman"/>
+          <w:sz w:val="24"/>
+          <w:szCs w:val="24"/>
           <w:lang w:eastAsia="zh-CN"/>
         </w:rPr>
       </w:pPr>
@@ -4874,6 +4110,9 @@
     <w:p>
       <w:pPr>
         <w:rPr>
+          <w:rFonts w:ascii="Times New Roman" w:hAnsi="Times New Roman" w:eastAsia="微软雅黑" w:cs="Times New Roman"/>
+          <w:sz w:val="24"/>
+          <w:szCs w:val="24"/>
           <w:lang w:eastAsia="zh-CN"/>
         </w:rPr>
       </w:pPr>
@@ -4956,6 +4195,196 @@
                 <w:szCs w:val="24"/>
               </w:rPr>
             </w:pPr>
+            <w:r>
+              <mc:AlternateContent>
+                <mc:Choice Requires="wpg">
+                  <w:drawing>
+                    <wp:anchor distT="0" distB="0" distL="114300" distR="114300" simplePos="0" relativeHeight="251661312" behindDoc="0" locked="0" layoutInCell="1" allowOverlap="1">
+                      <wp:simplePos x="0" y="0"/>
+                      <wp:positionH relativeFrom="column">
+                        <wp:posOffset>12700</wp:posOffset>
+                      </wp:positionH>
+                      <wp:positionV relativeFrom="paragraph">
+                        <wp:posOffset>-514985</wp:posOffset>
+                      </wp:positionV>
+                      <wp:extent cx="3143250" cy="1442720"/>
+                      <wp:effectExtent l="0" t="0" r="11430" b="5080"/>
+                      <wp:wrapNone/>
+                      <wp:docPr id="108" name="组合 108"/>
+                      <wp:cNvGraphicFramePr/>
+                      <a:graphic xmlns:a="http://schemas.openxmlformats.org/drawingml/2006/main">
+                        <a:graphicData uri="http://schemas.microsoft.com/office/word/2010/wordprocessingGroup">
+                          <wpg:wgp>
+                            <wpg:cNvGrpSpPr/>
+                            <wpg:grpSpPr>
+                              <a:xfrm>
+                                <a:off x="0" y="0"/>
+                                <a:ext cx="3143250" cy="1442720"/>
+                                <a:chOff x="19315" y="2640"/>
+                                <a:chExt cx="4950" cy="2272"/>
+                              </a:xfrm>
+                            </wpg:grpSpPr>
+                            <wpg:grpSp>
+                              <wpg:cNvPr id="109" name="组合 22"/>
+                              <wpg:cNvGrpSpPr/>
+                              <wpg:grpSpPr>
+                                <a:xfrm>
+                                  <a:off x="19315" y="3174"/>
+                                  <a:ext cx="4415" cy="714"/>
+                                  <a:chOff x="12525" y="9562"/>
+                                  <a:chExt cx="4415" cy="714"/>
+                                </a:xfrm>
+                              </wpg:grpSpPr>
+                              <pic:pic xmlns:pic="http://schemas.openxmlformats.org/drawingml/2006/picture">
+                                <pic:nvPicPr>
+                                  <pic:cNvPr id="110" name="图片 29" descr="IMG_256"/>
+                                  <pic:cNvPicPr>
+                                    <a:picLocks noChangeAspect="1"/>
+                                  </pic:cNvPicPr>
+                                </pic:nvPicPr>
+                                <pic:blipFill>
+                                  <a:blip r:embed="rId10">
+                                    <a:clrChange>
+                                      <a:clrFrom>
+                                        <a:srgbClr val="FFFFFF">
+                                          <a:alpha val="100000"/>
+                                        </a:srgbClr>
+                                      </a:clrFrom>
+                                      <a:clrTo>
+                                        <a:srgbClr val="FFFFFF">
+                                          <a:alpha val="100000"/>
+                                          <a:alpha val="0"/>
+                                        </a:srgbClr>
+                                      </a:clrTo>
+                                    </a:clrChange>
+                                  </a:blip>
+                                  <a:stretch>
+                                    <a:fillRect/>
+                                  </a:stretch>
+                                </pic:blipFill>
+                                <pic:spPr>
+                                  <a:xfrm>
+                                    <a:off x="12525" y="9698"/>
+                                    <a:ext cx="975" cy="570"/>
+                                  </a:xfrm>
+                                  <a:prstGeom prst="rect">
+                                    <a:avLst/>
+                                  </a:prstGeom>
+                                  <a:noFill/>
+                                  <a:ln w="9525">
+                                    <a:noFill/>
+                                  </a:ln>
+                                </pic:spPr>
+                              </pic:pic>
+                              <pic:pic xmlns:pic="http://schemas.openxmlformats.org/drawingml/2006/picture">
+                                <pic:nvPicPr>
+                                  <pic:cNvPr id="29" name="图片 20" descr="微信图片_20220215110121"/>
+                                  <pic:cNvPicPr>
+                                    <a:picLocks noChangeAspect="1"/>
+                                  </pic:cNvPicPr>
+                                </pic:nvPicPr>
+                                <pic:blipFill>
+                                  <a:blip r:embed="rId6">
+                                    <a:clrChange>
+                                      <a:clrFrom>
+                                        <a:srgbClr val="A09D98">
+                                          <a:alpha val="100000"/>
+                                        </a:srgbClr>
+                                      </a:clrFrom>
+                                      <a:clrTo>
+                                        <a:srgbClr val="A09D98">
+                                          <a:alpha val="100000"/>
+                                          <a:alpha val="0"/>
+                                        </a:srgbClr>
+                                      </a:clrTo>
+                                    </a:clrChange>
+                                    <a:biLevel thresh="50000"/>
+                                  </a:blip>
+                                  <a:stretch>
+                                    <a:fillRect/>
+                                  </a:stretch>
+                                </pic:blipFill>
+                                <pic:spPr>
+                                  <a:xfrm>
+                                    <a:off x="15706" y="9562"/>
+                                    <a:ext cx="1234" cy="715"/>
+                                  </a:xfrm>
+                                  <a:prstGeom prst="rect">
+                                    <a:avLst/>
+                                  </a:prstGeom>
+                                </pic:spPr>
+                              </pic:pic>
+                            </wpg:grpSp>
+                            <pic:pic xmlns:pic="http://schemas.openxmlformats.org/drawingml/2006/picture">
+                              <pic:nvPicPr>
+                                <pic:cNvPr id="7" name="图片 25"/>
+                                <pic:cNvPicPr>
+                                  <a:picLocks noChangeAspect="1" noChangeArrowheads="1"/>
+                                </pic:cNvPicPr>
+                              </pic:nvPicPr>
+                              <pic:blipFill>
+                                <a:blip r:embed="rId8">
+                                  <a:extLst>
+                                    <a:ext uri="{28A0092B-C50C-407E-A947-70E740481C1C}">
+                                      <a14:useLocalDpi xmlns:a14="http://schemas.microsoft.com/office/drawing/2010/main" val="0"/>
+                                    </a:ext>
+                                  </a:extLst>
+                                </a:blip>
+                                <a:srcRect/>
+                                <a:stretch>
+                                  <a:fillRect/>
+                                </a:stretch>
+                              </pic:blipFill>
+                              <pic:spPr>
+                                <a:xfrm>
+                                  <a:off x="21993" y="2640"/>
+                                  <a:ext cx="2273" cy="2273"/>
+                                </a:xfrm>
+                                <a:prstGeom prst="rect">
+                                  <a:avLst/>
+                                </a:prstGeom>
+                                <a:noFill/>
+                                <a:ln>
+                                  <a:noFill/>
+                                </a:ln>
+                              </pic:spPr>
+                            </pic:pic>
+                          </wpg:wgp>
+                        </a:graphicData>
+                      </a:graphic>
+                    </wp:anchor>
+                  </w:drawing>
+                </mc:Choice>
+                <mc:Fallback>
+                  <w:pict>
+                    <v:group id="_x0000_s1026" o:spid="_x0000_s1026" o:spt="203" style="position:absolute;left:0pt;margin-left:1pt;margin-top:-40.55pt;height:113.6pt;width:247.5pt;z-index:251661312;mso-width-relative:page;mso-height-relative:page;" coordorigin="19315,2640" coordsize="4950,2272" o:gfxdata="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">
+                      <o:lock v:ext="edit" aspectratio="f"/>
+                      <v:group id="组合 22" o:spid="_x0000_s1026" o:spt="203" style="position:absolute;left:19315;top:3174;height:714;width:4415;" coordorigin="12525,9562" coordsize="4415,714" o:gfxdata="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">
+                        <o:lock v:ext="edit" aspectratio="f"/>
+                        <v:shape id="图片 29" o:spid="_x0000_s1026" o:spt="75" alt="IMG_256" type="#_x0000_t75" style="position:absolute;left:12525;top:9698;height:570;width:975;" filled="f" o:preferrelative="t" stroked="f" coordsize="21600,21600" o:gfxdata="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">
+                          <v:fill on="f" focussize="0,0"/>
+                          <v:stroke on="f"/>
+                          <v:imagedata r:id="rId10" chromakey="#FFFFFF" o:title=""/>
+                          <o:lock v:ext="edit" aspectratio="t"/>
+                        </v:shape>
+                        <v:shape id="图片 20" o:spid="_x0000_s1026" o:spt="75" alt="微信图片_20220215110121" type="#_x0000_t75" style="position:absolute;left:15706;top:9562;height:715;width:1234;" filled="f" o:preferrelative="t" stroked="f" coordsize="21600,21600" o:gfxdata="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">
+                          <v:fill on="f" focussize="0,0"/>
+                          <v:stroke on="f"/>
+                          <v:imagedata r:id="rId6" grayscale="t" bilevel="t" chromakey="#A09D98" o:title=""/>
+                          <o:lock v:ext="edit" aspectratio="t"/>
+                        </v:shape>
+                      </v:group>
+                      <v:shape id="图片 25" o:spid="_x0000_s1026" o:spt="75" type="#_x0000_t75" style="position:absolute;left:21993;top:2640;height:2273;width:2273;" filled="f" o:preferrelative="t" stroked="f" coordsize="21600,21600" o:gfxdata="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">
+                        <v:fill on="f" focussize="0,0"/>
+                        <v:stroke on="f"/>
+                        <v:imagedata r:id="rId8" o:title=""/>
+                        <o:lock v:ext="edit" aspectratio="t"/>
+                      </v:shape>
+                    </v:group>
+                  </w:pict>
+                </mc:Fallback>
+              </mc:AlternateContent>
+            </w:r>
           </w:p>
         </w:tc>
         <w:tc>
@@ -5218,7 +4647,7 @@
           <w:szCs w:val="24"/>
           <w:lang w:eastAsia="zh-CN"/>
         </w:rPr>
-        <w:t>6</w:t>
+        <w:t>5</w:t>
       </w:r>
       <w:r>
         <w:rPr>
@@ -5242,9 +4671,6 @@
     <w:p>
       <w:pPr>
         <w:rPr>
-          <w:rFonts w:ascii="Times New Roman" w:hAnsi="Times New Roman" w:eastAsia="微软雅黑" w:cs="Times New Roman"/>
-          <w:sz w:val="24"/>
-          <w:szCs w:val="24"/>
           <w:lang w:eastAsia="zh-CN"/>
         </w:rPr>
       </w:pPr>
@@ -5252,9 +4678,6 @@
     <w:p>
       <w:pPr>
         <w:rPr>
-          <w:rFonts w:ascii="Times New Roman" w:hAnsi="Times New Roman" w:eastAsia="微软雅黑" w:cs="Times New Roman"/>
-          <w:sz w:val="24"/>
-          <w:szCs w:val="24"/>
           <w:lang w:eastAsia="zh-CN"/>
         </w:rPr>
       </w:pPr>
@@ -5568,6 +4991,578 @@
     <w:p>
       <w:pPr>
         <w:rPr>
+          <w:rFonts w:ascii="Times New Roman" w:hAnsi="Times New Roman" w:eastAsia="微软雅黑" w:cs="Times New Roman"/>
+          <w:sz w:val="24"/>
+          <w:szCs w:val="24"/>
+          <w:lang w:eastAsia="zh-CN"/>
+        </w:rPr>
+      </w:pPr>
+      <w:r>
+        <w:rPr>
+          <w:rFonts w:hint="eastAsia" w:ascii="Times New Roman" w:hAnsi="Times New Roman" w:eastAsia="微软雅黑" w:cs="Times New Roman"/>
+          <w:sz w:val="24"/>
+          <w:szCs w:val="24"/>
+          <w:lang w:eastAsia="zh-CN"/>
+        </w:rPr>
+        <w:t xml:space="preserve">{% endif %}{% if testedby == </w:t>
+      </w:r>
+      <w:r>
+        <w:rPr>
+          <w:rFonts w:ascii="Times New Roman" w:hAnsi="Times New Roman" w:eastAsia="微软雅黑" w:cs="Times New Roman"/>
+          <w:sz w:val="24"/>
+          <w:szCs w:val="24"/>
+          <w:lang w:eastAsia="zh-CN"/>
+        </w:rPr>
+        <w:t>“</w:t>
+      </w:r>
+      <w:r>
+        <w:rPr>
+          <w:rFonts w:hint="eastAsia" w:ascii="Times New Roman" w:hAnsi="Times New Roman" w:eastAsia="微软雅黑" w:cs="Times New Roman"/>
+          <w:sz w:val="24"/>
+          <w:szCs w:val="24"/>
+          <w:lang w:eastAsia="zh-CN"/>
+        </w:rPr>
+        <w:t>6</w:t>
+      </w:r>
+      <w:r>
+        <w:rPr>
+          <w:rFonts w:ascii="Times New Roman" w:hAnsi="Times New Roman" w:eastAsia="微软雅黑" w:cs="Times New Roman"/>
+          <w:sz w:val="24"/>
+          <w:szCs w:val="24"/>
+          <w:lang w:eastAsia="zh-CN"/>
+        </w:rPr>
+        <w:t>”</w:t>
+      </w:r>
+      <w:r>
+        <w:rPr>
+          <w:rFonts w:hint="eastAsia" w:ascii="Times New Roman" w:hAnsi="Times New Roman" w:eastAsia="微软雅黑" w:cs="Times New Roman"/>
+          <w:sz w:val="24"/>
+          <w:szCs w:val="24"/>
+          <w:lang w:eastAsia="zh-CN"/>
+        </w:rPr>
+        <w:t xml:space="preserve"> %}</w:t>
+      </w:r>
+    </w:p>
+    <w:p>
+      <w:pPr>
+        <w:rPr>
+          <w:rFonts w:ascii="Times New Roman" w:hAnsi="Times New Roman" w:eastAsia="微软雅黑" w:cs="Times New Roman"/>
+          <w:sz w:val="24"/>
+          <w:szCs w:val="24"/>
+          <w:lang w:eastAsia="zh-CN"/>
+        </w:rPr>
+      </w:pPr>
+    </w:p>
+    <w:p>
+      <w:pPr>
+        <w:rPr>
+          <w:rFonts w:ascii="Times New Roman" w:hAnsi="Times New Roman" w:eastAsia="微软雅黑" w:cs="Times New Roman"/>
+          <w:sz w:val="24"/>
+          <w:szCs w:val="24"/>
+          <w:lang w:eastAsia="zh-CN"/>
+        </w:rPr>
+      </w:pPr>
+    </w:p>
+    <w:tbl>
+      <w:tblPr>
+        <w:tblStyle w:val="33"/>
+        <w:tblW w:w="6772" w:type="dxa"/>
+        <w:jc w:val="right"/>
+        <w:tblLayout w:type="fixed"/>
+        <w:tblCellMar>
+          <w:top w:w="0" w:type="dxa"/>
+          <w:left w:w="0" w:type="dxa"/>
+          <w:bottom w:w="0" w:type="dxa"/>
+          <w:right w:w="0" w:type="dxa"/>
+        </w:tblCellMar>
+      </w:tblPr>
+      <w:tblGrid>
+        <w:gridCol w:w="1272"/>
+        <w:gridCol w:w="2040"/>
+        <w:gridCol w:w="1166"/>
+        <w:gridCol w:w="2294"/>
+      </w:tblGrid>
+      <w:tr>
+        <w:tblPrEx>
+          <w:tblCellMar>
+            <w:top w:w="0" w:type="dxa"/>
+            <w:left w:w="0" w:type="dxa"/>
+            <w:bottom w:w="0" w:type="dxa"/>
+            <w:right w:w="0" w:type="dxa"/>
+          </w:tblCellMar>
+        </w:tblPrEx>
+        <w:trPr>
+          <w:trHeight w:val="441" w:hRule="exact"/>
+          <w:jc w:val="right"/>
+        </w:trPr>
+        <w:tc>
+          <w:tcPr>
+            <w:tcW w:w="1272" w:type="dxa"/>
+            <w:vAlign w:val="center"/>
+          </w:tcPr>
+          <w:p>
+            <w:pPr>
+              <w:pStyle w:val="22"/>
+              <w:spacing w:before="13"/>
+              <w:ind w:left="13" w:right="95"/>
+              <w:jc w:val="both"/>
+              <w:rPr>
+                <w:rFonts w:ascii="Times New Roman" w:hAnsi="Times New Roman" w:cs="Times New Roman"/>
+                <w:b/>
+                <w:sz w:val="24"/>
+                <w:szCs w:val="24"/>
+              </w:rPr>
+            </w:pPr>
+            <w:r>
+              <w:rPr>
+                <w:rFonts w:ascii="Times New Roman" w:hAnsi="Times New Roman" w:cs="Times New Roman"/>
+                <w:b/>
+                <w:sz w:val="24"/>
+                <w:szCs w:val="24"/>
+              </w:rPr>
+              <w:t>检测人：</w:t>
+            </w:r>
+          </w:p>
+        </w:tc>
+        <w:tc>
+          <w:tcPr>
+            <w:tcW w:w="2040" w:type="dxa"/>
+            <w:vAlign w:val="center"/>
+          </w:tcPr>
+          <w:p>
+            <w:pPr>
+              <w:pStyle w:val="22"/>
+              <w:spacing w:before="13"/>
+              <w:jc w:val="both"/>
+              <w:rPr>
+                <w:rFonts w:ascii="Times New Roman" w:hAnsi="Times New Roman" w:cs="Times New Roman"/>
+                <w:b/>
+                <w:sz w:val="24"/>
+                <w:szCs w:val="24"/>
+              </w:rPr>
+            </w:pPr>
+            <w:r>
+              <mc:AlternateContent>
+                <mc:Choice Requires="wpg">
+                  <w:drawing>
+                    <wp:anchor distT="0" distB="0" distL="114300" distR="114300" simplePos="0" relativeHeight="251662336" behindDoc="0" locked="0" layoutInCell="1" allowOverlap="1">
+                      <wp:simplePos x="0" y="0"/>
+                      <wp:positionH relativeFrom="column">
+                        <wp:posOffset>111760</wp:posOffset>
+                      </wp:positionH>
+                      <wp:positionV relativeFrom="paragraph">
+                        <wp:posOffset>-577215</wp:posOffset>
+                      </wp:positionV>
+                      <wp:extent cx="3059430" cy="1442720"/>
+                      <wp:effectExtent l="0" t="0" r="3810" b="5080"/>
+                      <wp:wrapNone/>
+                      <wp:docPr id="114" name="组合 114"/>
+                      <wp:cNvGraphicFramePr/>
+                      <a:graphic xmlns:a="http://schemas.openxmlformats.org/drawingml/2006/main">
+                        <a:graphicData uri="http://schemas.microsoft.com/office/word/2010/wordprocessingGroup">
+                          <wpg:wgp>
+                            <wpg:cNvGrpSpPr/>
+                            <wpg:grpSpPr>
+                              <a:xfrm>
+                                <a:off x="0" y="0"/>
+                                <a:ext cx="3059430" cy="1442720"/>
+                                <a:chOff x="19399" y="6180"/>
+                                <a:chExt cx="4818" cy="2272"/>
+                              </a:xfrm>
+                            </wpg:grpSpPr>
+                            <wpg:grpSp>
+                              <wpg:cNvPr id="115" name="组合 34"/>
+                              <wpg:cNvGrpSpPr/>
+                              <wpg:grpSpPr>
+                                <a:xfrm>
+                                  <a:off x="19399" y="6701"/>
+                                  <a:ext cx="4343" cy="988"/>
+                                  <a:chOff x="12609" y="13215"/>
+                                  <a:chExt cx="4343" cy="988"/>
+                                </a:xfrm>
+                              </wpg:grpSpPr>
+                              <pic:pic xmlns:pic="http://schemas.openxmlformats.org/drawingml/2006/picture">
+                                <pic:nvPicPr>
+                                  <pic:cNvPr id="50" name="图片 1" descr="IMG_256"/>
+                                  <pic:cNvPicPr>
+                                    <a:picLocks noChangeAspect="1"/>
+                                  </pic:cNvPicPr>
+                                </pic:nvPicPr>
+                                <pic:blipFill>
+                                  <a:blip r:embed="rId11">
+                                    <a:clrChange>
+                                      <a:clrFrom>
+                                        <a:srgbClr val="AAA9A5">
+                                          <a:alpha val="100000"/>
+                                        </a:srgbClr>
+                                      </a:clrFrom>
+                                      <a:clrTo>
+                                        <a:srgbClr val="AAA9A5">
+                                          <a:alpha val="100000"/>
+                                          <a:alpha val="0"/>
+                                        </a:srgbClr>
+                                      </a:clrTo>
+                                    </a:clrChange>
+                                  </a:blip>
+                                  <a:srcRect l="27431" t="30452" r="31962" b="18126"/>
+                                  <a:stretch>
+                                    <a:fillRect/>
+                                  </a:stretch>
+                                </pic:blipFill>
+                                <pic:spPr>
+                                  <a:xfrm>
+                                    <a:off x="12609" y="13215"/>
+                                    <a:ext cx="781" cy="989"/>
+                                  </a:xfrm>
+                                  <a:prstGeom prst="rect">
+                                    <a:avLst/>
+                                  </a:prstGeom>
+                                  <a:noFill/>
+                                  <a:ln w="9525">
+                                    <a:noFill/>
+                                  </a:ln>
+                                </pic:spPr>
+                              </pic:pic>
+                              <pic:pic xmlns:pic="http://schemas.openxmlformats.org/drawingml/2006/picture">
+                                <pic:nvPicPr>
+                                  <pic:cNvPr id="116" name="图片 31" descr="微信图片_20220215110121"/>
+                                  <pic:cNvPicPr>
+                                    <a:picLocks noChangeAspect="1"/>
+                                  </pic:cNvPicPr>
+                                </pic:nvPicPr>
+                                <pic:blipFill>
+                                  <a:blip r:embed="rId6">
+                                    <a:clrChange>
+                                      <a:clrFrom>
+                                        <a:srgbClr val="A09D98">
+                                          <a:alpha val="100000"/>
+                                        </a:srgbClr>
+                                      </a:clrFrom>
+                                      <a:clrTo>
+                                        <a:srgbClr val="A09D98">
+                                          <a:alpha val="100000"/>
+                                          <a:alpha val="0"/>
+                                        </a:srgbClr>
+                                      </a:clrTo>
+                                    </a:clrChange>
+                                    <a:biLevel thresh="50000"/>
+                                  </a:blip>
+                                  <a:stretch>
+                                    <a:fillRect/>
+                                  </a:stretch>
+                                </pic:blipFill>
+                                <pic:spPr>
+                                  <a:xfrm>
+                                    <a:off x="15718" y="13246"/>
+                                    <a:ext cx="1234" cy="715"/>
+                                  </a:xfrm>
+                                  <a:prstGeom prst="rect">
+                                    <a:avLst/>
+                                  </a:prstGeom>
+                                </pic:spPr>
+                              </pic:pic>
+                            </wpg:grpSp>
+                            <pic:pic xmlns:pic="http://schemas.openxmlformats.org/drawingml/2006/picture">
+                              <pic:nvPicPr>
+                                <pic:cNvPr id="117" name="图片 32"/>
+                                <pic:cNvPicPr>
+                                  <a:picLocks noChangeAspect="1" noChangeArrowheads="1"/>
+                                </pic:cNvPicPr>
+                              </pic:nvPicPr>
+                              <pic:blipFill>
+                                <a:blip r:embed="rId8">
+                                  <a:extLst>
+                                    <a:ext uri="{28A0092B-C50C-407E-A947-70E740481C1C}">
+                                      <a14:useLocalDpi xmlns:a14="http://schemas.microsoft.com/office/drawing/2010/main" val="0"/>
+                                    </a:ext>
+                                  </a:extLst>
+                                </a:blip>
+                                <a:srcRect/>
+                                <a:stretch>
+                                  <a:fillRect/>
+                                </a:stretch>
+                              </pic:blipFill>
+                              <pic:spPr>
+                                <a:xfrm>
+                                  <a:off x="21945" y="6180"/>
+                                  <a:ext cx="2273" cy="2273"/>
+                                </a:xfrm>
+                                <a:prstGeom prst="rect">
+                                  <a:avLst/>
+                                </a:prstGeom>
+                                <a:noFill/>
+                                <a:ln>
+                                  <a:noFill/>
+                                </a:ln>
+                              </pic:spPr>
+                            </pic:pic>
+                          </wpg:wgp>
+                        </a:graphicData>
+                      </a:graphic>
+                    </wp:anchor>
+                  </w:drawing>
+                </mc:Choice>
+                <mc:Fallback>
+                  <w:pict>
+                    <v:group id="_x0000_s1026" o:spid="_x0000_s1026" o:spt="203" style="position:absolute;left:0pt;margin-left:8.8pt;margin-top:-45.45pt;height:113.6pt;width:240.9pt;z-index:251662336;mso-width-relative:page;mso-height-relative:page;" coordorigin="19399,6180" coordsize="4818,2272" o:gfxdata="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">
+                      <o:lock v:ext="edit" aspectratio="f"/>
+                      <v:group id="组合 34" o:spid="_x0000_s1026" o:spt="203" style="position:absolute;left:19399;top:6701;height:988;width:4343;" coordorigin="12609,13215" coordsize="4343,988" o:gfxdata="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">
+                        <o:lock v:ext="edit" aspectratio="f"/>
+                        <v:shape id="图片 1" o:spid="_x0000_s1026" o:spt="75" alt="IMG_256" type="#_x0000_t75" style="position:absolute;left:12609;top:13215;height:989;width:781;" filled="f" o:preferrelative="t" stroked="f" coordsize="21600,21600" o:gfxdata="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">
+                          <v:fill on="f" focussize="0,0"/>
+                          <v:stroke on="f"/>
+                          <v:imagedata r:id="rId11" cropleft="17977f" croptop="19957f" cropright="20947f" cropbottom="11879f" chromakey="#AAA9A5" o:title=""/>
+                          <o:lock v:ext="edit" aspectratio="t"/>
+                        </v:shape>
+                        <v:shape id="图片 31" o:spid="_x0000_s1026" o:spt="75" alt="微信图片_20220215110121" type="#_x0000_t75" style="position:absolute;left:15718;top:13246;height:715;width:1234;" filled="f" o:preferrelative="t" stroked="f" coordsize="21600,21600" o:gfxdata="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">
+                          <v:fill on="f" focussize="0,0"/>
+                          <v:stroke on="f"/>
+                          <v:imagedata r:id="rId6" grayscale="t" bilevel="t" chromakey="#A09D98" o:title=""/>
+                          <o:lock v:ext="edit" aspectratio="t"/>
+                        </v:shape>
+                      </v:group>
+                      <v:shape id="图片 32" o:spid="_x0000_s1026" o:spt="75" type="#_x0000_t75" style="position:absolute;left:21945;top:6180;height:2273;width:2273;" filled="f" o:preferrelative="t" stroked="f" coordsize="21600,21600" o:gfxdata="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">
+                        <v:fill on="f" focussize="0,0"/>
+                        <v:stroke on="f"/>
+                        <v:imagedata r:id="rId8" o:title=""/>
+                        <o:lock v:ext="edit" aspectratio="t"/>
+                      </v:shape>
+                    </v:group>
+                  </w:pict>
+                </mc:Fallback>
+              </mc:AlternateContent>
+            </w:r>
+          </w:p>
+        </w:tc>
+        <w:tc>
+          <w:tcPr>
+            <w:tcW w:w="1166" w:type="dxa"/>
+            <w:vAlign w:val="center"/>
+          </w:tcPr>
+          <w:p>
+            <w:pPr>
+              <w:pStyle w:val="22"/>
+              <w:spacing w:before="13"/>
+              <w:jc w:val="both"/>
+              <w:rPr>
+                <w:rFonts w:ascii="Times New Roman" w:hAnsi="Times New Roman" w:cs="Times New Roman"/>
+                <w:b/>
+                <w:sz w:val="24"/>
+                <w:szCs w:val="24"/>
+              </w:rPr>
+            </w:pPr>
+            <w:r>
+              <w:rPr>
+                <w:rFonts w:ascii="Times New Roman" w:hAnsi="Times New Roman" w:cs="Times New Roman"/>
+                <w:b/>
+                <w:sz w:val="24"/>
+                <w:szCs w:val="24"/>
+              </w:rPr>
+              <w:t>复核人</w:t>
+            </w:r>
+            <w:r>
+              <w:rPr>
+                <w:rFonts w:ascii="Times New Roman" w:hAnsi="Times New Roman" w:cs="Times New Roman"/>
+                <w:b/>
+                <w:sz w:val="24"/>
+                <w:szCs w:val="24"/>
+                <w:lang w:eastAsia="zh-CN"/>
+              </w:rPr>
+              <w:t>：</w:t>
+            </w:r>
+          </w:p>
+        </w:tc>
+        <w:tc>
+          <w:tcPr>
+            <w:tcW w:w="2294" w:type="dxa"/>
+            <w:vAlign w:val="center"/>
+          </w:tcPr>
+          <w:p>
+            <w:pPr>
+              <w:pStyle w:val="22"/>
+              <w:spacing w:before="13"/>
+              <w:ind w:right="15"/>
+              <w:jc w:val="both"/>
+              <w:rPr>
+                <w:rFonts w:ascii="Times New Roman" w:hAnsi="Times New Roman" w:cs="Times New Roman"/>
+                <w:b/>
+                <w:sz w:val="24"/>
+                <w:szCs w:val="24"/>
+              </w:rPr>
+            </w:pPr>
+          </w:p>
+        </w:tc>
+      </w:tr>
+      <w:tr>
+        <w:tblPrEx>
+          <w:tblCellMar>
+            <w:top w:w="0" w:type="dxa"/>
+            <w:left w:w="0" w:type="dxa"/>
+            <w:bottom w:w="0" w:type="dxa"/>
+            <w:right w:w="0" w:type="dxa"/>
+          </w:tblCellMar>
+        </w:tblPrEx>
+        <w:trPr>
+          <w:trHeight w:val="457" w:hRule="exact"/>
+          <w:jc w:val="right"/>
+        </w:trPr>
+        <w:tc>
+          <w:tcPr>
+            <w:tcW w:w="1272" w:type="dxa"/>
+            <w:vAlign w:val="center"/>
+          </w:tcPr>
+          <w:p>
+            <w:pPr>
+              <w:pStyle w:val="22"/>
+              <w:spacing w:line="341" w:lineRule="exact"/>
+              <w:ind w:left="13" w:right="165"/>
+              <w:jc w:val="both"/>
+              <w:rPr>
+                <w:rFonts w:ascii="Times New Roman" w:hAnsi="Times New Roman" w:cs="Times New Roman"/>
+                <w:b/>
+                <w:sz w:val="24"/>
+                <w:szCs w:val="24"/>
+              </w:rPr>
+            </w:pPr>
+            <w:r>
+              <w:rPr>
+                <w:rFonts w:ascii="Times New Roman" w:hAnsi="Times New Roman" w:cs="Times New Roman"/>
+                <w:b/>
+                <w:sz w:val="24"/>
+                <w:szCs w:val="24"/>
+              </w:rPr>
+              <w:t>日</w:t>
+            </w:r>
+            <w:r>
+              <w:rPr>
+                <w:rFonts w:ascii="Times New Roman" w:hAnsi="Times New Roman" w:cs="Times New Roman"/>
+                <w:b/>
+                <w:sz w:val="24"/>
+                <w:szCs w:val="24"/>
+                <w:lang w:eastAsia="zh-CN"/>
+              </w:rPr>
+              <w:t xml:space="preserve">  </w:t>
+            </w:r>
+            <w:r>
+              <w:rPr>
+                <w:rFonts w:ascii="Times New Roman" w:hAnsi="Times New Roman" w:cs="Times New Roman"/>
+                <w:b/>
+                <w:sz w:val="24"/>
+                <w:szCs w:val="24"/>
+              </w:rPr>
+              <w:t>期：</w:t>
+            </w:r>
+          </w:p>
+        </w:tc>
+        <w:tc>
+          <w:tcPr>
+            <w:tcW w:w="2040" w:type="dxa"/>
+            <w:vAlign w:val="center"/>
+          </w:tcPr>
+          <w:p>
+            <w:pPr>
+              <w:pStyle w:val="22"/>
+              <w:spacing w:line="363" w:lineRule="exact"/>
+              <w:jc w:val="both"/>
+              <w:rPr>
+                <w:rFonts w:ascii="Times New Roman" w:hAnsi="Times New Roman" w:cs="Times New Roman"/>
+                <w:sz w:val="24"/>
+                <w:szCs w:val="24"/>
+              </w:rPr>
+            </w:pPr>
+            <w:r>
+              <w:rPr>
+                <w:rFonts w:ascii="Times New Roman" w:hAnsi="Times New Roman" w:cs="Times New Roman"/>
+                <w:kern w:val="2"/>
+                <w:sz w:val="24"/>
+                <w:szCs w:val="24"/>
+                <w:lang w:eastAsia="zh-CN"/>
+              </w:rPr>
+              <w:t>{{ reportdate }}</w:t>
+            </w:r>
+          </w:p>
+        </w:tc>
+        <w:tc>
+          <w:tcPr>
+            <w:tcW w:w="1166" w:type="dxa"/>
+            <w:vAlign w:val="center"/>
+          </w:tcPr>
+          <w:p>
+            <w:pPr>
+              <w:pStyle w:val="22"/>
+              <w:spacing w:line="341" w:lineRule="exact"/>
+              <w:jc w:val="both"/>
+              <w:rPr>
+                <w:rFonts w:ascii="Times New Roman" w:hAnsi="Times New Roman" w:cs="Times New Roman"/>
+                <w:b/>
+                <w:sz w:val="24"/>
+                <w:szCs w:val="24"/>
+              </w:rPr>
+            </w:pPr>
+            <w:r>
+              <w:rPr>
+                <w:rFonts w:ascii="Times New Roman" w:hAnsi="Times New Roman" w:cs="Times New Roman"/>
+                <w:b/>
+                <w:sz w:val="24"/>
+                <w:szCs w:val="24"/>
+              </w:rPr>
+              <w:t>日</w:t>
+            </w:r>
+            <w:r>
+              <w:rPr>
+                <w:rFonts w:ascii="Times New Roman" w:hAnsi="Times New Roman" w:cs="Times New Roman"/>
+                <w:b/>
+                <w:sz w:val="24"/>
+                <w:szCs w:val="24"/>
+                <w:lang w:eastAsia="zh-CN"/>
+              </w:rPr>
+              <w:t xml:space="preserve">  </w:t>
+            </w:r>
+            <w:r>
+              <w:rPr>
+                <w:rFonts w:ascii="Times New Roman" w:hAnsi="Times New Roman" w:cs="Times New Roman"/>
+                <w:b/>
+                <w:sz w:val="24"/>
+                <w:szCs w:val="24"/>
+              </w:rPr>
+              <w:t>期：</w:t>
+            </w:r>
+          </w:p>
+        </w:tc>
+        <w:tc>
+          <w:tcPr>
+            <w:tcW w:w="2294" w:type="dxa"/>
+            <w:vAlign w:val="center"/>
+          </w:tcPr>
+          <w:p>
+            <w:pPr>
+              <w:pStyle w:val="22"/>
+              <w:spacing w:line="363" w:lineRule="exact"/>
+              <w:ind w:right="15"/>
+              <w:jc w:val="both"/>
+              <w:rPr>
+                <w:rFonts w:ascii="Times New Roman" w:hAnsi="Times New Roman" w:cs="Times New Roman"/>
+                <w:sz w:val="24"/>
+                <w:szCs w:val="24"/>
+              </w:rPr>
+            </w:pPr>
+            <w:r>
+              <w:rPr>
+                <w:rFonts w:ascii="Times New Roman" w:hAnsi="Times New Roman" w:cs="Times New Roman"/>
+                <w:kern w:val="2"/>
+                <w:sz w:val="24"/>
+                <w:szCs w:val="24"/>
+                <w:lang w:eastAsia="zh-CN"/>
+              </w:rPr>
+              <w:t>{{ reportdate }}</w:t>
+            </w:r>
+          </w:p>
+        </w:tc>
+      </w:tr>
+    </w:tbl>
+    <w:p>
+      <w:pPr>
+        <w:rPr>
           <w:rFonts w:hint="eastAsia" w:ascii="Times New Roman" w:hAnsi="Times New Roman" w:eastAsia="微软雅黑" w:cs="Times New Roman"/>
           <w:sz w:val="24"/>
           <w:szCs w:val="24"/>
@@ -5618,7 +5613,34 @@
         <w:adjustRightInd/>
         <w:snapToGrid/>
         <w:spacing w:line="216" w:lineRule="auto"/>
+        <w:ind w:leftChars="150"/>
         <w:textAlignment w:val="auto"/>
+        <w:rPr>
+          <w:rFonts w:ascii="微软雅黑" w:hAnsi="微软雅黑" w:eastAsia="微软雅黑" w:cs="微软雅黑"/>
+          <w:sz w:val="18"/>
+          <w:szCs w:val="18"/>
+          <w:lang w:eastAsia="zh-CN" w:bidi="ar"/>
+        </w:rPr>
+      </w:pPr>
+      <w:r>
+        <w:rPr>
+          <w:rFonts w:hint="eastAsia" w:eastAsia="宋体"/>
+          <w:b/>
+          <w:bCs/>
+          <w:lang w:val="en-US" w:eastAsia="zh-CN"/>
+        </w:rPr>
+        <w:t>检测合作单位：天津诺禾医学检验所</w:t>
+      </w:r>
+    </w:p>
+    <w:bookmarkEnd w:id="19"/>
+    <w:bookmarkEnd w:id="20"/>
+    <w:p>
+      <w:pPr>
+        <w:widowControl/>
+        <w:adjustRightInd w:val="0"/>
+        <w:snapToGrid w:val="0"/>
+        <w:spacing w:after="120" w:afterLines="50"/>
+        <w:jc w:val="both"/>
         <w:rPr>
           <w:rFonts w:hint="eastAsia" w:ascii="Times New Roman" w:hAnsi="Times New Roman" w:eastAsia="微软雅黑" w:cs="Times New Roman"/>
           <w:sz w:val="15"/>
@@ -5626,17 +5648,6 @@
           <w:lang w:eastAsia="zh-CN"/>
         </w:rPr>
       </w:pPr>
-      <w:r>
-        <w:rPr>
-          <w:rFonts w:hint="eastAsia" w:eastAsia="宋体"/>
-          <w:b/>
-          <w:bCs/>
-          <w:lang w:val="en-US" w:eastAsia="zh-CN"/>
-        </w:rPr>
-        <w:t>检测合作单位：天津诺禾医学检验所</w:t>
-      </w:r>
-      <w:bookmarkEnd w:id="19"/>
-      <w:bookmarkEnd w:id="20"/>
     </w:p>
     <w:sectPr>
       <w:headerReference r:id="rId3" w:type="default"/>
@@ -5700,6 +5711,22 @@
                       <a:ln w="6350">
                         <a:noFill/>
                       </a:ln>
+                      <a:extLst>
+                        <a:ext uri="{909E8E84-426E-40DD-AFC4-6F175D3DCCD1}">
+                          <a14:hiddenFill xmlns:a14="http://schemas.microsoft.com/office/drawing/2010/main">
+                            <a:solidFill>
+                              <a:schemeClr val="lt1"/>
+                            </a:solidFill>
+                          </a14:hiddenFill>
+                        </a:ext>
+                        <a:ext uri="{91240B29-F687-4F45-9708-019B960494DF}">
+                          <a14:hiddenLine xmlns:a14="http://schemas.microsoft.com/office/drawing/2010/main" w="6350">
+                            <a:solidFill>
+                              <a:prstClr val="black"/>
+                            </a:solidFill>
+                          </a14:hiddenLine>
+                        </a:ext>
+                      </a:extLst>
                     </wps:spPr>
                     <wps:style>
                       <a:lnRef idx="0">
@@ -5846,7 +5873,7 @@
         </mc:Choice>
         <mc:Fallback>
           <w:pict>
-            <v:shape id="_x0000_s1026" o:spid="_x0000_s1026" o:spt="202" type="#_x0000_t202" style="position:absolute;left:0pt;margin-top:0pt;height:26.55pt;width:46.95pt;mso-position-horizontal:center;mso-position-horizontal-relative:margin;z-index:251660288;mso-width-relative:page;mso-height-relative:page;" filled="f" stroked="f" coordsize="21600,21600" o:gfxdata="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">
+            <v:shape id="_x0000_s1026" o:spid="_x0000_s1026" o:spt="202" type="#_x0000_t202" style="position:absolute;left:0pt;margin-top:0pt;height:26.55pt;width:46.95pt;mso-position-horizontal:center;mso-position-horizontal-relative:margin;z-index:251660288;mso-width-relative:page;mso-height-relative:page;" filled="f" stroked="f" coordsize="21600,21600" o:gfxdata="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">
               <v:fill on="f" focussize="0,0"/>
               <v:stroke on="f" weight="0.5pt"/>
               <v:imagedata o:title=""/>
@@ -7258,7 +7285,7 @@
     </w:pPr>
     <w:rPr>
       <w:rFonts w:ascii="Times New Roman" w:hAnsi="Times New Roman" w:eastAsia="微软雅黑"/>
-      <w:color w:val="808080" w:themeColor="background1" w:themeShade="80"/>
+      <w:color w:val="7F7F7F" w:themeColor="background1" w:themeShade="80"/>
       <w:sz w:val="28"/>
       <w:szCs w:val="28"/>
     </w:rPr>
@@ -8101,7 +8128,9 @@
 
 <file path=customXml/item1.xml><?xml version="1.0" encoding="utf-8"?>
 <s:customData xmlns="http://www.wps.cn/officeDocument/2013/wpsCustomData" xmlns:s="http://www.wps.cn/officeDocument/2013/wpsCustomData">
-  <customSectProps/>
+  <customSectProps>
+    <customSectPr/>
+  </customSectProps>
   <customShpExts>
     <customShpInfo spid="_x0000_s1026" textRotate="1"/>
   </customShpExts>

--- a/WebContent/docx/消化道肿瘤50基因检测报告-单样本-简版-苏州市立医院-本部&北区.docx
+++ b/WebContent/docx/消化道肿瘤50基因检测报告-单样本-简版-苏州市立医院-本部&北区.docx
@@ -22,14 +22,14 @@
           </w14:shadow>
         </w:rPr>
       </w:pPr>
-      <w:bookmarkStart w:id="0" w:name="_Toc10446"/>
-      <w:bookmarkStart w:id="1" w:name="_Toc24397"/>
-      <w:bookmarkStart w:id="2" w:name="_Toc30143_WPSOffice_Level1"/>
-      <w:bookmarkStart w:id="3" w:name="_Toc21669"/>
-      <w:bookmarkStart w:id="4" w:name="_Toc19944"/>
-      <w:bookmarkStart w:id="5" w:name="_Toc13806"/>
-      <w:bookmarkStart w:id="6" w:name="_Toc32054"/>
-      <w:bookmarkStart w:id="7" w:name="_Toc24178_WPSOffice_Level1"/>
+      <w:bookmarkStart w:id="0" w:name="_Toc24178_WPSOffice_Level1"/>
+      <w:bookmarkStart w:id="1" w:name="_Toc13806"/>
+      <w:bookmarkStart w:id="2" w:name="_Toc10446"/>
+      <w:bookmarkStart w:id="3" w:name="_Toc30143_WPSOffice_Level1"/>
+      <w:bookmarkStart w:id="4" w:name="_Toc21669"/>
+      <w:bookmarkStart w:id="5" w:name="_Toc24397"/>
+      <w:bookmarkStart w:id="6" w:name="_Toc19944"/>
+      <w:bookmarkStart w:id="7" w:name="_Toc32054"/>
       <w:bookmarkStart w:id="8" w:name="_Toc21009_WPSOffice_Level1"/>
       <w:bookmarkStart w:id="9" w:name="_Toc27500"/>
       <w:r>
@@ -910,13 +910,13 @@
       </w:pPr>
       <w:bookmarkStart w:id="10" w:name="_Toc7021_WPSOffice_Level1"/>
       <w:bookmarkStart w:id="11" w:name="_Toc11015_WPSOffice_Level1"/>
-      <w:bookmarkStart w:id="12" w:name="_Toc19594"/>
-      <w:bookmarkStart w:id="13" w:name="_Toc6031"/>
+      <w:bookmarkStart w:id="12" w:name="_Toc13931"/>
+      <w:bookmarkStart w:id="13" w:name="_Toc10518"/>
       <w:bookmarkStart w:id="14" w:name="_Toc11465"/>
-      <w:bookmarkStart w:id="15" w:name="_Toc13931"/>
-      <w:bookmarkStart w:id="16" w:name="_Toc17451"/>
-      <w:bookmarkStart w:id="17" w:name="_Toc18062_WPSOffice_Level1"/>
-      <w:bookmarkStart w:id="18" w:name="_Toc10518"/>
+      <w:bookmarkStart w:id="15" w:name="_Toc18062_WPSOffice_Level1"/>
+      <w:bookmarkStart w:id="16" w:name="_Toc19594"/>
+      <w:bookmarkStart w:id="17" w:name="_Toc6031"/>
+      <w:bookmarkStart w:id="18" w:name="_Toc17451"/>
       <w:bookmarkStart w:id="19" w:name="_Toc3823"/>
       <w:r>
         <w:rPr>
@@ -1150,17 +1150,17 @@
         </w:rPr>
       </w:pPr>
       <w:bookmarkStart w:id="21" w:name="_Toc16576"/>
-      <w:bookmarkStart w:id="22" w:name="_Toc23369_WPSOffice_Level1"/>
-      <w:bookmarkStart w:id="23" w:name="_Toc2563"/>
-      <w:bookmarkStart w:id="24" w:name="_Toc1410"/>
-      <w:bookmarkStart w:id="25" w:name="_Toc25920"/>
-      <w:bookmarkStart w:id="26" w:name="_Toc29731"/>
-      <w:bookmarkStart w:id="27" w:name="_Toc149826002"/>
-      <w:bookmarkStart w:id="28" w:name="_Toc4088"/>
-      <w:bookmarkStart w:id="29" w:name="_Toc18058"/>
-      <w:bookmarkStart w:id="30" w:name="_Toc6221_WPSOffice_Level1"/>
+      <w:bookmarkStart w:id="22" w:name="_Toc18058"/>
+      <w:bookmarkStart w:id="23" w:name="_Toc6221_WPSOffice_Level1"/>
+      <w:bookmarkStart w:id="24" w:name="_Toc149826002"/>
+      <w:bookmarkStart w:id="25" w:name="_Toc4088"/>
+      <w:bookmarkStart w:id="26" w:name="_Toc2563"/>
+      <w:bookmarkStart w:id="27" w:name="_Toc23369_WPSOffice_Level1"/>
+      <w:bookmarkStart w:id="28" w:name="_Toc29731"/>
+      <w:bookmarkStart w:id="29" w:name="_Toc149832727"/>
+      <w:bookmarkStart w:id="30" w:name="_Toc1410"/>
       <w:bookmarkStart w:id="31" w:name="_Toc3871"/>
-      <w:bookmarkStart w:id="32" w:name="_Toc149832727"/>
+      <w:bookmarkStart w:id="32" w:name="_Toc25920"/>
       <w:r>
         <w:rPr>
           <w:rStyle w:val="45"/>
@@ -2640,8 +2640,6 @@
           <w:lang w:eastAsia="zh-CN"/>
         </w:rPr>
       </w:pPr>
-      <w:bookmarkStart w:id="34" w:name="_GoBack"/>
-      <w:bookmarkEnd w:id="34"/>
     </w:p>
     <w:tbl>
       <w:tblPr>
@@ -2731,15 +2729,15 @@
                     <wp:anchor distT="0" distB="0" distL="114300" distR="114300" simplePos="0" relativeHeight="251661312" behindDoc="0" locked="0" layoutInCell="1" allowOverlap="1">
                       <wp:simplePos x="0" y="0"/>
                       <wp:positionH relativeFrom="column">
-                        <wp:posOffset>0</wp:posOffset>
+                        <wp:posOffset>7620</wp:posOffset>
                       </wp:positionH>
                       <wp:positionV relativeFrom="paragraph">
-                        <wp:posOffset>-460375</wp:posOffset>
+                        <wp:posOffset>-480060</wp:posOffset>
                       </wp:positionV>
-                      <wp:extent cx="3080385" cy="1442720"/>
-                      <wp:effectExtent l="0" t="0" r="13335" b="5080"/>
+                      <wp:extent cx="3058160" cy="1442720"/>
+                      <wp:effectExtent l="0" t="0" r="0" b="0"/>
                       <wp:wrapNone/>
-                      <wp:docPr id="34" name="组合 34"/>
+                      <wp:docPr id="9" name="组合 9"/>
                       <wp:cNvGraphicFramePr/>
                       <a:graphic xmlns:a="http://schemas.openxmlformats.org/drawingml/2006/main">
                         <a:graphicData uri="http://schemas.microsoft.com/office/word/2010/wordprocessingGroup">
@@ -2748,25 +2746,25 @@
                             <wpg:grpSpPr>
                               <a:xfrm>
                                 <a:off x="0" y="0"/>
-                                <a:ext cx="3080385" cy="1442720"/>
-                                <a:chOff x="17956" y="37747"/>
-                                <a:chExt cx="4851" cy="2272"/>
+                                <a:ext cx="3058160" cy="1442720"/>
+                                <a:chOff x="19211" y="18842"/>
+                                <a:chExt cx="4816" cy="2272"/>
                               </a:xfrm>
                             </wpg:grpSpPr>
                             <wpg:grpSp>
-                              <wpg:cNvPr id="35" name="组合 16"/>
+                              <wpg:cNvPr id="10" name="组合 6"/>
                               <wpg:cNvGrpSpPr/>
                               <wpg:grpSpPr>
                                 <a:xfrm>
-                                  <a:off x="17956" y="38313"/>
-                                  <a:ext cx="4049" cy="646"/>
-                                  <a:chOff x="17956" y="38313"/>
-                                  <a:chExt cx="4049" cy="646"/>
+                                  <a:off x="19211" y="18842"/>
+                                  <a:ext cx="4816" cy="2273"/>
+                                  <a:chOff x="19199" y="18902"/>
+                                  <a:chExt cx="4816" cy="2273"/>
                                 </a:xfrm>
                               </wpg:grpSpPr>
                               <pic:pic xmlns:pic="http://schemas.openxmlformats.org/drawingml/2006/picture">
                                 <pic:nvPicPr>
-                                  <pic:cNvPr id="12" name="图片 29" descr="IMG_256"/>
+                                  <pic:cNvPr id="16" name="图片 6" descr="蔡冬雪"/>
                                   <pic:cNvPicPr>
                                     <a:picLocks noChangeAspect="1"/>
                                   </pic:cNvPicPr>
@@ -2787,81 +2785,91 @@
                                       </a:clrTo>
                                     </a:clrChange>
                                   </a:blip>
+                                  <a:srcRect l="18656" t="33322" r="18897" b="26699"/>
                                   <a:stretch>
                                     <a:fillRect/>
                                   </a:stretch>
                                 </pic:blipFill>
                                 <pic:spPr>
                                   <a:xfrm>
-                                    <a:off x="21031" y="38313"/>
-                                    <a:ext cx="975" cy="570"/>
+                                    <a:off x="19199" y="19551"/>
+                                    <a:ext cx="1261" cy="566"/>
                                   </a:xfrm>
                                   <a:prstGeom prst="rect">
                                     <a:avLst/>
                                   </a:prstGeom>
-                                  <a:noFill/>
-                                  <a:ln w="9525">
-                                    <a:noFill/>
-                                  </a:ln>
                                 </pic:spPr>
                               </pic:pic>
                               <pic:pic xmlns:pic="http://schemas.openxmlformats.org/drawingml/2006/picture">
                                 <pic:nvPicPr>
-                                  <pic:cNvPr id="15" name="图片 15" descr="c9514d16fd70679bf0495aeebb03c72d_compress"/>
+                                  <pic:cNvPr id="21" name="图片 25"/>
                                   <pic:cNvPicPr>
-                                    <a:picLocks noChangeAspect="1"/>
+                                    <a:picLocks noChangeAspect="1" noChangeArrowheads="1"/>
                                   </pic:cNvPicPr>
                                 </pic:nvPicPr>
                                 <pic:blipFill>
-                                  <a:blip r:embed="rId7"/>
-                                  <a:srcRect l="21003" t="56913" r="27176" b="26386"/>
+                                  <a:blip r:embed="rId7">
+                                    <a:extLst>
+                                      <a:ext uri="{28A0092B-C50C-407E-A947-70E740481C1C}">
+                                        <a14:useLocalDpi xmlns:a14="http://schemas.microsoft.com/office/drawing/2010/main" val="0"/>
+                                      </a:ext>
+                                    </a:extLst>
+                                  </a:blip>
+                                  <a:srcRect/>
                                   <a:stretch>
                                     <a:fillRect/>
                                   </a:stretch>
                                 </pic:blipFill>
                                 <pic:spPr>
                                   <a:xfrm>
-                                    <a:off x="17956" y="38485"/>
-                                    <a:ext cx="1550" cy="475"/>
+                                    <a:off x="21742" y="18902"/>
+                                    <a:ext cx="2273" cy="2273"/>
                                   </a:xfrm>
                                   <a:prstGeom prst="rect">
                                     <a:avLst/>
                                   </a:prstGeom>
+                                  <a:noFill/>
+                                  <a:ln>
+                                    <a:noFill/>
+                                  </a:ln>
                                 </pic:spPr>
                               </pic:pic>
                             </wpg:grpSp>
                             <pic:pic xmlns:pic="http://schemas.openxmlformats.org/drawingml/2006/picture">
                               <pic:nvPicPr>
-                                <pic:cNvPr id="18" name="图片 25"/>
+                                <pic:cNvPr id="5" name="图片 4" descr="王建丽"/>
                                 <pic:cNvPicPr>
-                                  <a:picLocks noChangeAspect="1" noChangeArrowheads="1"/>
+                                  <a:picLocks noChangeAspect="1"/>
                                 </pic:cNvPicPr>
                               </pic:nvPicPr>
                               <pic:blipFill>
                                 <a:blip r:embed="rId8">
-                                  <a:extLst>
-                                    <a:ext uri="{28A0092B-C50C-407E-A947-70E740481C1C}">
-                                      <a14:useLocalDpi xmlns:a14="http://schemas.microsoft.com/office/drawing/2010/main" val="0"/>
-                                    </a:ext>
-                                  </a:extLst>
+                                  <a:clrChange>
+                                    <a:clrFrom>
+                                      <a:srgbClr val="FFFFFF">
+                                        <a:alpha val="100000"/>
+                                      </a:srgbClr>
+                                    </a:clrFrom>
+                                    <a:clrTo>
+                                      <a:srgbClr val="FFFFFF">
+                                        <a:alpha val="100000"/>
+                                        <a:alpha val="0"/>
+                                      </a:srgbClr>
+                                    </a:clrTo>
+                                  </a:clrChange>
                                 </a:blip>
-                                <a:srcRect/>
                                 <a:stretch>
                                   <a:fillRect/>
                                 </a:stretch>
                               </pic:blipFill>
                               <pic:spPr>
                                 <a:xfrm>
-                                  <a:off x="20535" y="37747"/>
-                                  <a:ext cx="2273" cy="2273"/>
+                                  <a:off x="22261" y="19395"/>
+                                  <a:ext cx="1258" cy="713"/>
                                 </a:xfrm>
                                 <a:prstGeom prst="rect">
                                   <a:avLst/>
                                 </a:prstGeom>
-                                <a:noFill/>
-                                <a:ln>
-                                  <a:noFill/>
-                                </a:ln>
                               </pic:spPr>
                             </pic:pic>
                           </wpg:wgp>
@@ -2872,27 +2880,27 @@
                 </mc:Choice>
                 <mc:Fallback>
                   <w:pict>
-                    <v:group id="_x0000_s1026" o:spid="_x0000_s1026" o:spt="203" style="position:absolute;left:0pt;margin-left:0pt;margin-top:-36.25pt;height:113.6pt;width:242.55pt;z-index:251661312;mso-width-relative:page;mso-height-relative:page;" coordorigin="17956,37747" coordsize="4851,2272" o:gfxdata="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">
+                    <v:group id="_x0000_s1026" o:spid="_x0000_s1026" o:spt="203" style="position:absolute;left:0pt;margin-left:0.6pt;margin-top:-37.8pt;height:113.6pt;width:240.8pt;z-index:251661312;mso-width-relative:page;mso-height-relative:page;" coordorigin="19211,18842" coordsize="4816,2272" o:gfxdata="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">
                       <o:lock v:ext="edit" aspectratio="f"/>
-                      <v:group id="组合 16" o:spid="_x0000_s1026" o:spt="203" style="position:absolute;left:17956;top:38313;height:646;width:4049;" coordorigin="17956,38313" coordsize="4049,646" o:gfxdata="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">
+                      <v:group id="组合 6" o:spid="_x0000_s1026" o:spt="203" style="position:absolute;left:19211;top:18842;height:2273;width:4816;" coordorigin="19199,18902" coordsize="4816,2273" o:gfxdata="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">
                         <o:lock v:ext="edit" aspectratio="f"/>
-                        <v:shape id="图片 29" o:spid="_x0000_s1026" o:spt="75" alt="IMG_256" type="#_x0000_t75" style="position:absolute;left:21031;top:38313;height:570;width:975;" filled="f" o:preferrelative="t" stroked="f" coordsize="21600,21600" o:gfxdata="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">
+                        <v:shape id="图片 6" o:spid="_x0000_s1026" o:spt="75" alt="蔡冬雪" type="#_x0000_t75" style="position:absolute;left:19199;top:19551;height:566;width:1261;" filled="f" o:preferrelative="t" stroked="f" coordsize="21600,21600" o:gfxdata="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">
                           <v:fill on="f" focussize="0,0"/>
                           <v:stroke on="f"/>
-                          <v:imagedata r:id="rId6" chromakey="#FFFFFF" o:title=""/>
+                          <v:imagedata r:id="rId6" cropleft="12226f" croptop="21838f" cropright="12384f" cropbottom="17497f" chromakey="#FFFFFF" o:title=""/>
                           <o:lock v:ext="edit" aspectratio="t"/>
                         </v:shape>
-                        <v:shape id="_x0000_s1026" o:spid="_x0000_s1026" o:spt="75" alt="c9514d16fd70679bf0495aeebb03c72d_compress" type="#_x0000_t75" style="position:absolute;left:17956;top:38485;height:475;width:1550;" filled="f" o:preferrelative="t" stroked="f" coordsize="21600,21600" o:gfxdata="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">
+                        <v:shape id="图片 25" o:spid="_x0000_s1026" o:spt="75" type="#_x0000_t75" style="position:absolute;left:21742;top:18902;height:2273;width:2273;" filled="f" o:preferrelative="t" stroked="f" coordsize="21600,21600" o:gfxdata="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">
                           <v:fill on="f" focussize="0,0"/>
                           <v:stroke on="f"/>
-                          <v:imagedata r:id="rId7" cropleft="13765f" croptop="37299f" cropright="17810f" cropbottom="17292f" o:title=""/>
+                          <v:imagedata r:id="rId7" o:title=""/>
                           <o:lock v:ext="edit" aspectratio="t"/>
                         </v:shape>
                       </v:group>
-                      <v:shape id="图片 25" o:spid="_x0000_s1026" o:spt="75" type="#_x0000_t75" style="position:absolute;left:20535;top:37747;height:2273;width:2273;" filled="f" o:preferrelative="t" stroked="f" coordsize="21600,21600" o:gfxdata="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">
+                      <v:shape id="图片 4" o:spid="_x0000_s1026" o:spt="75" alt="王建丽" type="#_x0000_t75" style="position:absolute;left:22261;top:19395;height:713;width:1258;" filled="f" o:preferrelative="t" stroked="f" coordsize="21600,21600" o:gfxdata="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">
                         <v:fill on="f" focussize="0,0"/>
                         <v:stroke on="f"/>
-                        <v:imagedata r:id="rId8" o:title=""/>
+                        <v:imagedata r:id="rId8" chromakey="#FFFFFF" o:title=""/>
                         <o:lock v:ext="edit" aspectratio="t"/>
                       </v:shape>
                     </v:group>
@@ -3291,12 +3299,12 @@
                         <wp:posOffset>0</wp:posOffset>
                       </wp:positionH>
                       <wp:positionV relativeFrom="paragraph">
-                        <wp:posOffset>-490855</wp:posOffset>
+                        <wp:posOffset>-370840</wp:posOffset>
                       </wp:positionV>
-                      <wp:extent cx="3135630" cy="1442720"/>
-                      <wp:effectExtent l="0" t="0" r="3810" b="5080"/>
+                      <wp:extent cx="3134360" cy="1443355"/>
+                      <wp:effectExtent l="0" t="0" r="0" b="0"/>
                       <wp:wrapNone/>
-                      <wp:docPr id="36" name="组合 36"/>
+                      <wp:docPr id="14" name="组合 14"/>
                       <wp:cNvGraphicFramePr/>
                       <a:graphic xmlns:a="http://schemas.openxmlformats.org/drawingml/2006/main">
                         <a:graphicData uri="http://schemas.microsoft.com/office/word/2010/wordprocessingGroup">
@@ -3305,55 +3313,31 @@
                             <wpg:grpSpPr>
                               <a:xfrm>
                                 <a:off x="0" y="0"/>
-                                <a:ext cx="3135630" cy="1442720"/>
-                                <a:chOff x="17956" y="39496"/>
-                                <a:chExt cx="4938" cy="2272"/>
+                                <a:ext cx="3134360" cy="1443355"/>
+                                <a:chOff x="19199" y="20810"/>
+                                <a:chExt cx="4936" cy="2273"/>
                               </a:xfrm>
                             </wpg:grpSpPr>
                             <wpg:grpSp>
-                              <wpg:cNvPr id="37" name="组合 30"/>
+                              <wpg:cNvPr id="15" name="组合 23"/>
                               <wpg:cNvGrpSpPr/>
                               <wpg:grpSpPr>
                                 <a:xfrm>
-                                  <a:off x="17956" y="40098"/>
-                                  <a:ext cx="4213" cy="570"/>
-                                  <a:chOff x="17956" y="40098"/>
-                                  <a:chExt cx="4213" cy="570"/>
+                                  <a:off x="19199" y="20810"/>
+                                  <a:ext cx="4936" cy="2273"/>
+                                  <a:chOff x="19199" y="20810"/>
+                                  <a:chExt cx="4936" cy="2273"/>
                                 </a:xfrm>
                               </wpg:grpSpPr>
                               <pic:pic xmlns:pic="http://schemas.openxmlformats.org/drawingml/2006/picture">
                                 <pic:nvPicPr>
-                                  <pic:cNvPr id="1" name="图片 1" descr="24f613a0-66be-430b-9e80-270d3393fac5"/>
+                                  <pic:cNvPr id="12" name="图片 1"/>
                                   <pic:cNvPicPr>
                                     <a:picLocks noChangeAspect="1"/>
                                   </pic:cNvPicPr>
                                 </pic:nvPicPr>
                                 <pic:blipFill>
-                                  <a:blip r:embed="rId9"/>
-                                  <a:srcRect l="43292" t="26660" r="21693" b="24394"/>
-                                  <a:stretch>
-                                    <a:fillRect/>
-                                  </a:stretch>
-                                </pic:blipFill>
-                                <pic:spPr>
-                                  <a:xfrm rot="16200000">
-                                    <a:off x="18366" y="39740"/>
-                                    <a:ext cx="506" cy="1327"/>
-                                  </a:xfrm>
-                                  <a:prstGeom prst="rect">
-                                    <a:avLst/>
-                                  </a:prstGeom>
-                                </pic:spPr>
-                              </pic:pic>
-                              <pic:pic xmlns:pic="http://schemas.openxmlformats.org/drawingml/2006/picture">
-                                <pic:nvPicPr>
-                                  <pic:cNvPr id="29" name="图片 29" descr="IMG_256"/>
-                                  <pic:cNvPicPr>
-                                    <a:picLocks noChangeAspect="1"/>
-                                  </pic:cNvPicPr>
-                                </pic:nvPicPr>
-                                <pic:blipFill>
-                                  <a:blip r:embed="rId6">
+                                  <a:blip r:embed="rId9">
                                     <a:clrChange>
                                       <a:clrFrom>
                                         <a:srgbClr val="FFFFFF">
@@ -3368,20 +3352,55 @@
                                       </a:clrTo>
                                     </a:clrChange>
                                   </a:blip>
+                                  <a:srcRect l="10922" t="11667"/>
                                   <a:stretch>
                                     <a:fillRect/>
                                   </a:stretch>
                                 </pic:blipFill>
                                 <pic:spPr>
                                   <a:xfrm>
-                                    <a:off x="21195" y="40098"/>
-                                    <a:ext cx="975" cy="570"/>
+                                    <a:off x="19199" y="21203"/>
+                                    <a:ext cx="1672" cy="901"/>
                                   </a:xfrm>
                                   <a:prstGeom prst="rect">
                                     <a:avLst/>
                                   </a:prstGeom>
                                   <a:noFill/>
-                                  <a:ln w="9525">
+                                  <a:ln>
+                                    <a:noFill/>
+                                  </a:ln>
+                                </pic:spPr>
+                              </pic:pic>
+                              <pic:pic xmlns:pic="http://schemas.openxmlformats.org/drawingml/2006/picture">
+                                <pic:nvPicPr>
+                                  <pic:cNvPr id="18" name="图片 25"/>
+                                  <pic:cNvPicPr>
+                                    <a:picLocks noChangeAspect="1" noChangeArrowheads="1"/>
+                                  </pic:cNvPicPr>
+                                </pic:nvPicPr>
+                                <pic:blipFill>
+                                  <a:blip r:embed="rId7">
+                                    <a:extLst>
+                                      <a:ext uri="{28A0092B-C50C-407E-A947-70E740481C1C}">
+                                        <a14:useLocalDpi xmlns:a14="http://schemas.microsoft.com/office/drawing/2010/main" val="0"/>
+                                      </a:ext>
+                                    </a:extLst>
+                                  </a:blip>
+                                  <a:srcRect/>
+                                  <a:stretch>
+                                    <a:fillRect/>
+                                  </a:stretch>
+                                </pic:blipFill>
+                                <pic:spPr>
+                                  <a:xfrm>
+                                    <a:off x="21862" y="20810"/>
+                                    <a:ext cx="2273" cy="2273"/>
+                                  </a:xfrm>
+                                  <a:prstGeom prst="rect">
+                                    <a:avLst/>
+                                  </a:prstGeom>
+                                  <a:noFill/>
+                                  <a:ln>
                                     <a:noFill/>
                                   </a:ln>
                                 </pic:spPr>
@@ -3389,36 +3408,39 @@
                             </wpg:grpSp>
                             <pic:pic xmlns:pic="http://schemas.openxmlformats.org/drawingml/2006/picture">
                               <pic:nvPicPr>
-                                <pic:cNvPr id="31" name="图片 25"/>
+                                <pic:cNvPr id="11" name="图片 11" descr="王建丽"/>
                                 <pic:cNvPicPr>
-                                  <a:picLocks noChangeAspect="1" noChangeArrowheads="1"/>
+                                  <a:picLocks noChangeAspect="1"/>
                                 </pic:cNvPicPr>
                               </pic:nvPicPr>
                               <pic:blipFill>
                                 <a:blip r:embed="rId8">
-                                  <a:extLst>
-                                    <a:ext uri="{28A0092B-C50C-407E-A947-70E740481C1C}">
-                                      <a14:useLocalDpi xmlns:a14="http://schemas.microsoft.com/office/drawing/2010/main" val="0"/>
-                                    </a:ext>
-                                  </a:extLst>
+                                  <a:clrChange>
+                                    <a:clrFrom>
+                                      <a:srgbClr val="FFFFFF">
+                                        <a:alpha val="100000"/>
+                                      </a:srgbClr>
+                                    </a:clrFrom>
+                                    <a:clrTo>
+                                      <a:srgbClr val="FFFFFF">
+                                        <a:alpha val="100000"/>
+                                        <a:alpha val="0"/>
+                                      </a:srgbClr>
+                                    </a:clrTo>
+                                  </a:clrChange>
                                 </a:blip>
-                                <a:srcRect/>
                                 <a:stretch>
                                   <a:fillRect/>
                                 </a:stretch>
                               </pic:blipFill>
                               <pic:spPr>
                                 <a:xfrm>
-                                  <a:off x="20622" y="39496"/>
-                                  <a:ext cx="2273" cy="2273"/>
+                                  <a:off x="22321" y="21215"/>
+                                  <a:ext cx="1488" cy="842"/>
                                 </a:xfrm>
                                 <a:prstGeom prst="rect">
                                   <a:avLst/>
                                 </a:prstGeom>
-                                <a:noFill/>
-                                <a:ln>
-                                  <a:noFill/>
-                                </a:ln>
                               </pic:spPr>
                             </pic:pic>
                           </wpg:wgp>
@@ -3429,27 +3451,27 @@
                 </mc:Choice>
                 <mc:Fallback>
                   <w:pict>
-                    <v:group id="_x0000_s1026" o:spid="_x0000_s1026" o:spt="203" style="position:absolute;left:0pt;margin-left:0pt;margin-top:-38.65pt;height:113.6pt;width:246.9pt;z-index:251662336;mso-width-relative:page;mso-height-relative:page;" coordorigin="17956,39496" coordsize="4938,2272" o:gfxdata="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">
+                    <v:group id="_x0000_s1026" o:spid="_x0000_s1026" o:spt="203" style="position:absolute;left:0pt;margin-left:0pt;margin-top:-29.2pt;height:113.65pt;width:246.8pt;z-index:251662336;mso-width-relative:page;mso-height-relative:page;" coordorigin="19199,20810" coordsize="4936,2273" o:gfxdata="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">
                       <o:lock v:ext="edit" aspectratio="f"/>
-                      <v:group id="组合 30" o:spid="_x0000_s1026" o:spt="203" style="position:absolute;left:17956;top:40098;height:570;width:4213;" coordorigin="17956,40098" coordsize="4213,570" o:gfxdata="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">
+                      <v:group id="组合 23" o:spid="_x0000_s1026" o:spt="203" style="position:absolute;left:19199;top:20810;height:2273;width:4936;" coordorigin="19199,20810" coordsize="4936,2273" o:gfxdata="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">
                         <o:lock v:ext="edit" aspectratio="f"/>
-                        <v:shape id="_x0000_s1026" o:spid="_x0000_s1026" o:spt="75" alt="24f613a0-66be-430b-9e80-270d3393fac5" type="#_x0000_t75" style="position:absolute;left:18366;top:39740;height:1327;width:506;rotation:-5898240f;" filled="f" o:preferrelative="t" stroked="f" coordsize="21600,21600" o:gfxdata="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">
+                        <v:shape id="图片 1" o:spid="_x0000_s1026" o:spt="75" type="#_x0000_t75" style="position:absolute;left:19199;top:21203;height:901;width:1672;" filled="f" o:preferrelative="t" stroked="f" coordsize="21600,21600" o:gfxdata="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">
                           <v:fill on="f" focussize="0,0"/>
                           <v:stroke on="f"/>
-                          <v:imagedata r:id="rId9" cropleft="28372f" croptop="17472f" cropright="14217f" cropbottom="15987f" o:title=""/>
+                          <v:imagedata r:id="rId9" cropleft="7158f" croptop="7646f" chromakey="#FFFFFF" o:title=""/>
                           <o:lock v:ext="edit" aspectratio="t"/>
                         </v:shape>
-                        <v:shape id="_x0000_s1026" o:spid="_x0000_s1026" o:spt="75" alt="IMG_256" type="#_x0000_t75" style="position:absolute;left:21195;top:40098;height:570;width:975;" filled="f" o:preferrelative="t" stroked="f" coordsize="21600,21600" o:gfxdata="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">
+                        <v:shape id="图片 25" o:spid="_x0000_s1026" o:spt="75" type="#_x0000_t75" style="position:absolute;left:21862;top:20810;height:2273;width:2273;" filled="f" o:preferrelative="t" stroked="f" coordsize="21600,21600" o:gfxdata="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">
                           <v:fill on="f" focussize="0,0"/>
                           <v:stroke on="f"/>
-                          <v:imagedata r:id="rId6" chromakey="#FFFFFF" o:title=""/>
+                          <v:imagedata r:id="rId7" o:title=""/>
                           <o:lock v:ext="edit" aspectratio="t"/>
                         </v:shape>
                       </v:group>
-                      <v:shape id="图片 25" o:spid="_x0000_s1026" o:spt="75" type="#_x0000_t75" style="position:absolute;left:20622;top:39496;height:2273;width:2273;" filled="f" o:preferrelative="t" stroked="f" coordsize="21600,21600" o:gfxdata="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">
+                      <v:shape id="_x0000_s1026" o:spid="_x0000_s1026" o:spt="75" alt="王建丽" type="#_x0000_t75" style="position:absolute;left:22321;top:21215;height:842;width:1488;" filled="f" o:preferrelative="t" stroked="f" coordsize="21600,21600" o:gfxdata="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">
                         <v:fill on="f" focussize="0,0"/>
                         <v:stroke on="f"/>
-                        <v:imagedata r:id="rId8" o:title=""/>
+                        <v:imagedata r:id="rId8" chromakey="#FFFFFF" o:title=""/>
                         <o:lock v:ext="edit" aspectratio="t"/>
                       </v:shape>
                     </v:group>
@@ -3688,1886 +3710,6 @@
     <w:p>
       <w:pPr>
         <w:rPr>
-          <w:rFonts w:ascii="Times New Roman" w:hAnsi="Times New Roman" w:eastAsia="微软雅黑" w:cs="Times New Roman"/>
-          <w:sz w:val="24"/>
-          <w:szCs w:val="24"/>
-          <w:lang w:eastAsia="zh-CN"/>
-        </w:rPr>
-      </w:pPr>
-      <w:r>
-        <w:rPr>
-          <w:rFonts w:hint="eastAsia" w:ascii="Times New Roman" w:hAnsi="Times New Roman" w:eastAsia="微软雅黑" w:cs="Times New Roman"/>
-          <w:sz w:val="24"/>
-          <w:szCs w:val="24"/>
-          <w:lang w:eastAsia="zh-CN"/>
-        </w:rPr>
-        <w:t xml:space="preserve">{% endif %}{% if testedby == </w:t>
-      </w:r>
-      <w:r>
-        <w:rPr>
-          <w:rFonts w:ascii="Times New Roman" w:hAnsi="Times New Roman" w:eastAsia="微软雅黑" w:cs="Times New Roman"/>
-          <w:sz w:val="24"/>
-          <w:szCs w:val="24"/>
-          <w:lang w:eastAsia="zh-CN"/>
-        </w:rPr>
-        <w:t>“</w:t>
-      </w:r>
-      <w:r>
-        <w:rPr>
-          <w:rFonts w:hint="eastAsia" w:ascii="Times New Roman" w:hAnsi="Times New Roman" w:eastAsia="微软雅黑" w:cs="Times New Roman"/>
-          <w:sz w:val="24"/>
-          <w:szCs w:val="24"/>
-          <w:lang w:eastAsia="zh-CN"/>
-        </w:rPr>
-        <w:t>3</w:t>
-      </w:r>
-      <w:r>
-        <w:rPr>
-          <w:rFonts w:ascii="Times New Roman" w:hAnsi="Times New Roman" w:eastAsia="微软雅黑" w:cs="Times New Roman"/>
-          <w:sz w:val="24"/>
-          <w:szCs w:val="24"/>
-          <w:lang w:eastAsia="zh-CN"/>
-        </w:rPr>
-        <w:t>”</w:t>
-      </w:r>
-      <w:r>
-        <w:rPr>
-          <w:rFonts w:hint="eastAsia" w:ascii="Times New Roman" w:hAnsi="Times New Roman" w:eastAsia="微软雅黑" w:cs="Times New Roman"/>
-          <w:sz w:val="24"/>
-          <w:szCs w:val="24"/>
-          <w:lang w:eastAsia="zh-CN"/>
-        </w:rPr>
-        <w:t xml:space="preserve"> %}</w:t>
-      </w:r>
-    </w:p>
-    <w:p>
-      <w:pPr>
-        <w:rPr>
-          <w:rFonts w:ascii="Times New Roman" w:hAnsi="Times New Roman" w:eastAsia="微软雅黑" w:cs="Times New Roman"/>
-          <w:sz w:val="24"/>
-          <w:szCs w:val="24"/>
-          <w:lang w:eastAsia="zh-CN"/>
-        </w:rPr>
-      </w:pPr>
-    </w:p>
-    <w:p>
-      <w:pPr>
-        <w:rPr>
-          <w:sz w:val="24"/>
-          <w:lang w:eastAsia="zh-CN"/>
-        </w:rPr>
-      </w:pPr>
-    </w:p>
-    <w:tbl>
-      <w:tblPr>
-        <w:tblStyle w:val="33"/>
-        <w:tblW w:w="6772" w:type="dxa"/>
-        <w:jc w:val="right"/>
-        <w:tblLayout w:type="fixed"/>
-        <w:tblCellMar>
-          <w:top w:w="0" w:type="dxa"/>
-          <w:left w:w="0" w:type="dxa"/>
-          <w:bottom w:w="0" w:type="dxa"/>
-          <w:right w:w="0" w:type="dxa"/>
-        </w:tblCellMar>
-      </w:tblPr>
-      <w:tblGrid>
-        <w:gridCol w:w="1272"/>
-        <w:gridCol w:w="2040"/>
-        <w:gridCol w:w="1166"/>
-        <w:gridCol w:w="2294"/>
-      </w:tblGrid>
-      <w:tr>
-        <w:tblPrEx>
-          <w:tblCellMar>
-            <w:top w:w="0" w:type="dxa"/>
-            <w:left w:w="0" w:type="dxa"/>
-            <w:bottom w:w="0" w:type="dxa"/>
-            <w:right w:w="0" w:type="dxa"/>
-          </w:tblCellMar>
-        </w:tblPrEx>
-        <w:trPr>
-          <w:trHeight w:val="441" w:hRule="exact"/>
-          <w:jc w:val="right"/>
-        </w:trPr>
-        <w:tc>
-          <w:tcPr>
-            <w:tcW w:w="1272" w:type="dxa"/>
-            <w:vAlign w:val="center"/>
-          </w:tcPr>
-          <w:p>
-            <w:pPr>
-              <w:pStyle w:val="22"/>
-              <w:spacing w:before="13"/>
-              <w:ind w:left="13" w:right="95"/>
-              <w:jc w:val="both"/>
-              <w:rPr>
-                <w:rFonts w:ascii="Times New Roman" w:hAnsi="Times New Roman" w:cs="Times New Roman"/>
-                <w:b/>
-                <w:sz w:val="24"/>
-                <w:szCs w:val="24"/>
-              </w:rPr>
-            </w:pPr>
-            <w:r>
-              <w:rPr>
-                <w:rFonts w:ascii="Times New Roman" w:hAnsi="Times New Roman" w:cs="Times New Roman"/>
-                <w:b/>
-                <w:sz w:val="24"/>
-                <w:szCs w:val="24"/>
-              </w:rPr>
-              <w:t>检测人：</w:t>
-            </w:r>
-          </w:p>
-        </w:tc>
-        <w:tc>
-          <w:tcPr>
-            <w:tcW w:w="2040" w:type="dxa"/>
-            <w:vAlign w:val="center"/>
-          </w:tcPr>
-          <w:p>
-            <w:pPr>
-              <w:pStyle w:val="22"/>
-              <w:spacing w:before="13"/>
-              <w:jc w:val="both"/>
-              <w:rPr>
-                <w:rFonts w:ascii="Times New Roman" w:hAnsi="Times New Roman" w:cs="Times New Roman"/>
-                <w:b/>
-                <w:sz w:val="24"/>
-                <w:szCs w:val="24"/>
-              </w:rPr>
-            </w:pPr>
-            <w:r>
-              <w:rPr>
-                <w:sz w:val="24"/>
-              </w:rPr>
-              <mc:AlternateContent>
-                <mc:Choice Requires="wpg">
-                  <w:drawing>
-                    <wp:anchor distT="0" distB="0" distL="114300" distR="114300" simplePos="0" relativeHeight="251663360" behindDoc="0" locked="0" layoutInCell="1" allowOverlap="1">
-                      <wp:simplePos x="0" y="0"/>
-                      <wp:positionH relativeFrom="column">
-                        <wp:posOffset>-59690</wp:posOffset>
-                      </wp:positionH>
-                      <wp:positionV relativeFrom="paragraph">
-                        <wp:posOffset>-527685</wp:posOffset>
-                      </wp:positionV>
-                      <wp:extent cx="3114040" cy="1442720"/>
-                      <wp:effectExtent l="0" t="0" r="10160" b="5080"/>
-                      <wp:wrapNone/>
-                      <wp:docPr id="38" name="组合 38"/>
-                      <wp:cNvGraphicFramePr/>
-                      <a:graphic xmlns:a="http://schemas.openxmlformats.org/drawingml/2006/main">
-                        <a:graphicData uri="http://schemas.microsoft.com/office/word/2010/wordprocessingGroup">
-                          <wpg:wgp>
-                            <wpg:cNvGrpSpPr/>
-                            <wpg:grpSpPr>
-                              <a:xfrm>
-                                <a:off x="0" y="0"/>
-                                <a:ext cx="3114040" cy="1442720"/>
-                                <a:chOff x="17862" y="41199"/>
-                                <a:chExt cx="4904" cy="2272"/>
-                              </a:xfrm>
-                            </wpg:grpSpPr>
-                            <pic:pic xmlns:pic="http://schemas.openxmlformats.org/drawingml/2006/picture">
-                              <pic:nvPicPr>
-                                <pic:cNvPr id="2" name="图片 23"/>
-                                <pic:cNvPicPr>
-                                  <a:picLocks noChangeAspect="1" noChangeArrowheads="1"/>
-                                </pic:cNvPicPr>
-                              </pic:nvPicPr>
-                              <pic:blipFill>
-                                <a:blip r:embed="rId8">
-                                  <a:extLst>
-                                    <a:ext uri="{28A0092B-C50C-407E-A947-70E740481C1C}">
-                                      <a14:useLocalDpi xmlns:a14="http://schemas.microsoft.com/office/drawing/2010/main" val="0"/>
-                                    </a:ext>
-                                  </a:extLst>
-                                </a:blip>
-                                <a:srcRect/>
-                                <a:stretch>
-                                  <a:fillRect/>
-                                </a:stretch>
-                              </pic:blipFill>
-                              <pic:spPr>
-                                <a:xfrm>
-                                  <a:off x="20494" y="41199"/>
-                                  <a:ext cx="2273" cy="2273"/>
-                                </a:xfrm>
-                                <a:prstGeom prst="rect">
-                                  <a:avLst/>
-                                </a:prstGeom>
-                                <a:noFill/>
-                                <a:ln>
-                                  <a:noFill/>
-                                </a:ln>
-                              </pic:spPr>
-                            </pic:pic>
-                            <wpg:grpSp>
-                              <wpg:cNvPr id="39" name="组合 23"/>
-                              <wpg:cNvGrpSpPr/>
-                              <wpg:grpSpPr>
-                                <a:xfrm>
-                                  <a:off x="17862" y="41843"/>
-                                  <a:ext cx="4208" cy="652"/>
-                                  <a:chOff x="17862" y="41843"/>
-                                  <a:chExt cx="4208" cy="652"/>
-                                </a:xfrm>
-                              </wpg:grpSpPr>
-                              <pic:pic xmlns:pic="http://schemas.openxmlformats.org/drawingml/2006/picture">
-                                <pic:nvPicPr>
-                                  <pic:cNvPr id="22" name="图片 59" descr="图片1"/>
-                                  <pic:cNvPicPr>
-                                    <a:picLocks noChangeAspect="1"/>
-                                  </pic:cNvPicPr>
-                                </pic:nvPicPr>
-                                <pic:blipFill>
-                                  <a:blip r:embed="rId10">
-                                    <a:biLevel thresh="50000"/>
-                                  </a:blip>
-                                  <a:srcRect l="7865" t="11797" r="5322" b="19074"/>
-                                  <a:stretch>
-                                    <a:fillRect/>
-                                  </a:stretch>
-                                </pic:blipFill>
-                                <pic:spPr>
-                                  <a:xfrm>
-                                    <a:off x="17862" y="41869"/>
-                                    <a:ext cx="1468" cy="627"/>
-                                  </a:xfrm>
-                                  <a:prstGeom prst="rect">
-                                    <a:avLst/>
-                                  </a:prstGeom>
-                                  <a:noFill/>
-                                </pic:spPr>
-                              </pic:pic>
-                              <pic:pic xmlns:pic="http://schemas.openxmlformats.org/drawingml/2006/picture">
-                                <pic:nvPicPr>
-                                  <pic:cNvPr id="21" name="图片 29" descr="IMG_256"/>
-                                  <pic:cNvPicPr>
-                                    <a:picLocks noChangeAspect="1"/>
-                                  </pic:cNvPicPr>
-                                </pic:nvPicPr>
-                                <pic:blipFill>
-                                  <a:blip r:embed="rId6">
-                                    <a:clrChange>
-                                      <a:clrFrom>
-                                        <a:srgbClr val="FFFFFF">
-                                          <a:alpha val="100000"/>
-                                        </a:srgbClr>
-                                      </a:clrFrom>
-                                      <a:clrTo>
-                                        <a:srgbClr val="FFFFFF">
-                                          <a:alpha val="100000"/>
-                                          <a:alpha val="0"/>
-                                        </a:srgbClr>
-                                      </a:clrTo>
-                                    </a:clrChange>
-                                  </a:blip>
-                                  <a:stretch>
-                                    <a:fillRect/>
-                                  </a:stretch>
-                                </pic:blipFill>
-                                <pic:spPr>
-                                  <a:xfrm>
-                                    <a:off x="21096" y="41843"/>
-                                    <a:ext cx="975" cy="570"/>
-                                  </a:xfrm>
-                                  <a:prstGeom prst="rect">
-                                    <a:avLst/>
-                                  </a:prstGeom>
-                                  <a:noFill/>
-                                  <a:ln w="9525">
-                                    <a:noFill/>
-                                  </a:ln>
-                                </pic:spPr>
-                              </pic:pic>
-                            </wpg:grpSp>
-                          </wpg:wgp>
-                        </a:graphicData>
-                      </a:graphic>
-                    </wp:anchor>
-                  </w:drawing>
-                </mc:Choice>
-                <mc:Fallback>
-                  <w:pict>
-                    <v:group id="_x0000_s1026" o:spid="_x0000_s1026" o:spt="203" style="position:absolute;left:0pt;margin-left:-4.7pt;margin-top:-41.55pt;height:113.6pt;width:245.2pt;z-index:251663360;mso-width-relative:page;mso-height-relative:page;" coordorigin="17862,41199" coordsize="4904,2272" o:gfxdata="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">
-                      <o:lock v:ext="edit" aspectratio="f"/>
-                      <v:shape id="图片 23" o:spid="_x0000_s1026" o:spt="75" type="#_x0000_t75" style="position:absolute;left:20494;top:41199;height:2273;width:2273;" filled="f" o:preferrelative="t" stroked="f" coordsize="21600,21600" o:gfxdata="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">
-                        <v:fill on="f" focussize="0,0"/>
-                        <v:stroke on="f"/>
-                        <v:imagedata r:id="rId8" o:title=""/>
-                        <o:lock v:ext="edit" aspectratio="t"/>
-                      </v:shape>
-                      <v:group id="组合 23" o:spid="_x0000_s1026" o:spt="203" style="position:absolute;left:17862;top:41843;height:652;width:4208;" coordorigin="17862,41843" coordsize="4208,652" o:gfxdata="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">
-                        <o:lock v:ext="edit" aspectratio="f"/>
-                        <v:shape id="图片 59" o:spid="_x0000_s1026" o:spt="75" alt="图片1" type="#_x0000_t75" style="position:absolute;left:17862;top:41869;height:627;width:1468;" filled="f" o:preferrelative="t" stroked="f" coordsize="21600,21600" o:gfxdata="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">
-                          <v:fill on="f" focussize="0,0"/>
-                          <v:stroke on="f"/>
-                          <v:imagedata r:id="rId10" cropleft="5154f" croptop="7731f" cropright="3488f" cropbottom="12500f" grayscale="t" bilevel="t" o:title=""/>
-                          <o:lock v:ext="edit" aspectratio="t"/>
-                        </v:shape>
-                        <v:shape id="图片 29" o:spid="_x0000_s1026" o:spt="75" alt="IMG_256" type="#_x0000_t75" style="position:absolute;left:21096;top:41843;height:570;width:975;" filled="f" o:preferrelative="t" stroked="f" coordsize="21600,21600" o:gfxdata="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">
-                          <v:fill on="f" focussize="0,0"/>
-                          <v:stroke on="f"/>
-                          <v:imagedata r:id="rId6" chromakey="#FFFFFF" o:title=""/>
-                          <o:lock v:ext="edit" aspectratio="t"/>
-                        </v:shape>
-                      </v:group>
-                    </v:group>
-                  </w:pict>
-                </mc:Fallback>
-              </mc:AlternateContent>
-            </w:r>
-          </w:p>
-        </w:tc>
-        <w:tc>
-          <w:tcPr>
-            <w:tcW w:w="1166" w:type="dxa"/>
-            <w:vAlign w:val="center"/>
-          </w:tcPr>
-          <w:p>
-            <w:pPr>
-              <w:pStyle w:val="22"/>
-              <w:spacing w:before="13"/>
-              <w:jc w:val="both"/>
-              <w:rPr>
-                <w:rFonts w:ascii="Times New Roman" w:hAnsi="Times New Roman" w:cs="Times New Roman"/>
-                <w:b/>
-                <w:sz w:val="24"/>
-                <w:szCs w:val="24"/>
-              </w:rPr>
-            </w:pPr>
-            <w:r>
-              <w:rPr>
-                <w:rFonts w:ascii="Times New Roman" w:hAnsi="Times New Roman" w:cs="Times New Roman"/>
-                <w:b/>
-                <w:sz w:val="24"/>
-                <w:szCs w:val="24"/>
-              </w:rPr>
-              <w:t>复核人</w:t>
-            </w:r>
-            <w:r>
-              <w:rPr>
-                <w:rFonts w:ascii="Times New Roman" w:hAnsi="Times New Roman" w:cs="Times New Roman"/>
-                <w:b/>
-                <w:sz w:val="24"/>
-                <w:szCs w:val="24"/>
-                <w:lang w:eastAsia="zh-CN"/>
-              </w:rPr>
-              <w:t>：</w:t>
-            </w:r>
-          </w:p>
-        </w:tc>
-        <w:tc>
-          <w:tcPr>
-            <w:tcW w:w="2294" w:type="dxa"/>
-            <w:vAlign w:val="center"/>
-          </w:tcPr>
-          <w:p>
-            <w:pPr>
-              <w:pStyle w:val="22"/>
-              <w:spacing w:before="13"/>
-              <w:ind w:right="15"/>
-              <w:jc w:val="both"/>
-              <w:rPr>
-                <w:rFonts w:ascii="Times New Roman" w:hAnsi="Times New Roman" w:cs="Times New Roman"/>
-                <w:b/>
-                <w:sz w:val="24"/>
-                <w:szCs w:val="24"/>
-              </w:rPr>
-            </w:pPr>
-          </w:p>
-        </w:tc>
-      </w:tr>
-      <w:tr>
-        <w:tblPrEx>
-          <w:tblCellMar>
-            <w:top w:w="0" w:type="dxa"/>
-            <w:left w:w="0" w:type="dxa"/>
-            <w:bottom w:w="0" w:type="dxa"/>
-            <w:right w:w="0" w:type="dxa"/>
-          </w:tblCellMar>
-        </w:tblPrEx>
-        <w:trPr>
-          <w:trHeight w:val="457" w:hRule="exact"/>
-          <w:jc w:val="right"/>
-        </w:trPr>
-        <w:tc>
-          <w:tcPr>
-            <w:tcW w:w="1272" w:type="dxa"/>
-            <w:vAlign w:val="center"/>
-          </w:tcPr>
-          <w:p>
-            <w:pPr>
-              <w:pStyle w:val="22"/>
-              <w:spacing w:line="341" w:lineRule="exact"/>
-              <w:ind w:left="13" w:right="165"/>
-              <w:jc w:val="both"/>
-              <w:rPr>
-                <w:rFonts w:ascii="Times New Roman" w:hAnsi="Times New Roman" w:cs="Times New Roman"/>
-                <w:b/>
-                <w:sz w:val="24"/>
-                <w:szCs w:val="24"/>
-              </w:rPr>
-            </w:pPr>
-            <w:r>
-              <w:rPr>
-                <w:rFonts w:ascii="Times New Roman" w:hAnsi="Times New Roman" w:cs="Times New Roman"/>
-                <w:b/>
-                <w:sz w:val="24"/>
-                <w:szCs w:val="24"/>
-              </w:rPr>
-              <w:t>日</w:t>
-            </w:r>
-            <w:r>
-              <w:rPr>
-                <w:rFonts w:ascii="Times New Roman" w:hAnsi="Times New Roman" w:cs="Times New Roman"/>
-                <w:b/>
-                <w:sz w:val="24"/>
-                <w:szCs w:val="24"/>
-                <w:lang w:eastAsia="zh-CN"/>
-              </w:rPr>
-              <w:t xml:space="preserve">  </w:t>
-            </w:r>
-            <w:r>
-              <w:rPr>
-                <w:rFonts w:ascii="Times New Roman" w:hAnsi="Times New Roman" w:cs="Times New Roman"/>
-                <w:b/>
-                <w:sz w:val="24"/>
-                <w:szCs w:val="24"/>
-              </w:rPr>
-              <w:t>期：</w:t>
-            </w:r>
-          </w:p>
-        </w:tc>
-        <w:tc>
-          <w:tcPr>
-            <w:tcW w:w="2040" w:type="dxa"/>
-            <w:vAlign w:val="center"/>
-          </w:tcPr>
-          <w:p>
-            <w:pPr>
-              <w:pStyle w:val="22"/>
-              <w:spacing w:line="363" w:lineRule="exact"/>
-              <w:jc w:val="both"/>
-              <w:rPr>
-                <w:rFonts w:ascii="Times New Roman" w:hAnsi="Times New Roman" w:cs="Times New Roman"/>
-                <w:sz w:val="24"/>
-                <w:szCs w:val="24"/>
-              </w:rPr>
-            </w:pPr>
-            <w:r>
-              <w:rPr>
-                <w:rFonts w:ascii="Times New Roman" w:hAnsi="Times New Roman" w:cs="Times New Roman"/>
-                <w:kern w:val="2"/>
-                <w:sz w:val="24"/>
-                <w:szCs w:val="24"/>
-                <w:lang w:eastAsia="zh-CN"/>
-              </w:rPr>
-              <w:t>{{ reportdate }}</w:t>
-            </w:r>
-          </w:p>
-        </w:tc>
-        <w:tc>
-          <w:tcPr>
-            <w:tcW w:w="1166" w:type="dxa"/>
-            <w:vAlign w:val="center"/>
-          </w:tcPr>
-          <w:p>
-            <w:pPr>
-              <w:pStyle w:val="22"/>
-              <w:spacing w:line="341" w:lineRule="exact"/>
-              <w:jc w:val="both"/>
-              <w:rPr>
-                <w:rFonts w:ascii="Times New Roman" w:hAnsi="Times New Roman" w:cs="Times New Roman"/>
-                <w:b/>
-                <w:sz w:val="24"/>
-                <w:szCs w:val="24"/>
-              </w:rPr>
-            </w:pPr>
-            <w:r>
-              <w:rPr>
-                <w:rFonts w:ascii="Times New Roman" w:hAnsi="Times New Roman" w:cs="Times New Roman"/>
-                <w:b/>
-                <w:sz w:val="24"/>
-                <w:szCs w:val="24"/>
-              </w:rPr>
-              <w:t>日</w:t>
-            </w:r>
-            <w:r>
-              <w:rPr>
-                <w:rFonts w:ascii="Times New Roman" w:hAnsi="Times New Roman" w:cs="Times New Roman"/>
-                <w:b/>
-                <w:sz w:val="24"/>
-                <w:szCs w:val="24"/>
-                <w:lang w:eastAsia="zh-CN"/>
-              </w:rPr>
-              <w:t xml:space="preserve">  </w:t>
-            </w:r>
-            <w:r>
-              <w:rPr>
-                <w:rFonts w:ascii="Times New Roman" w:hAnsi="Times New Roman" w:cs="Times New Roman"/>
-                <w:b/>
-                <w:sz w:val="24"/>
-                <w:szCs w:val="24"/>
-              </w:rPr>
-              <w:t>期：</w:t>
-            </w:r>
-          </w:p>
-        </w:tc>
-        <w:tc>
-          <w:tcPr>
-            <w:tcW w:w="2294" w:type="dxa"/>
-            <w:vAlign w:val="center"/>
-          </w:tcPr>
-          <w:p>
-            <w:pPr>
-              <w:pStyle w:val="22"/>
-              <w:spacing w:line="363" w:lineRule="exact"/>
-              <w:ind w:right="15"/>
-              <w:jc w:val="both"/>
-              <w:rPr>
-                <w:rFonts w:ascii="Times New Roman" w:hAnsi="Times New Roman" w:cs="Times New Roman"/>
-                <w:sz w:val="24"/>
-                <w:szCs w:val="24"/>
-              </w:rPr>
-            </w:pPr>
-            <w:r>
-              <w:rPr>
-                <w:rFonts w:ascii="Times New Roman" w:hAnsi="Times New Roman" w:cs="Times New Roman"/>
-                <w:kern w:val="2"/>
-                <w:sz w:val="24"/>
-                <w:szCs w:val="24"/>
-                <w:lang w:eastAsia="zh-CN"/>
-              </w:rPr>
-              <w:t>{{ reportdate }}</w:t>
-            </w:r>
-          </w:p>
-        </w:tc>
-      </w:tr>
-    </w:tbl>
-    <w:p>
-      <w:pPr>
-        <w:rPr>
-          <w:rFonts w:ascii="Times New Roman" w:hAnsi="Times New Roman" w:eastAsia="微软雅黑" w:cs="Times New Roman"/>
-          <w:sz w:val="24"/>
-          <w:szCs w:val="24"/>
-          <w:lang w:eastAsia="zh-CN"/>
-        </w:rPr>
-      </w:pPr>
-      <w:r>
-        <w:rPr>
-          <w:rFonts w:hint="eastAsia" w:ascii="Times New Roman" w:hAnsi="Times New Roman" w:eastAsia="微软雅黑" w:cs="Times New Roman"/>
-          <w:sz w:val="24"/>
-          <w:szCs w:val="24"/>
-          <w:lang w:eastAsia="zh-CN"/>
-        </w:rPr>
-        <w:t xml:space="preserve">{% endif %}{% if testedby == </w:t>
-      </w:r>
-      <w:r>
-        <w:rPr>
-          <w:rFonts w:ascii="Times New Roman" w:hAnsi="Times New Roman" w:eastAsia="微软雅黑" w:cs="Times New Roman"/>
-          <w:sz w:val="24"/>
-          <w:szCs w:val="24"/>
-          <w:lang w:eastAsia="zh-CN"/>
-        </w:rPr>
-        <w:t>“</w:t>
-      </w:r>
-      <w:r>
-        <w:rPr>
-          <w:rFonts w:hint="eastAsia" w:ascii="Times New Roman" w:hAnsi="Times New Roman" w:eastAsia="微软雅黑" w:cs="Times New Roman"/>
-          <w:sz w:val="24"/>
-          <w:szCs w:val="24"/>
-          <w:lang w:eastAsia="zh-CN"/>
-        </w:rPr>
-        <w:t>4</w:t>
-      </w:r>
-      <w:r>
-        <w:rPr>
-          <w:rFonts w:ascii="Times New Roman" w:hAnsi="Times New Roman" w:eastAsia="微软雅黑" w:cs="Times New Roman"/>
-          <w:sz w:val="24"/>
-          <w:szCs w:val="24"/>
-          <w:lang w:eastAsia="zh-CN"/>
-        </w:rPr>
-        <w:t>”</w:t>
-      </w:r>
-      <w:r>
-        <w:rPr>
-          <w:rFonts w:hint="eastAsia" w:ascii="Times New Roman" w:hAnsi="Times New Roman" w:eastAsia="微软雅黑" w:cs="Times New Roman"/>
-          <w:sz w:val="24"/>
-          <w:szCs w:val="24"/>
-          <w:lang w:eastAsia="zh-CN"/>
-        </w:rPr>
-        <w:t xml:space="preserve"> %}</w:t>
-      </w:r>
-    </w:p>
-    <w:p>
-      <w:pPr>
-        <w:rPr>
-          <w:rFonts w:ascii="Times New Roman" w:hAnsi="Times New Roman" w:eastAsia="微软雅黑" w:cs="Times New Roman"/>
-          <w:sz w:val="24"/>
-          <w:szCs w:val="24"/>
-          <w:lang w:eastAsia="zh-CN"/>
-        </w:rPr>
-      </w:pPr>
-    </w:p>
-    <w:p>
-      <w:pPr>
-        <w:rPr>
-          <w:rFonts w:ascii="Times New Roman" w:hAnsi="Times New Roman" w:eastAsia="微软雅黑" w:cs="Times New Roman"/>
-          <w:sz w:val="24"/>
-          <w:szCs w:val="24"/>
-          <w:lang w:eastAsia="zh-CN"/>
-        </w:rPr>
-      </w:pPr>
-    </w:p>
-    <w:tbl>
-      <w:tblPr>
-        <w:tblStyle w:val="33"/>
-        <w:tblW w:w="6772" w:type="dxa"/>
-        <w:jc w:val="right"/>
-        <w:tblLayout w:type="fixed"/>
-        <w:tblCellMar>
-          <w:top w:w="0" w:type="dxa"/>
-          <w:left w:w="0" w:type="dxa"/>
-          <w:bottom w:w="0" w:type="dxa"/>
-          <w:right w:w="0" w:type="dxa"/>
-        </w:tblCellMar>
-      </w:tblPr>
-      <w:tblGrid>
-        <w:gridCol w:w="1272"/>
-        <w:gridCol w:w="2040"/>
-        <w:gridCol w:w="1166"/>
-        <w:gridCol w:w="2294"/>
-      </w:tblGrid>
-      <w:tr>
-        <w:tblPrEx>
-          <w:tblCellMar>
-            <w:top w:w="0" w:type="dxa"/>
-            <w:left w:w="0" w:type="dxa"/>
-            <w:bottom w:w="0" w:type="dxa"/>
-            <w:right w:w="0" w:type="dxa"/>
-          </w:tblCellMar>
-        </w:tblPrEx>
-        <w:trPr>
-          <w:trHeight w:val="441" w:hRule="exact"/>
-          <w:jc w:val="right"/>
-        </w:trPr>
-        <w:tc>
-          <w:tcPr>
-            <w:tcW w:w="1272" w:type="dxa"/>
-            <w:vAlign w:val="center"/>
-          </w:tcPr>
-          <w:p>
-            <w:pPr>
-              <w:pStyle w:val="22"/>
-              <w:spacing w:before="13"/>
-              <w:ind w:left="13" w:right="95"/>
-              <w:jc w:val="both"/>
-              <w:rPr>
-                <w:rFonts w:ascii="Times New Roman" w:hAnsi="Times New Roman" w:cs="Times New Roman"/>
-                <w:b/>
-                <w:sz w:val="24"/>
-                <w:szCs w:val="24"/>
-              </w:rPr>
-            </w:pPr>
-            <w:r>
-              <w:rPr>
-                <w:rFonts w:ascii="Times New Roman" w:hAnsi="Times New Roman" w:cs="Times New Roman"/>
-                <w:b/>
-                <w:sz w:val="24"/>
-                <w:szCs w:val="24"/>
-              </w:rPr>
-              <w:t>检测人：</w:t>
-            </w:r>
-          </w:p>
-        </w:tc>
-        <w:tc>
-          <w:tcPr>
-            <w:tcW w:w="2040" w:type="dxa"/>
-            <w:vAlign w:val="center"/>
-          </w:tcPr>
-          <w:p>
-            <w:pPr>
-              <w:pStyle w:val="22"/>
-              <w:spacing w:before="13"/>
-              <w:jc w:val="both"/>
-              <w:rPr>
-                <w:rFonts w:ascii="Times New Roman" w:hAnsi="Times New Roman" w:cs="Times New Roman"/>
-                <w:b/>
-                <w:sz w:val="24"/>
-                <w:szCs w:val="24"/>
-              </w:rPr>
-            </w:pPr>
-            <w:r>
-              <w:rPr>
-                <w:sz w:val="24"/>
-              </w:rPr>
-              <mc:AlternateContent>
-                <mc:Choice Requires="wpg">
-                  <w:drawing>
-                    <wp:anchor distT="0" distB="0" distL="114300" distR="114300" simplePos="0" relativeHeight="251664384" behindDoc="0" locked="0" layoutInCell="1" allowOverlap="1">
-                      <wp:simplePos x="0" y="0"/>
-                      <wp:positionH relativeFrom="column">
-                        <wp:posOffset>12700</wp:posOffset>
-                      </wp:positionH>
-                      <wp:positionV relativeFrom="paragraph">
-                        <wp:posOffset>-514985</wp:posOffset>
-                      </wp:positionV>
-                      <wp:extent cx="3150235" cy="1442720"/>
-                      <wp:effectExtent l="0" t="0" r="4445" b="5080"/>
-                      <wp:wrapNone/>
-                      <wp:docPr id="3" name="组合 3"/>
-                      <wp:cNvGraphicFramePr/>
-                      <a:graphic xmlns:a="http://schemas.openxmlformats.org/drawingml/2006/main">
-                        <a:graphicData uri="http://schemas.microsoft.com/office/word/2010/wordprocessingGroup">
-                          <wpg:wgp>
-                            <wpg:cNvGrpSpPr/>
-                            <wpg:grpSpPr>
-                              <a:xfrm>
-                                <a:off x="0" y="0"/>
-                                <a:ext cx="3150235" cy="1442720"/>
-                                <a:chOff x="17976" y="42945"/>
-                                <a:chExt cx="4961" cy="2272"/>
-                              </a:xfrm>
-                            </wpg:grpSpPr>
-                            <pic:pic xmlns:pic="http://schemas.openxmlformats.org/drawingml/2006/picture">
-                              <pic:nvPicPr>
-                                <pic:cNvPr id="9" name="图片 25"/>
-                                <pic:cNvPicPr>
-                                  <a:picLocks noChangeAspect="1" noChangeArrowheads="1"/>
-                                </pic:cNvPicPr>
-                              </pic:nvPicPr>
-                              <pic:blipFill>
-                                <a:blip r:embed="rId8">
-                                  <a:extLst>
-                                    <a:ext uri="{28A0092B-C50C-407E-A947-70E740481C1C}">
-                                      <a14:useLocalDpi xmlns:a14="http://schemas.microsoft.com/office/drawing/2010/main" val="0"/>
-                                    </a:ext>
-                                  </a:extLst>
-                                </a:blip>
-                                <a:srcRect/>
-                                <a:stretch>
-                                  <a:fillRect/>
-                                </a:stretch>
-                              </pic:blipFill>
-                              <pic:spPr>
-                                <a:xfrm>
-                                  <a:off x="20665" y="42945"/>
-                                  <a:ext cx="2273" cy="2273"/>
-                                </a:xfrm>
-                                <a:prstGeom prst="rect">
-                                  <a:avLst/>
-                                </a:prstGeom>
-                                <a:noFill/>
-                                <a:ln>
-                                  <a:noFill/>
-                                </a:ln>
-                              </pic:spPr>
-                            </pic:pic>
-                            <wpg:grpSp>
-                              <wpg:cNvPr id="41" name="组合 27"/>
-                              <wpg:cNvGrpSpPr/>
-                              <wpg:grpSpPr>
-                                <a:xfrm>
-                                  <a:off x="17976" y="43614"/>
-                                  <a:ext cx="4551" cy="626"/>
-                                  <a:chOff x="17976" y="43614"/>
-                                  <a:chExt cx="4551" cy="626"/>
-                                </a:xfrm>
-                              </wpg:grpSpPr>
-                              <pic:pic xmlns:pic="http://schemas.openxmlformats.org/drawingml/2006/picture">
-                                <pic:nvPicPr>
-                                  <pic:cNvPr id="8" name="图片 29" descr="IMG_256"/>
-                                  <pic:cNvPicPr>
-                                    <a:picLocks noChangeAspect="1"/>
-                                  </pic:cNvPicPr>
-                                </pic:nvPicPr>
-                                <pic:blipFill>
-                                  <a:blip r:embed="rId6">
-                                    <a:clrChange>
-                                      <a:clrFrom>
-                                        <a:srgbClr val="FFFFFF">
-                                          <a:alpha val="100000"/>
-                                        </a:srgbClr>
-                                      </a:clrFrom>
-                                      <a:clrTo>
-                                        <a:srgbClr val="FFFFFF">
-                                          <a:alpha val="100000"/>
-                                          <a:alpha val="0"/>
-                                        </a:srgbClr>
-                                      </a:clrTo>
-                                    </a:clrChange>
-                                  </a:blip>
-                                  <a:stretch>
-                                    <a:fillRect/>
-                                  </a:stretch>
-                                </pic:blipFill>
-                                <pic:spPr>
-                                  <a:xfrm>
-                                    <a:off x="17976" y="43615"/>
-                                    <a:ext cx="975" cy="570"/>
-                                  </a:xfrm>
-                                  <a:prstGeom prst="rect">
-                                    <a:avLst/>
-                                  </a:prstGeom>
-                                  <a:noFill/>
-                                  <a:ln w="9525">
-                                    <a:noFill/>
-                                  </a:ln>
-                                </pic:spPr>
-                              </pic:pic>
-                              <pic:pic xmlns:pic="http://schemas.openxmlformats.org/drawingml/2006/picture">
-                                <pic:nvPicPr>
-                                  <pic:cNvPr id="26" name="图片 59" descr="图片1"/>
-                                  <pic:cNvPicPr>
-                                    <a:picLocks noChangeAspect="1"/>
-                                  </pic:cNvPicPr>
-                                </pic:nvPicPr>
-                                <pic:blipFill>
-                                  <a:blip r:embed="rId10">
-                                    <a:biLevel thresh="50000"/>
-                                  </a:blip>
-                                  <a:srcRect l="7865" t="11797" r="5322" b="19074"/>
-                                  <a:stretch>
-                                    <a:fillRect/>
-                                  </a:stretch>
-                                </pic:blipFill>
-                                <pic:spPr>
-                                  <a:xfrm>
-                                    <a:off x="21059" y="43614"/>
-                                    <a:ext cx="1468" cy="627"/>
-                                  </a:xfrm>
-                                  <a:prstGeom prst="rect">
-                                    <a:avLst/>
-                                  </a:prstGeom>
-                                  <a:noFill/>
-                                </pic:spPr>
-                              </pic:pic>
-                            </wpg:grpSp>
-                          </wpg:wgp>
-                        </a:graphicData>
-                      </a:graphic>
-                    </wp:anchor>
-                  </w:drawing>
-                </mc:Choice>
-                <mc:Fallback>
-                  <w:pict>
-                    <v:group id="_x0000_s1026" o:spid="_x0000_s1026" o:spt="203" style="position:absolute;left:0pt;margin-left:1pt;margin-top:-40.55pt;height:113.6pt;width:248.05pt;z-index:251664384;mso-width-relative:page;mso-height-relative:page;" coordorigin="17976,42945" coordsize="4961,2272" o:gfxdata="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">
-                      <o:lock v:ext="edit" aspectratio="f"/>
-                      <v:shape id="图片 25" o:spid="_x0000_s1026" o:spt="75" type="#_x0000_t75" style="position:absolute;left:20665;top:42945;height:2273;width:2273;" filled="f" o:preferrelative="t" stroked="f" coordsize="21600,21600" o:gfxdata="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">
-                        <v:fill on="f" focussize="0,0"/>
-                        <v:stroke on="f"/>
-                        <v:imagedata r:id="rId8" o:title=""/>
-                        <o:lock v:ext="edit" aspectratio="t"/>
-                      </v:shape>
-                      <v:group id="组合 27" o:spid="_x0000_s1026" o:spt="203" style="position:absolute;left:17976;top:43614;height:626;width:4551;" coordorigin="17976,43614" coordsize="4551,626" o:gfxdata="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">
-                        <o:lock v:ext="edit" aspectratio="f"/>
-                        <v:shape id="图片 29" o:spid="_x0000_s1026" o:spt="75" alt="IMG_256" type="#_x0000_t75" style="position:absolute;left:17976;top:43615;height:570;width:975;" filled="f" o:preferrelative="t" stroked="f" coordsize="21600,21600" o:gfxdata="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">
-                          <v:fill on="f" focussize="0,0"/>
-                          <v:stroke on="f"/>
-                          <v:imagedata r:id="rId6" chromakey="#FFFFFF" o:title=""/>
-                          <o:lock v:ext="edit" aspectratio="t"/>
-                        </v:shape>
-                        <v:shape id="图片 59" o:spid="_x0000_s1026" o:spt="75" alt="图片1" type="#_x0000_t75" style="position:absolute;left:21059;top:43614;height:627;width:1468;" filled="f" o:preferrelative="t" stroked="f" coordsize="21600,21600" o:gfxdata="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">
-                          <v:fill on="f" focussize="0,0"/>
-                          <v:stroke on="f"/>
-                          <v:imagedata r:id="rId10" cropleft="5154f" croptop="7731f" cropright="3488f" cropbottom="12500f" grayscale="t" bilevel="t" o:title=""/>
-                          <o:lock v:ext="edit" aspectratio="t"/>
-                        </v:shape>
-                      </v:group>
-                    </v:group>
-                  </w:pict>
-                </mc:Fallback>
-              </mc:AlternateContent>
-            </w:r>
-          </w:p>
-        </w:tc>
-        <w:tc>
-          <w:tcPr>
-            <w:tcW w:w="1166" w:type="dxa"/>
-            <w:vAlign w:val="center"/>
-          </w:tcPr>
-          <w:p>
-            <w:pPr>
-              <w:pStyle w:val="22"/>
-              <w:spacing w:before="13"/>
-              <w:jc w:val="both"/>
-              <w:rPr>
-                <w:rFonts w:ascii="Times New Roman" w:hAnsi="Times New Roman" w:cs="Times New Roman"/>
-                <w:b/>
-                <w:sz w:val="24"/>
-                <w:szCs w:val="24"/>
-              </w:rPr>
-            </w:pPr>
-            <w:r>
-              <w:rPr>
-                <w:rFonts w:ascii="Times New Roman" w:hAnsi="Times New Roman" w:cs="Times New Roman"/>
-                <w:b/>
-                <w:sz w:val="24"/>
-                <w:szCs w:val="24"/>
-              </w:rPr>
-              <w:t>复核人</w:t>
-            </w:r>
-            <w:r>
-              <w:rPr>
-                <w:rFonts w:ascii="Times New Roman" w:hAnsi="Times New Roman" w:cs="Times New Roman"/>
-                <w:b/>
-                <w:sz w:val="24"/>
-                <w:szCs w:val="24"/>
-                <w:lang w:eastAsia="zh-CN"/>
-              </w:rPr>
-              <w:t>：</w:t>
-            </w:r>
-          </w:p>
-        </w:tc>
-        <w:tc>
-          <w:tcPr>
-            <w:tcW w:w="2294" w:type="dxa"/>
-            <w:vAlign w:val="center"/>
-          </w:tcPr>
-          <w:p>
-            <w:pPr>
-              <w:pStyle w:val="22"/>
-              <w:spacing w:before="13"/>
-              <w:ind w:right="15"/>
-              <w:jc w:val="both"/>
-              <w:rPr>
-                <w:rFonts w:ascii="Times New Roman" w:hAnsi="Times New Roman" w:cs="Times New Roman"/>
-                <w:b/>
-                <w:sz w:val="24"/>
-                <w:szCs w:val="24"/>
-              </w:rPr>
-            </w:pPr>
-          </w:p>
-        </w:tc>
-      </w:tr>
-      <w:tr>
-        <w:tblPrEx>
-          <w:tblCellMar>
-            <w:top w:w="0" w:type="dxa"/>
-            <w:left w:w="0" w:type="dxa"/>
-            <w:bottom w:w="0" w:type="dxa"/>
-            <w:right w:w="0" w:type="dxa"/>
-          </w:tblCellMar>
-        </w:tblPrEx>
-        <w:trPr>
-          <w:trHeight w:val="457" w:hRule="exact"/>
-          <w:jc w:val="right"/>
-        </w:trPr>
-        <w:tc>
-          <w:tcPr>
-            <w:tcW w:w="1272" w:type="dxa"/>
-            <w:vAlign w:val="center"/>
-          </w:tcPr>
-          <w:p>
-            <w:pPr>
-              <w:pStyle w:val="22"/>
-              <w:spacing w:line="341" w:lineRule="exact"/>
-              <w:ind w:left="13" w:right="165"/>
-              <w:jc w:val="both"/>
-              <w:rPr>
-                <w:rFonts w:ascii="Times New Roman" w:hAnsi="Times New Roman" w:cs="Times New Roman"/>
-                <w:b/>
-                <w:sz w:val="24"/>
-                <w:szCs w:val="24"/>
-              </w:rPr>
-            </w:pPr>
-            <w:r>
-              <w:rPr>
-                <w:rFonts w:ascii="Times New Roman" w:hAnsi="Times New Roman" w:cs="Times New Roman"/>
-                <w:b/>
-                <w:sz w:val="24"/>
-                <w:szCs w:val="24"/>
-              </w:rPr>
-              <w:t>日</w:t>
-            </w:r>
-            <w:r>
-              <w:rPr>
-                <w:rFonts w:ascii="Times New Roman" w:hAnsi="Times New Roman" w:cs="Times New Roman"/>
-                <w:b/>
-                <w:sz w:val="24"/>
-                <w:szCs w:val="24"/>
-                <w:lang w:eastAsia="zh-CN"/>
-              </w:rPr>
-              <w:t xml:space="preserve">  </w:t>
-            </w:r>
-            <w:r>
-              <w:rPr>
-                <w:rFonts w:ascii="Times New Roman" w:hAnsi="Times New Roman" w:cs="Times New Roman"/>
-                <w:b/>
-                <w:sz w:val="24"/>
-                <w:szCs w:val="24"/>
-              </w:rPr>
-              <w:t>期：</w:t>
-            </w:r>
-          </w:p>
-        </w:tc>
-        <w:tc>
-          <w:tcPr>
-            <w:tcW w:w="2040" w:type="dxa"/>
-            <w:vAlign w:val="center"/>
-          </w:tcPr>
-          <w:p>
-            <w:pPr>
-              <w:pStyle w:val="22"/>
-              <w:spacing w:line="363" w:lineRule="exact"/>
-              <w:jc w:val="both"/>
-              <w:rPr>
-                <w:rFonts w:ascii="Times New Roman" w:hAnsi="Times New Roman" w:cs="Times New Roman"/>
-                <w:sz w:val="24"/>
-                <w:szCs w:val="24"/>
-              </w:rPr>
-            </w:pPr>
-            <w:r>
-              <w:rPr>
-                <w:rFonts w:ascii="Times New Roman" w:hAnsi="Times New Roman" w:cs="Times New Roman"/>
-                <w:kern w:val="2"/>
-                <w:sz w:val="24"/>
-                <w:szCs w:val="24"/>
-                <w:lang w:eastAsia="zh-CN"/>
-              </w:rPr>
-              <w:t>{{ reportdate }}</w:t>
-            </w:r>
-          </w:p>
-        </w:tc>
-        <w:tc>
-          <w:tcPr>
-            <w:tcW w:w="1166" w:type="dxa"/>
-            <w:vAlign w:val="center"/>
-          </w:tcPr>
-          <w:p>
-            <w:pPr>
-              <w:pStyle w:val="22"/>
-              <w:spacing w:line="341" w:lineRule="exact"/>
-              <w:jc w:val="both"/>
-              <w:rPr>
-                <w:rFonts w:ascii="Times New Roman" w:hAnsi="Times New Roman" w:cs="Times New Roman"/>
-                <w:b/>
-                <w:sz w:val="24"/>
-                <w:szCs w:val="24"/>
-              </w:rPr>
-            </w:pPr>
-            <w:r>
-              <w:rPr>
-                <w:rFonts w:ascii="Times New Roman" w:hAnsi="Times New Roman" w:cs="Times New Roman"/>
-                <w:b/>
-                <w:sz w:val="24"/>
-                <w:szCs w:val="24"/>
-              </w:rPr>
-              <w:t>日</w:t>
-            </w:r>
-            <w:r>
-              <w:rPr>
-                <w:rFonts w:ascii="Times New Roman" w:hAnsi="Times New Roman" w:cs="Times New Roman"/>
-                <w:b/>
-                <w:sz w:val="24"/>
-                <w:szCs w:val="24"/>
-                <w:lang w:eastAsia="zh-CN"/>
-              </w:rPr>
-              <w:t xml:space="preserve">  </w:t>
-            </w:r>
-            <w:r>
-              <w:rPr>
-                <w:rFonts w:ascii="Times New Roman" w:hAnsi="Times New Roman" w:cs="Times New Roman"/>
-                <w:b/>
-                <w:sz w:val="24"/>
-                <w:szCs w:val="24"/>
-              </w:rPr>
-              <w:t>期：</w:t>
-            </w:r>
-          </w:p>
-        </w:tc>
-        <w:tc>
-          <w:tcPr>
-            <w:tcW w:w="2294" w:type="dxa"/>
-            <w:vAlign w:val="center"/>
-          </w:tcPr>
-          <w:p>
-            <w:pPr>
-              <w:pStyle w:val="22"/>
-              <w:spacing w:line="363" w:lineRule="exact"/>
-              <w:ind w:right="15"/>
-              <w:jc w:val="both"/>
-              <w:rPr>
-                <w:rFonts w:ascii="Times New Roman" w:hAnsi="Times New Roman" w:cs="Times New Roman"/>
-                <w:sz w:val="24"/>
-                <w:szCs w:val="24"/>
-              </w:rPr>
-            </w:pPr>
-            <w:r>
-              <w:rPr>
-                <w:rFonts w:ascii="Times New Roman" w:hAnsi="Times New Roman" w:cs="Times New Roman"/>
-                <w:kern w:val="2"/>
-                <w:sz w:val="24"/>
-                <w:szCs w:val="24"/>
-                <w:lang w:eastAsia="zh-CN"/>
-              </w:rPr>
-              <w:t>{{ reportdate }}</w:t>
-            </w:r>
-          </w:p>
-        </w:tc>
-      </w:tr>
-    </w:tbl>
-    <w:p>
-      <w:pPr>
-        <w:rPr>
-          <w:rFonts w:ascii="Times New Roman" w:hAnsi="Times New Roman" w:eastAsia="微软雅黑" w:cs="Times New Roman"/>
-          <w:sz w:val="24"/>
-          <w:szCs w:val="24"/>
-          <w:lang w:eastAsia="zh-CN"/>
-        </w:rPr>
-      </w:pPr>
-      <w:r>
-        <w:rPr>
-          <w:rFonts w:hint="eastAsia" w:ascii="Times New Roman" w:hAnsi="Times New Roman" w:eastAsia="微软雅黑" w:cs="Times New Roman"/>
-          <w:sz w:val="24"/>
-          <w:szCs w:val="24"/>
-          <w:lang w:eastAsia="zh-CN"/>
-        </w:rPr>
-        <w:t xml:space="preserve">{% endif %}{% if testedby == </w:t>
-      </w:r>
-      <w:r>
-        <w:rPr>
-          <w:rFonts w:ascii="Times New Roman" w:hAnsi="Times New Roman" w:eastAsia="微软雅黑" w:cs="Times New Roman"/>
-          <w:sz w:val="24"/>
-          <w:szCs w:val="24"/>
-          <w:lang w:eastAsia="zh-CN"/>
-        </w:rPr>
-        <w:t>“</w:t>
-      </w:r>
-      <w:r>
-        <w:rPr>
-          <w:rFonts w:hint="eastAsia" w:ascii="Times New Roman" w:hAnsi="Times New Roman" w:eastAsia="微软雅黑" w:cs="Times New Roman"/>
-          <w:sz w:val="24"/>
-          <w:szCs w:val="24"/>
-          <w:lang w:eastAsia="zh-CN"/>
-        </w:rPr>
-        <w:t>5</w:t>
-      </w:r>
-      <w:r>
-        <w:rPr>
-          <w:rFonts w:ascii="Times New Roman" w:hAnsi="Times New Roman" w:eastAsia="微软雅黑" w:cs="Times New Roman"/>
-          <w:sz w:val="24"/>
-          <w:szCs w:val="24"/>
-          <w:lang w:eastAsia="zh-CN"/>
-        </w:rPr>
-        <w:t>”</w:t>
-      </w:r>
-      <w:r>
-        <w:rPr>
-          <w:rFonts w:hint="eastAsia" w:ascii="Times New Roman" w:hAnsi="Times New Roman" w:eastAsia="微软雅黑" w:cs="Times New Roman"/>
-          <w:sz w:val="24"/>
-          <w:szCs w:val="24"/>
-          <w:lang w:eastAsia="zh-CN"/>
-        </w:rPr>
-        <w:t xml:space="preserve"> %}</w:t>
-      </w:r>
-    </w:p>
-    <w:p>
-      <w:pPr>
-        <w:rPr>
-          <w:lang w:eastAsia="zh-CN"/>
-        </w:rPr>
-      </w:pPr>
-    </w:p>
-    <w:p>
-      <w:pPr>
-        <w:rPr>
-          <w:lang w:eastAsia="zh-CN"/>
-        </w:rPr>
-      </w:pPr>
-    </w:p>
-    <w:tbl>
-      <w:tblPr>
-        <w:tblStyle w:val="33"/>
-        <w:tblW w:w="6772" w:type="dxa"/>
-        <w:jc w:val="right"/>
-        <w:tblLayout w:type="fixed"/>
-        <w:tblCellMar>
-          <w:top w:w="0" w:type="dxa"/>
-          <w:left w:w="0" w:type="dxa"/>
-          <w:bottom w:w="0" w:type="dxa"/>
-          <w:right w:w="0" w:type="dxa"/>
-        </w:tblCellMar>
-      </w:tblPr>
-      <w:tblGrid>
-        <w:gridCol w:w="1272"/>
-        <w:gridCol w:w="2040"/>
-        <w:gridCol w:w="1166"/>
-        <w:gridCol w:w="2294"/>
-      </w:tblGrid>
-      <w:tr>
-        <w:tblPrEx>
-          <w:tblCellMar>
-            <w:top w:w="0" w:type="dxa"/>
-            <w:left w:w="0" w:type="dxa"/>
-            <w:bottom w:w="0" w:type="dxa"/>
-            <w:right w:w="0" w:type="dxa"/>
-          </w:tblCellMar>
-        </w:tblPrEx>
-        <w:trPr>
-          <w:trHeight w:val="441" w:hRule="exact"/>
-          <w:jc w:val="right"/>
-        </w:trPr>
-        <w:tc>
-          <w:tcPr>
-            <w:tcW w:w="1272" w:type="dxa"/>
-            <w:vAlign w:val="center"/>
-          </w:tcPr>
-          <w:p>
-            <w:pPr>
-              <w:pStyle w:val="22"/>
-              <w:spacing w:before="13"/>
-              <w:ind w:left="13" w:right="95"/>
-              <w:jc w:val="both"/>
-              <w:rPr>
-                <w:rFonts w:ascii="Times New Roman" w:hAnsi="Times New Roman" w:cs="Times New Roman"/>
-                <w:b/>
-                <w:sz w:val="24"/>
-                <w:szCs w:val="24"/>
-              </w:rPr>
-            </w:pPr>
-            <w:r>
-              <w:rPr>
-                <w:rFonts w:ascii="Times New Roman" w:hAnsi="Times New Roman" w:cs="Times New Roman"/>
-                <w:b/>
-                <w:sz w:val="24"/>
-                <w:szCs w:val="24"/>
-              </w:rPr>
-              <w:t>检测人：</w:t>
-            </w:r>
-          </w:p>
-        </w:tc>
-        <w:tc>
-          <w:tcPr>
-            <w:tcW w:w="2040" w:type="dxa"/>
-            <w:vAlign w:val="center"/>
-          </w:tcPr>
-          <w:p>
-            <w:pPr>
-              <w:pStyle w:val="22"/>
-              <w:spacing w:before="13"/>
-              <w:jc w:val="both"/>
-              <w:rPr>
-                <w:rFonts w:ascii="Times New Roman" w:hAnsi="Times New Roman" w:cs="Times New Roman"/>
-                <w:b/>
-                <w:sz w:val="24"/>
-                <w:szCs w:val="24"/>
-              </w:rPr>
-            </w:pPr>
-          </w:p>
-        </w:tc>
-        <w:tc>
-          <w:tcPr>
-            <w:tcW w:w="1166" w:type="dxa"/>
-            <w:vAlign w:val="center"/>
-          </w:tcPr>
-          <w:p>
-            <w:pPr>
-              <w:pStyle w:val="22"/>
-              <w:spacing w:before="13"/>
-              <w:jc w:val="both"/>
-              <w:rPr>
-                <w:rFonts w:ascii="Times New Roman" w:hAnsi="Times New Roman" w:cs="Times New Roman"/>
-                <w:b/>
-                <w:sz w:val="24"/>
-                <w:szCs w:val="24"/>
-              </w:rPr>
-            </w:pPr>
-            <w:r>
-              <w:rPr>
-                <w:rFonts w:ascii="Times New Roman" w:hAnsi="Times New Roman" w:cs="Times New Roman"/>
-                <w:b/>
-                <w:sz w:val="24"/>
-                <w:szCs w:val="24"/>
-              </w:rPr>
-              <w:t>复核人</w:t>
-            </w:r>
-            <w:r>
-              <w:rPr>
-                <w:rFonts w:ascii="Times New Roman" w:hAnsi="Times New Roman" w:cs="Times New Roman"/>
-                <w:b/>
-                <w:sz w:val="24"/>
-                <w:szCs w:val="24"/>
-                <w:lang w:eastAsia="zh-CN"/>
-              </w:rPr>
-              <w:t>：</w:t>
-            </w:r>
-          </w:p>
-        </w:tc>
-        <w:tc>
-          <w:tcPr>
-            <w:tcW w:w="2294" w:type="dxa"/>
-            <w:vAlign w:val="center"/>
-          </w:tcPr>
-          <w:p>
-            <w:pPr>
-              <w:pStyle w:val="22"/>
-              <w:spacing w:before="13"/>
-              <w:ind w:right="15"/>
-              <w:jc w:val="both"/>
-              <w:rPr>
-                <w:rFonts w:ascii="Times New Roman" w:hAnsi="Times New Roman" w:cs="Times New Roman"/>
-                <w:b/>
-                <w:sz w:val="24"/>
-                <w:szCs w:val="24"/>
-              </w:rPr>
-            </w:pPr>
-          </w:p>
-        </w:tc>
-      </w:tr>
-      <w:tr>
-        <w:tblPrEx>
-          <w:tblCellMar>
-            <w:top w:w="0" w:type="dxa"/>
-            <w:left w:w="0" w:type="dxa"/>
-            <w:bottom w:w="0" w:type="dxa"/>
-            <w:right w:w="0" w:type="dxa"/>
-          </w:tblCellMar>
-        </w:tblPrEx>
-        <w:trPr>
-          <w:trHeight w:val="457" w:hRule="exact"/>
-          <w:jc w:val="right"/>
-        </w:trPr>
-        <w:tc>
-          <w:tcPr>
-            <w:tcW w:w="1272" w:type="dxa"/>
-            <w:vAlign w:val="center"/>
-          </w:tcPr>
-          <w:p>
-            <w:pPr>
-              <w:pStyle w:val="22"/>
-              <w:spacing w:line="341" w:lineRule="exact"/>
-              <w:ind w:left="13" w:right="165"/>
-              <w:jc w:val="both"/>
-              <w:rPr>
-                <w:rFonts w:ascii="Times New Roman" w:hAnsi="Times New Roman" w:cs="Times New Roman"/>
-                <w:b/>
-                <w:sz w:val="24"/>
-                <w:szCs w:val="24"/>
-              </w:rPr>
-            </w:pPr>
-            <w:r>
-              <w:rPr>
-                <w:rFonts w:ascii="Times New Roman" w:hAnsi="Times New Roman" w:cs="Times New Roman"/>
-                <w:b/>
-                <w:sz w:val="24"/>
-                <w:szCs w:val="24"/>
-              </w:rPr>
-              <w:t>日</w:t>
-            </w:r>
-            <w:r>
-              <w:rPr>
-                <w:rFonts w:ascii="Times New Roman" w:hAnsi="Times New Roman" w:cs="Times New Roman"/>
-                <w:b/>
-                <w:sz w:val="24"/>
-                <w:szCs w:val="24"/>
-                <w:lang w:eastAsia="zh-CN"/>
-              </w:rPr>
-              <w:t xml:space="preserve">  </w:t>
-            </w:r>
-            <w:r>
-              <w:rPr>
-                <w:rFonts w:ascii="Times New Roman" w:hAnsi="Times New Roman" w:cs="Times New Roman"/>
-                <w:b/>
-                <w:sz w:val="24"/>
-                <w:szCs w:val="24"/>
-              </w:rPr>
-              <w:t>期：</w:t>
-            </w:r>
-          </w:p>
-        </w:tc>
-        <w:tc>
-          <w:tcPr>
-            <w:tcW w:w="2040" w:type="dxa"/>
-            <w:vAlign w:val="center"/>
-          </w:tcPr>
-          <w:p>
-            <w:pPr>
-              <w:pStyle w:val="22"/>
-              <w:spacing w:line="363" w:lineRule="exact"/>
-              <w:jc w:val="both"/>
-              <w:rPr>
-                <w:rFonts w:ascii="Times New Roman" w:hAnsi="Times New Roman" w:cs="Times New Roman"/>
-                <w:sz w:val="24"/>
-                <w:szCs w:val="24"/>
-              </w:rPr>
-            </w:pPr>
-            <w:r>
-              <w:rPr>
-                <w:rFonts w:ascii="Times New Roman" w:hAnsi="Times New Roman" w:cs="Times New Roman"/>
-                <w:kern w:val="2"/>
-                <w:sz w:val="24"/>
-                <w:szCs w:val="24"/>
-                <w:lang w:eastAsia="zh-CN"/>
-              </w:rPr>
-              <w:t>{{ reportdate }}</w:t>
-            </w:r>
-          </w:p>
-        </w:tc>
-        <w:tc>
-          <w:tcPr>
-            <w:tcW w:w="1166" w:type="dxa"/>
-            <w:vAlign w:val="center"/>
-          </w:tcPr>
-          <w:p>
-            <w:pPr>
-              <w:pStyle w:val="22"/>
-              <w:spacing w:line="341" w:lineRule="exact"/>
-              <w:jc w:val="both"/>
-              <w:rPr>
-                <w:rFonts w:ascii="Times New Roman" w:hAnsi="Times New Roman" w:cs="Times New Roman"/>
-                <w:b/>
-                <w:sz w:val="24"/>
-                <w:szCs w:val="24"/>
-              </w:rPr>
-            </w:pPr>
-            <w:r>
-              <w:rPr>
-                <w:rFonts w:ascii="Times New Roman" w:hAnsi="Times New Roman" w:cs="Times New Roman"/>
-                <w:b/>
-                <w:sz w:val="24"/>
-                <w:szCs w:val="24"/>
-              </w:rPr>
-              <w:t>日</w:t>
-            </w:r>
-            <w:r>
-              <w:rPr>
-                <w:rFonts w:ascii="Times New Roman" w:hAnsi="Times New Roman" w:cs="Times New Roman"/>
-                <w:b/>
-                <w:sz w:val="24"/>
-                <w:szCs w:val="24"/>
-                <w:lang w:eastAsia="zh-CN"/>
-              </w:rPr>
-              <w:t xml:space="preserve">  </w:t>
-            </w:r>
-            <w:r>
-              <w:rPr>
-                <w:rFonts w:ascii="Times New Roman" w:hAnsi="Times New Roman" w:cs="Times New Roman"/>
-                <w:b/>
-                <w:sz w:val="24"/>
-                <w:szCs w:val="24"/>
-              </w:rPr>
-              <w:t>期：</w:t>
-            </w:r>
-          </w:p>
-        </w:tc>
-        <w:tc>
-          <w:tcPr>
-            <w:tcW w:w="2294" w:type="dxa"/>
-            <w:vAlign w:val="center"/>
-          </w:tcPr>
-          <w:p>
-            <w:pPr>
-              <w:pStyle w:val="22"/>
-              <w:spacing w:line="363" w:lineRule="exact"/>
-              <w:ind w:right="15"/>
-              <w:jc w:val="both"/>
-              <w:rPr>
-                <w:rFonts w:ascii="Times New Roman" w:hAnsi="Times New Roman" w:cs="Times New Roman"/>
-                <w:sz w:val="24"/>
-                <w:szCs w:val="24"/>
-              </w:rPr>
-            </w:pPr>
-            <w:r>
-              <w:rPr>
-                <w:rFonts w:ascii="Times New Roman" w:hAnsi="Times New Roman" w:cs="Times New Roman"/>
-                <w:kern w:val="2"/>
-                <w:sz w:val="24"/>
-                <w:szCs w:val="24"/>
-                <w:lang w:eastAsia="zh-CN"/>
-              </w:rPr>
-              <w:t>{{ reportdate }}</w:t>
-            </w:r>
-          </w:p>
-        </w:tc>
-      </w:tr>
-    </w:tbl>
-    <w:p>
-      <w:pPr>
-        <w:rPr>
-          <w:rFonts w:ascii="Times New Roman" w:hAnsi="Times New Roman" w:eastAsia="微软雅黑" w:cs="Times New Roman"/>
-          <w:sz w:val="24"/>
-          <w:szCs w:val="24"/>
-          <w:lang w:eastAsia="zh-CN"/>
-        </w:rPr>
-      </w:pPr>
-      <w:r>
-        <w:rPr>
-          <w:rFonts w:hint="eastAsia" w:ascii="Times New Roman" w:hAnsi="Times New Roman" w:eastAsia="微软雅黑" w:cs="Times New Roman"/>
-          <w:sz w:val="24"/>
-          <w:szCs w:val="24"/>
-          <w:lang w:eastAsia="zh-CN"/>
-        </w:rPr>
-        <w:t xml:space="preserve">{% endif %}{% if testedby == </w:t>
-      </w:r>
-      <w:r>
-        <w:rPr>
-          <w:rFonts w:ascii="Times New Roman" w:hAnsi="Times New Roman" w:eastAsia="微软雅黑" w:cs="Times New Roman"/>
-          <w:sz w:val="24"/>
-          <w:szCs w:val="24"/>
-          <w:lang w:eastAsia="zh-CN"/>
-        </w:rPr>
-        <w:t>“</w:t>
-      </w:r>
-      <w:r>
-        <w:rPr>
-          <w:rFonts w:hint="eastAsia" w:ascii="Times New Roman" w:hAnsi="Times New Roman" w:eastAsia="微软雅黑" w:cs="Times New Roman"/>
-          <w:sz w:val="24"/>
-          <w:szCs w:val="24"/>
-          <w:lang w:eastAsia="zh-CN"/>
-        </w:rPr>
-        <w:t>6</w:t>
-      </w:r>
-      <w:r>
-        <w:rPr>
-          <w:rFonts w:ascii="Times New Roman" w:hAnsi="Times New Roman" w:eastAsia="微软雅黑" w:cs="Times New Roman"/>
-          <w:sz w:val="24"/>
-          <w:szCs w:val="24"/>
-          <w:lang w:eastAsia="zh-CN"/>
-        </w:rPr>
-        <w:t>”</w:t>
-      </w:r>
-      <w:r>
-        <w:rPr>
-          <w:rFonts w:hint="eastAsia" w:ascii="Times New Roman" w:hAnsi="Times New Roman" w:eastAsia="微软雅黑" w:cs="Times New Roman"/>
-          <w:sz w:val="24"/>
-          <w:szCs w:val="24"/>
-          <w:lang w:eastAsia="zh-CN"/>
-        </w:rPr>
-        <w:t xml:space="preserve"> %}</w:t>
-      </w:r>
-    </w:p>
-    <w:p>
-      <w:pPr>
-        <w:rPr>
-          <w:rFonts w:ascii="Times New Roman" w:hAnsi="Times New Roman" w:eastAsia="微软雅黑" w:cs="Times New Roman"/>
-          <w:sz w:val="24"/>
-          <w:szCs w:val="24"/>
-          <w:lang w:eastAsia="zh-CN"/>
-        </w:rPr>
-      </w:pPr>
-    </w:p>
-    <w:p>
-      <w:pPr>
-        <w:rPr>
-          <w:rFonts w:ascii="Times New Roman" w:hAnsi="Times New Roman" w:eastAsia="微软雅黑" w:cs="Times New Roman"/>
-          <w:sz w:val="24"/>
-          <w:szCs w:val="24"/>
-          <w:lang w:eastAsia="zh-CN"/>
-        </w:rPr>
-      </w:pPr>
-    </w:p>
-    <w:tbl>
-      <w:tblPr>
-        <w:tblStyle w:val="33"/>
-        <w:tblW w:w="6772" w:type="dxa"/>
-        <w:jc w:val="right"/>
-        <w:tblLayout w:type="fixed"/>
-        <w:tblCellMar>
-          <w:top w:w="0" w:type="dxa"/>
-          <w:left w:w="0" w:type="dxa"/>
-          <w:bottom w:w="0" w:type="dxa"/>
-          <w:right w:w="0" w:type="dxa"/>
-        </w:tblCellMar>
-      </w:tblPr>
-      <w:tblGrid>
-        <w:gridCol w:w="1272"/>
-        <w:gridCol w:w="2040"/>
-        <w:gridCol w:w="1166"/>
-        <w:gridCol w:w="2294"/>
-      </w:tblGrid>
-      <w:tr>
-        <w:tblPrEx>
-          <w:tblCellMar>
-            <w:top w:w="0" w:type="dxa"/>
-            <w:left w:w="0" w:type="dxa"/>
-            <w:bottom w:w="0" w:type="dxa"/>
-            <w:right w:w="0" w:type="dxa"/>
-          </w:tblCellMar>
-        </w:tblPrEx>
-        <w:trPr>
-          <w:trHeight w:val="441" w:hRule="exact"/>
-          <w:jc w:val="right"/>
-        </w:trPr>
-        <w:tc>
-          <w:tcPr>
-            <w:tcW w:w="1272" w:type="dxa"/>
-            <w:vAlign w:val="center"/>
-          </w:tcPr>
-          <w:p>
-            <w:pPr>
-              <w:pStyle w:val="22"/>
-              <w:spacing w:before="13"/>
-              <w:ind w:left="13" w:right="95"/>
-              <w:jc w:val="both"/>
-              <w:rPr>
-                <w:rFonts w:ascii="Times New Roman" w:hAnsi="Times New Roman" w:cs="Times New Roman"/>
-                <w:b/>
-                <w:sz w:val="24"/>
-                <w:szCs w:val="24"/>
-              </w:rPr>
-            </w:pPr>
-            <w:r>
-              <w:rPr>
-                <w:rFonts w:ascii="Times New Roman" w:hAnsi="Times New Roman" w:cs="Times New Roman"/>
-                <w:b/>
-                <w:sz w:val="24"/>
-                <w:szCs w:val="24"/>
-              </w:rPr>
-              <w:t>检测人：</w:t>
-            </w:r>
-          </w:p>
-        </w:tc>
-        <w:tc>
-          <w:tcPr>
-            <w:tcW w:w="2040" w:type="dxa"/>
-            <w:vAlign w:val="center"/>
-          </w:tcPr>
-          <w:p>
-            <w:pPr>
-              <w:pStyle w:val="22"/>
-              <w:spacing w:before="13"/>
-              <w:jc w:val="both"/>
-              <w:rPr>
-                <w:rFonts w:ascii="Times New Roman" w:hAnsi="Times New Roman" w:cs="Times New Roman"/>
-                <w:b/>
-                <w:sz w:val="24"/>
-                <w:szCs w:val="24"/>
-              </w:rPr>
-            </w:pPr>
-          </w:p>
-        </w:tc>
-        <w:tc>
-          <w:tcPr>
-            <w:tcW w:w="1166" w:type="dxa"/>
-            <w:vAlign w:val="center"/>
-          </w:tcPr>
-          <w:p>
-            <w:pPr>
-              <w:pStyle w:val="22"/>
-              <w:spacing w:before="13"/>
-              <w:jc w:val="both"/>
-              <w:rPr>
-                <w:rFonts w:ascii="Times New Roman" w:hAnsi="Times New Roman" w:cs="Times New Roman"/>
-                <w:b/>
-                <w:sz w:val="24"/>
-                <w:szCs w:val="24"/>
-              </w:rPr>
-            </w:pPr>
-            <w:r>
-              <w:rPr>
-                <w:rFonts w:ascii="Times New Roman" w:hAnsi="Times New Roman" w:cs="Times New Roman"/>
-                <w:b/>
-                <w:sz w:val="24"/>
-                <w:szCs w:val="24"/>
-              </w:rPr>
-              <w:t>复核人</w:t>
-            </w:r>
-            <w:r>
-              <w:rPr>
-                <w:rFonts w:ascii="Times New Roman" w:hAnsi="Times New Roman" w:cs="Times New Roman"/>
-                <w:b/>
-                <w:sz w:val="24"/>
-                <w:szCs w:val="24"/>
-                <w:lang w:eastAsia="zh-CN"/>
-              </w:rPr>
-              <w:t>：</w:t>
-            </w:r>
-          </w:p>
-        </w:tc>
-        <w:tc>
-          <w:tcPr>
-            <w:tcW w:w="2294" w:type="dxa"/>
-            <w:vAlign w:val="center"/>
-          </w:tcPr>
-          <w:p>
-            <w:pPr>
-              <w:pStyle w:val="22"/>
-              <w:spacing w:before="13"/>
-              <w:ind w:right="15"/>
-              <w:jc w:val="both"/>
-              <w:rPr>
-                <w:rFonts w:ascii="Times New Roman" w:hAnsi="Times New Roman" w:cs="Times New Roman"/>
-                <w:b/>
-                <w:sz w:val="24"/>
-                <w:szCs w:val="24"/>
-              </w:rPr>
-            </w:pPr>
-          </w:p>
-        </w:tc>
-      </w:tr>
-      <w:tr>
-        <w:tblPrEx>
-          <w:tblCellMar>
-            <w:top w:w="0" w:type="dxa"/>
-            <w:left w:w="0" w:type="dxa"/>
-            <w:bottom w:w="0" w:type="dxa"/>
-            <w:right w:w="0" w:type="dxa"/>
-          </w:tblCellMar>
-        </w:tblPrEx>
-        <w:trPr>
-          <w:trHeight w:val="457" w:hRule="exact"/>
-          <w:jc w:val="right"/>
-        </w:trPr>
-        <w:tc>
-          <w:tcPr>
-            <w:tcW w:w="1272" w:type="dxa"/>
-            <w:vAlign w:val="center"/>
-          </w:tcPr>
-          <w:p>
-            <w:pPr>
-              <w:pStyle w:val="22"/>
-              <w:spacing w:line="341" w:lineRule="exact"/>
-              <w:ind w:left="13" w:right="165"/>
-              <w:jc w:val="both"/>
-              <w:rPr>
-                <w:rFonts w:ascii="Times New Roman" w:hAnsi="Times New Roman" w:cs="Times New Roman"/>
-                <w:b/>
-                <w:sz w:val="24"/>
-                <w:szCs w:val="24"/>
-              </w:rPr>
-            </w:pPr>
-            <w:r>
-              <w:rPr>
-                <w:rFonts w:ascii="Times New Roman" w:hAnsi="Times New Roman" w:cs="Times New Roman"/>
-                <w:b/>
-                <w:sz w:val="24"/>
-                <w:szCs w:val="24"/>
-              </w:rPr>
-              <w:t>日</w:t>
-            </w:r>
-            <w:r>
-              <w:rPr>
-                <w:rFonts w:ascii="Times New Roman" w:hAnsi="Times New Roman" w:cs="Times New Roman"/>
-                <w:b/>
-                <w:sz w:val="24"/>
-                <w:szCs w:val="24"/>
-                <w:lang w:eastAsia="zh-CN"/>
-              </w:rPr>
-              <w:t xml:space="preserve">  </w:t>
-            </w:r>
-            <w:r>
-              <w:rPr>
-                <w:rFonts w:ascii="Times New Roman" w:hAnsi="Times New Roman" w:cs="Times New Roman"/>
-                <w:b/>
-                <w:sz w:val="24"/>
-                <w:szCs w:val="24"/>
-              </w:rPr>
-              <w:t>期：</w:t>
-            </w:r>
-          </w:p>
-        </w:tc>
-        <w:tc>
-          <w:tcPr>
-            <w:tcW w:w="2040" w:type="dxa"/>
-            <w:vAlign w:val="center"/>
-          </w:tcPr>
-          <w:p>
-            <w:pPr>
-              <w:pStyle w:val="22"/>
-              <w:spacing w:line="363" w:lineRule="exact"/>
-              <w:jc w:val="both"/>
-              <w:rPr>
-                <w:rFonts w:ascii="Times New Roman" w:hAnsi="Times New Roman" w:cs="Times New Roman"/>
-                <w:sz w:val="24"/>
-                <w:szCs w:val="24"/>
-              </w:rPr>
-            </w:pPr>
-            <w:r>
-              <w:rPr>
-                <w:rFonts w:ascii="Times New Roman" w:hAnsi="Times New Roman" w:cs="Times New Roman"/>
-                <w:kern w:val="2"/>
-                <w:sz w:val="24"/>
-                <w:szCs w:val="24"/>
-                <w:lang w:eastAsia="zh-CN"/>
-              </w:rPr>
-              <w:t>{{ reportdate }}</w:t>
-            </w:r>
-          </w:p>
-        </w:tc>
-        <w:tc>
-          <w:tcPr>
-            <w:tcW w:w="1166" w:type="dxa"/>
-            <w:vAlign w:val="center"/>
-          </w:tcPr>
-          <w:p>
-            <w:pPr>
-              <w:pStyle w:val="22"/>
-              <w:spacing w:line="341" w:lineRule="exact"/>
-              <w:jc w:val="both"/>
-              <w:rPr>
-                <w:rFonts w:ascii="Times New Roman" w:hAnsi="Times New Roman" w:cs="Times New Roman"/>
-                <w:b/>
-                <w:sz w:val="24"/>
-                <w:szCs w:val="24"/>
-              </w:rPr>
-            </w:pPr>
-            <w:r>
-              <w:rPr>
-                <w:rFonts w:ascii="Times New Roman" w:hAnsi="Times New Roman" w:cs="Times New Roman"/>
-                <w:b/>
-                <w:sz w:val="24"/>
-                <w:szCs w:val="24"/>
-              </w:rPr>
-              <w:t>日</w:t>
-            </w:r>
-            <w:r>
-              <w:rPr>
-                <w:rFonts w:ascii="Times New Roman" w:hAnsi="Times New Roman" w:cs="Times New Roman"/>
-                <w:b/>
-                <w:sz w:val="24"/>
-                <w:szCs w:val="24"/>
-                <w:lang w:eastAsia="zh-CN"/>
-              </w:rPr>
-              <w:t xml:space="preserve">  </w:t>
-            </w:r>
-            <w:r>
-              <w:rPr>
-                <w:rFonts w:ascii="Times New Roman" w:hAnsi="Times New Roman" w:cs="Times New Roman"/>
-                <w:b/>
-                <w:sz w:val="24"/>
-                <w:szCs w:val="24"/>
-              </w:rPr>
-              <w:t>期：</w:t>
-            </w:r>
-          </w:p>
-        </w:tc>
-        <w:tc>
-          <w:tcPr>
-            <w:tcW w:w="2294" w:type="dxa"/>
-            <w:vAlign w:val="center"/>
-          </w:tcPr>
-          <w:p>
-            <w:pPr>
-              <w:pStyle w:val="22"/>
-              <w:spacing w:line="363" w:lineRule="exact"/>
-              <w:ind w:right="15"/>
-              <w:jc w:val="both"/>
-              <w:rPr>
-                <w:rFonts w:ascii="Times New Roman" w:hAnsi="Times New Roman" w:cs="Times New Roman"/>
-                <w:sz w:val="24"/>
-                <w:szCs w:val="24"/>
-              </w:rPr>
-            </w:pPr>
-            <w:r>
-              <w:rPr>
-                <w:rFonts w:ascii="Times New Roman" w:hAnsi="Times New Roman" w:cs="Times New Roman"/>
-                <w:kern w:val="2"/>
-                <w:sz w:val="24"/>
-                <w:szCs w:val="24"/>
-                <w:lang w:eastAsia="zh-CN"/>
-              </w:rPr>
-              <w:t>{{ reportdate }}</w:t>
-            </w:r>
-          </w:p>
-        </w:tc>
-      </w:tr>
-    </w:tbl>
-    <w:p>
-      <w:pPr>
-        <w:rPr>
           <w:rFonts w:hint="eastAsia" w:ascii="Times New Roman" w:hAnsi="Times New Roman" w:eastAsia="微软雅黑" w:cs="Times New Roman"/>
           <w:sz w:val="24"/>
           <w:szCs w:val="24"/>
@@ -5637,6 +3779,8 @@
       </w:r>
       <w:bookmarkEnd w:id="19"/>
       <w:bookmarkEnd w:id="20"/>
+      <w:bookmarkStart w:id="34" w:name="_GoBack"/>
+      <w:bookmarkEnd w:id="34"/>
     </w:p>
     <w:sectPr>
       <w:headerReference r:id="rId3" w:type="default"/>

--- a/WebContent/docx/消化道肿瘤50基因检测报告-单样本-简版-苏州市立医院-本部&北区.docx
+++ b/WebContent/docx/消化道肿瘤50基因检测报告-单样本-简版-苏州市立医院-本部&北区.docx
@@ -22,16 +22,16 @@
           </w14:shadow>
         </w:rPr>
       </w:pPr>
-      <w:bookmarkStart w:id="0" w:name="_Toc24178_WPSOffice_Level1"/>
-      <w:bookmarkStart w:id="1" w:name="_Toc13806"/>
-      <w:bookmarkStart w:id="2" w:name="_Toc10446"/>
-      <w:bookmarkStart w:id="3" w:name="_Toc30143_WPSOffice_Level1"/>
-      <w:bookmarkStart w:id="4" w:name="_Toc21669"/>
-      <w:bookmarkStart w:id="5" w:name="_Toc24397"/>
-      <w:bookmarkStart w:id="6" w:name="_Toc19944"/>
-      <w:bookmarkStart w:id="7" w:name="_Toc32054"/>
-      <w:bookmarkStart w:id="8" w:name="_Toc21009_WPSOffice_Level1"/>
-      <w:bookmarkStart w:id="9" w:name="_Toc27500"/>
+      <w:bookmarkStart w:id="0" w:name="_Toc10446"/>
+      <w:bookmarkStart w:id="1" w:name="_Toc19944"/>
+      <w:bookmarkStart w:id="2" w:name="_Toc27500"/>
+      <w:bookmarkStart w:id="3" w:name="_Toc13806"/>
+      <w:bookmarkStart w:id="4" w:name="_Toc30143_WPSOffice_Level1"/>
+      <w:bookmarkStart w:id="5" w:name="_Toc24178_WPSOffice_Level1"/>
+      <w:bookmarkStart w:id="6" w:name="_Toc24397"/>
+      <w:bookmarkStart w:id="7" w:name="_Toc21009_WPSOffice_Level1"/>
+      <w:bookmarkStart w:id="8" w:name="_Toc21669"/>
+      <w:bookmarkStart w:id="9" w:name="_Toc32054"/>
       <w:r>
         <w:rPr>
           <w:rFonts w:ascii="Times New Roman" w:hAnsi="Times New Roman"/>
@@ -908,15 +908,15 @@
           </w14:shadow>
         </w:rPr>
       </w:pPr>
-      <w:bookmarkStart w:id="10" w:name="_Toc7021_WPSOffice_Level1"/>
-      <w:bookmarkStart w:id="11" w:name="_Toc11015_WPSOffice_Level1"/>
-      <w:bookmarkStart w:id="12" w:name="_Toc13931"/>
+      <w:bookmarkStart w:id="10" w:name="_Toc19594"/>
+      <w:bookmarkStart w:id="11" w:name="_Toc18062_WPSOffice_Level1"/>
+      <w:bookmarkStart w:id="12" w:name="_Toc17451"/>
       <w:bookmarkStart w:id="13" w:name="_Toc10518"/>
       <w:bookmarkStart w:id="14" w:name="_Toc11465"/>
-      <w:bookmarkStart w:id="15" w:name="_Toc18062_WPSOffice_Level1"/>
-      <w:bookmarkStart w:id="16" w:name="_Toc19594"/>
-      <w:bookmarkStart w:id="17" w:name="_Toc6031"/>
-      <w:bookmarkStart w:id="18" w:name="_Toc17451"/>
+      <w:bookmarkStart w:id="15" w:name="_Toc6031"/>
+      <w:bookmarkStart w:id="16" w:name="_Toc11015_WPSOffice_Level1"/>
+      <w:bookmarkStart w:id="17" w:name="_Toc13931"/>
+      <w:bookmarkStart w:id="18" w:name="_Toc7021_WPSOffice_Level1"/>
       <w:bookmarkStart w:id="19" w:name="_Toc3823"/>
       <w:r>
         <w:rPr>
@@ -1155,12 +1155,12 @@
       <w:bookmarkStart w:id="24" w:name="_Toc149826002"/>
       <w:bookmarkStart w:id="25" w:name="_Toc4088"/>
       <w:bookmarkStart w:id="26" w:name="_Toc2563"/>
-      <w:bookmarkStart w:id="27" w:name="_Toc23369_WPSOffice_Level1"/>
-      <w:bookmarkStart w:id="28" w:name="_Toc29731"/>
-      <w:bookmarkStart w:id="29" w:name="_Toc149832727"/>
-      <w:bookmarkStart w:id="30" w:name="_Toc1410"/>
-      <w:bookmarkStart w:id="31" w:name="_Toc3871"/>
-      <w:bookmarkStart w:id="32" w:name="_Toc25920"/>
+      <w:bookmarkStart w:id="27" w:name="_Toc3871"/>
+      <w:bookmarkStart w:id="28" w:name="_Toc25920"/>
+      <w:bookmarkStart w:id="29" w:name="_Toc1410"/>
+      <w:bookmarkStart w:id="30" w:name="_Toc29731"/>
+      <w:bookmarkStart w:id="31" w:name="_Toc23369_WPSOffice_Level1"/>
+      <w:bookmarkStart w:id="32" w:name="_Toc149832727"/>
       <w:r>
         <w:rPr>
           <w:rStyle w:val="45"/>
@@ -2634,13 +2634,6 @@
         </w:rPr>
       </w:pPr>
     </w:p>
-    <w:p>
-      <w:pPr>
-        <w:rPr>
-          <w:lang w:eastAsia="zh-CN"/>
-        </w:rPr>
-      </w:pPr>
-    </w:p>
     <w:tbl>
       <w:tblPr>
         <w:tblStyle w:val="33"/>
@@ -2670,7 +2663,7 @@
           </w:tblCellMar>
         </w:tblPrEx>
         <w:trPr>
-          <w:trHeight w:val="441" w:hRule="exact"/>
+          <w:trHeight w:val="680" w:hRule="exact"/>
           <w:jc w:val="right"/>
         </w:trPr>
         <w:tc>
@@ -2721,192 +2714,12 @@
             </w:pPr>
             <w:r>
               <w:rPr>
-                <w:sz w:val="22"/>
-              </w:rPr>
-              <mc:AlternateContent>
-                <mc:Choice Requires="wpg">
-                  <w:drawing>
-                    <wp:anchor distT="0" distB="0" distL="114300" distR="114300" simplePos="0" relativeHeight="251661312" behindDoc="0" locked="0" layoutInCell="1" allowOverlap="1">
-                      <wp:simplePos x="0" y="0"/>
-                      <wp:positionH relativeFrom="column">
-                        <wp:posOffset>7620</wp:posOffset>
-                      </wp:positionH>
-                      <wp:positionV relativeFrom="paragraph">
-                        <wp:posOffset>-480060</wp:posOffset>
-                      </wp:positionV>
-                      <wp:extent cx="3058160" cy="1442720"/>
-                      <wp:effectExtent l="0" t="0" r="0" b="0"/>
-                      <wp:wrapNone/>
-                      <wp:docPr id="9" name="组合 9"/>
-                      <wp:cNvGraphicFramePr/>
-                      <a:graphic xmlns:a="http://schemas.openxmlformats.org/drawingml/2006/main">
-                        <a:graphicData uri="http://schemas.microsoft.com/office/word/2010/wordprocessingGroup">
-                          <wpg:wgp>
-                            <wpg:cNvGrpSpPr/>
-                            <wpg:grpSpPr>
-                              <a:xfrm>
-                                <a:off x="0" y="0"/>
-                                <a:ext cx="3058160" cy="1442720"/>
-                                <a:chOff x="19211" y="18842"/>
-                                <a:chExt cx="4816" cy="2272"/>
-                              </a:xfrm>
-                            </wpg:grpSpPr>
-                            <wpg:grpSp>
-                              <wpg:cNvPr id="10" name="组合 6"/>
-                              <wpg:cNvGrpSpPr/>
-                              <wpg:grpSpPr>
-                                <a:xfrm>
-                                  <a:off x="19211" y="18842"/>
-                                  <a:ext cx="4816" cy="2273"/>
-                                  <a:chOff x="19199" y="18902"/>
-                                  <a:chExt cx="4816" cy="2273"/>
-                                </a:xfrm>
-                              </wpg:grpSpPr>
-                              <pic:pic xmlns:pic="http://schemas.openxmlformats.org/drawingml/2006/picture">
-                                <pic:nvPicPr>
-                                  <pic:cNvPr id="16" name="图片 6" descr="蔡冬雪"/>
-                                  <pic:cNvPicPr>
-                                    <a:picLocks noChangeAspect="1"/>
-                                  </pic:cNvPicPr>
-                                </pic:nvPicPr>
-                                <pic:blipFill>
-                                  <a:blip r:embed="rId6">
-                                    <a:clrChange>
-                                      <a:clrFrom>
-                                        <a:srgbClr val="FFFFFF">
-                                          <a:alpha val="100000"/>
-                                        </a:srgbClr>
-                                      </a:clrFrom>
-                                      <a:clrTo>
-                                        <a:srgbClr val="FFFFFF">
-                                          <a:alpha val="100000"/>
-                                          <a:alpha val="0"/>
-                                        </a:srgbClr>
-                                      </a:clrTo>
-                                    </a:clrChange>
-                                  </a:blip>
-                                  <a:srcRect l="18656" t="33322" r="18897" b="26699"/>
-                                  <a:stretch>
-                                    <a:fillRect/>
-                                  </a:stretch>
-                                </pic:blipFill>
-                                <pic:spPr>
-                                  <a:xfrm>
-                                    <a:off x="19199" y="19551"/>
-                                    <a:ext cx="1261" cy="566"/>
-                                  </a:xfrm>
-                                  <a:prstGeom prst="rect">
-                                    <a:avLst/>
-                                  </a:prstGeom>
-                                </pic:spPr>
-                              </pic:pic>
-                              <pic:pic xmlns:pic="http://schemas.openxmlformats.org/drawingml/2006/picture">
-                                <pic:nvPicPr>
-                                  <pic:cNvPr id="21" name="图片 25"/>
-                                  <pic:cNvPicPr>
-                                    <a:picLocks noChangeAspect="1" noChangeArrowheads="1"/>
-                                  </pic:cNvPicPr>
-                                </pic:nvPicPr>
-                                <pic:blipFill>
-                                  <a:blip r:embed="rId7">
-                                    <a:extLst>
-                                      <a:ext uri="{28A0092B-C50C-407E-A947-70E740481C1C}">
-                                        <a14:useLocalDpi xmlns:a14="http://schemas.microsoft.com/office/drawing/2010/main" val="0"/>
-                                      </a:ext>
-                                    </a:extLst>
-                                  </a:blip>
-                                  <a:srcRect/>
-                                  <a:stretch>
-                                    <a:fillRect/>
-                                  </a:stretch>
-                                </pic:blipFill>
-                                <pic:spPr>
-                                  <a:xfrm>
-                                    <a:off x="21742" y="18902"/>
-                                    <a:ext cx="2273" cy="2273"/>
-                                  </a:xfrm>
-                                  <a:prstGeom prst="rect">
-                                    <a:avLst/>
-                                  </a:prstGeom>
-                                  <a:noFill/>
-                                  <a:ln>
-                                    <a:noFill/>
-                                  </a:ln>
-                                </pic:spPr>
-                              </pic:pic>
-                            </wpg:grpSp>
-                            <pic:pic xmlns:pic="http://schemas.openxmlformats.org/drawingml/2006/picture">
-                              <pic:nvPicPr>
-                                <pic:cNvPr id="5" name="图片 4" descr="王建丽"/>
-                                <pic:cNvPicPr>
-                                  <a:picLocks noChangeAspect="1"/>
-                                </pic:cNvPicPr>
-                              </pic:nvPicPr>
-                              <pic:blipFill>
-                                <a:blip r:embed="rId8">
-                                  <a:clrChange>
-                                    <a:clrFrom>
-                                      <a:srgbClr val="FFFFFF">
-                                        <a:alpha val="100000"/>
-                                      </a:srgbClr>
-                                    </a:clrFrom>
-                                    <a:clrTo>
-                                      <a:srgbClr val="FFFFFF">
-                                        <a:alpha val="100000"/>
-                                        <a:alpha val="0"/>
-                                      </a:srgbClr>
-                                    </a:clrTo>
-                                  </a:clrChange>
-                                </a:blip>
-                                <a:stretch>
-                                  <a:fillRect/>
-                                </a:stretch>
-                              </pic:blipFill>
-                              <pic:spPr>
-                                <a:xfrm>
-                                  <a:off x="22261" y="19395"/>
-                                  <a:ext cx="1258" cy="713"/>
-                                </a:xfrm>
-                                <a:prstGeom prst="rect">
-                                  <a:avLst/>
-                                </a:prstGeom>
-                              </pic:spPr>
-                            </pic:pic>
-                          </wpg:wgp>
-                        </a:graphicData>
-                      </a:graphic>
-                    </wp:anchor>
-                  </w:drawing>
-                </mc:Choice>
-                <mc:Fallback>
-                  <w:pict>
-                    <v:group id="_x0000_s1026" o:spid="_x0000_s1026" o:spt="203" style="position:absolute;left:0pt;margin-left:0.6pt;margin-top:-37.8pt;height:113.6pt;width:240.8pt;z-index:251661312;mso-width-relative:page;mso-height-relative:page;" coordorigin="19211,18842" coordsize="4816,2272" o:gfxdata="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">
-                      <o:lock v:ext="edit" aspectratio="f"/>
-                      <v:group id="组合 6" o:spid="_x0000_s1026" o:spt="203" style="position:absolute;left:19211;top:18842;height:2273;width:4816;" coordorigin="19199,18902" coordsize="4816,2273" o:gfxdata="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">
-                        <o:lock v:ext="edit" aspectratio="f"/>
-                        <v:shape id="图片 6" o:spid="_x0000_s1026" o:spt="75" alt="蔡冬雪" type="#_x0000_t75" style="position:absolute;left:19199;top:19551;height:566;width:1261;" filled="f" o:preferrelative="t" stroked="f" coordsize="21600,21600" o:gfxdata="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">
-                          <v:fill on="f" focussize="0,0"/>
-                          <v:stroke on="f"/>
-                          <v:imagedata r:id="rId6" cropleft="12226f" croptop="21838f" cropright="12384f" cropbottom="17497f" chromakey="#FFFFFF" o:title=""/>
-                          <o:lock v:ext="edit" aspectratio="t"/>
-                        </v:shape>
-                        <v:shape id="图片 25" o:spid="_x0000_s1026" o:spt="75" type="#_x0000_t75" style="position:absolute;left:21742;top:18902;height:2273;width:2273;" filled="f" o:preferrelative="t" stroked="f" coordsize="21600,21600" o:gfxdata="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">
-                          <v:fill on="f" focussize="0,0"/>
-                          <v:stroke on="f"/>
-                          <v:imagedata r:id="rId7" o:title=""/>
-                          <o:lock v:ext="edit" aspectratio="t"/>
-                        </v:shape>
-                      </v:group>
-                      <v:shape id="图片 4" o:spid="_x0000_s1026" o:spt="75" alt="王建丽" type="#_x0000_t75" style="position:absolute;left:22261;top:19395;height:713;width:1258;" filled="f" o:preferrelative="t" stroked="f" coordsize="21600,21600" o:gfxdata="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">
-                        <v:fill on="f" focussize="0,0"/>
-                        <v:stroke on="f"/>
-                        <v:imagedata r:id="rId8" chromakey="#FFFFFF" o:title=""/>
-                        <o:lock v:ext="edit" aspectratio="t"/>
-                      </v:shape>
-                    </v:group>
-                  </w:pict>
-                </mc:Fallback>
-              </mc:AlternateContent>
+                <w:rFonts w:hint="eastAsia" w:ascii="Times New Roman" w:hAnsi="Times New Roman" w:cs="Times New Roman"/>
+                <w:b/>
+                <w:sz w:val="24"/>
+                <w:szCs w:val="24"/>
+              </w:rPr>
+              <w:t>{{"ty_tianjin1"|sign(64,28)}}</w:t>
             </w:r>
           </w:p>
         </w:tc>
@@ -2966,6 +2779,76 @@
                 <w:szCs w:val="24"/>
               </w:rPr>
             </w:pPr>
+            <w:r>
+              <w:rPr>
+                <w:rFonts w:hint="eastAsia" w:ascii="Times New Roman" w:hAnsi="Times New Roman" w:cs="Times New Roman"/>
+                <w:b/>
+                <w:sz w:val="24"/>
+                <w:szCs w:val="24"/>
+              </w:rPr>
+              <w:t>{{"ty_tianjin2"|sign(59,34)}}</w:t>
+            </w:r>
+            <w:r>
+              <w:rPr>
+                <w:sz w:val="18"/>
+              </w:rPr>
+              <w:drawing>
+                <wp:anchor distT="0" distB="0" distL="114300" distR="114300" simplePos="0" relativeHeight="251661312" behindDoc="0" locked="0" layoutInCell="1" allowOverlap="1">
+                  <wp:simplePos x="0" y="0"/>
+                  <wp:positionH relativeFrom="column">
+                    <wp:posOffset>-398145</wp:posOffset>
+                  </wp:positionH>
+                  <wp:positionV relativeFrom="paragraph">
+                    <wp:posOffset>-311785</wp:posOffset>
+                  </wp:positionV>
+                  <wp:extent cx="1443355" cy="1443355"/>
+                  <wp:effectExtent l="0" t="0" r="4445" b="4445"/>
+                  <wp:wrapNone/>
+                  <wp:docPr id="21" name="图片 25"/>
+                  <wp:cNvGraphicFramePr>
+                    <a:graphicFrameLocks xmlns:a="http://schemas.openxmlformats.org/drawingml/2006/main" noChangeAspect="1"/>
+                  </wp:cNvGraphicFramePr>
+                  <a:graphic xmlns:a="http://schemas.openxmlformats.org/drawingml/2006/main">
+                    <a:graphicData uri="http://schemas.openxmlformats.org/drawingml/2006/picture">
+                      <pic:pic xmlns:pic="http://schemas.openxmlformats.org/drawingml/2006/picture">
+                        <pic:nvPicPr>
+                          <pic:cNvPr id="21" name="图片 25"/>
+                          <pic:cNvPicPr>
+                            <a:picLocks noChangeAspect="1" noChangeArrowheads="1"/>
+                          </pic:cNvPicPr>
+                        </pic:nvPicPr>
+                        <pic:blipFill>
+                          <a:blip r:embed="rId6">
+                            <a:extLst>
+                              <a:ext uri="{28A0092B-C50C-407E-A947-70E740481C1C}">
+                                <a14:useLocalDpi xmlns:a14="http://schemas.microsoft.com/office/drawing/2010/main" val="0"/>
+                              </a:ext>
+                            </a:extLst>
+                          </a:blip>
+                          <a:srcRect/>
+                          <a:stretch>
+                            <a:fillRect/>
+                          </a:stretch>
+                        </pic:blipFill>
+                        <pic:spPr>
+                          <a:xfrm>
+                            <a:off x="0" y="0"/>
+                            <a:ext cx="1443355" cy="1443355"/>
+                          </a:xfrm>
+                          <a:prstGeom prst="rect">
+                            <a:avLst/>
+                          </a:prstGeom>
+                          <a:noFill/>
+                          <a:ln>
+                            <a:noFill/>
+                          </a:ln>
+                        </pic:spPr>
+                      </pic:pic>
+                    </a:graphicData>
+                  </a:graphic>
+                </wp:anchor>
+              </w:drawing>
+            </w:r>
           </w:p>
         </w:tc>
       </w:tr>
@@ -3237,7 +3120,7 @@
           </w:tblCellMar>
         </w:tblPrEx>
         <w:trPr>
-          <w:trHeight w:val="441" w:hRule="exact"/>
+          <w:trHeight w:val="680" w:hRule="exact"/>
           <w:jc w:val="right"/>
         </w:trPr>
         <w:tc>
@@ -3288,196 +3171,12 @@
             </w:pPr>
             <w:r>
               <w:rPr>
-                <w:sz w:val="22"/>
-              </w:rPr>
-              <mc:AlternateContent>
-                <mc:Choice Requires="wpg">
-                  <w:drawing>
-                    <wp:anchor distT="0" distB="0" distL="114300" distR="114300" simplePos="0" relativeHeight="251662336" behindDoc="0" locked="0" layoutInCell="1" allowOverlap="1">
-                      <wp:simplePos x="0" y="0"/>
-                      <wp:positionH relativeFrom="column">
-                        <wp:posOffset>0</wp:posOffset>
-                      </wp:positionH>
-                      <wp:positionV relativeFrom="paragraph">
-                        <wp:posOffset>-370840</wp:posOffset>
-                      </wp:positionV>
-                      <wp:extent cx="3134360" cy="1443355"/>
-                      <wp:effectExtent l="0" t="0" r="0" b="0"/>
-                      <wp:wrapNone/>
-                      <wp:docPr id="14" name="组合 14"/>
-                      <wp:cNvGraphicFramePr/>
-                      <a:graphic xmlns:a="http://schemas.openxmlformats.org/drawingml/2006/main">
-                        <a:graphicData uri="http://schemas.microsoft.com/office/word/2010/wordprocessingGroup">
-                          <wpg:wgp>
-                            <wpg:cNvGrpSpPr/>
-                            <wpg:grpSpPr>
-                              <a:xfrm>
-                                <a:off x="0" y="0"/>
-                                <a:ext cx="3134360" cy="1443355"/>
-                                <a:chOff x="19199" y="20810"/>
-                                <a:chExt cx="4936" cy="2273"/>
-                              </a:xfrm>
-                            </wpg:grpSpPr>
-                            <wpg:grpSp>
-                              <wpg:cNvPr id="15" name="组合 23"/>
-                              <wpg:cNvGrpSpPr/>
-                              <wpg:grpSpPr>
-                                <a:xfrm>
-                                  <a:off x="19199" y="20810"/>
-                                  <a:ext cx="4936" cy="2273"/>
-                                  <a:chOff x="19199" y="20810"/>
-                                  <a:chExt cx="4936" cy="2273"/>
-                                </a:xfrm>
-                              </wpg:grpSpPr>
-                              <pic:pic xmlns:pic="http://schemas.openxmlformats.org/drawingml/2006/picture">
-                                <pic:nvPicPr>
-                                  <pic:cNvPr id="12" name="图片 1"/>
-                                  <pic:cNvPicPr>
-                                    <a:picLocks noChangeAspect="1"/>
-                                  </pic:cNvPicPr>
-                                </pic:nvPicPr>
-                                <pic:blipFill>
-                                  <a:blip r:embed="rId9">
-                                    <a:clrChange>
-                                      <a:clrFrom>
-                                        <a:srgbClr val="FFFFFF">
-                                          <a:alpha val="100000"/>
-                                        </a:srgbClr>
-                                      </a:clrFrom>
-                                      <a:clrTo>
-                                        <a:srgbClr val="FFFFFF">
-                                          <a:alpha val="100000"/>
-                                          <a:alpha val="0"/>
-                                        </a:srgbClr>
-                                      </a:clrTo>
-                                    </a:clrChange>
-                                  </a:blip>
-                                  <a:srcRect l="10922" t="11667"/>
-                                  <a:stretch>
-                                    <a:fillRect/>
-                                  </a:stretch>
-                                </pic:blipFill>
-                                <pic:spPr>
-                                  <a:xfrm>
-                                    <a:off x="19199" y="21203"/>
-                                    <a:ext cx="1672" cy="901"/>
-                                  </a:xfrm>
-                                  <a:prstGeom prst="rect">
-                                    <a:avLst/>
-                                  </a:prstGeom>
-                                  <a:noFill/>
-                                  <a:ln>
-                                    <a:noFill/>
-                                  </a:ln>
-                                </pic:spPr>
-                              </pic:pic>
-                              <pic:pic xmlns:pic="http://schemas.openxmlformats.org/drawingml/2006/picture">
-                                <pic:nvPicPr>
-                                  <pic:cNvPr id="18" name="图片 25"/>
-                                  <pic:cNvPicPr>
-                                    <a:picLocks noChangeAspect="1" noChangeArrowheads="1"/>
-                                  </pic:cNvPicPr>
-                                </pic:nvPicPr>
-                                <pic:blipFill>
-                                  <a:blip r:embed="rId7">
-                                    <a:extLst>
-                                      <a:ext uri="{28A0092B-C50C-407E-A947-70E740481C1C}">
-                                        <a14:useLocalDpi xmlns:a14="http://schemas.microsoft.com/office/drawing/2010/main" val="0"/>
-                                      </a:ext>
-                                    </a:extLst>
-                                  </a:blip>
-                                  <a:srcRect/>
-                                  <a:stretch>
-                                    <a:fillRect/>
-                                  </a:stretch>
-                                </pic:blipFill>
-                                <pic:spPr>
-                                  <a:xfrm>
-                                    <a:off x="21862" y="20810"/>
-                                    <a:ext cx="2273" cy="2273"/>
-                                  </a:xfrm>
-                                  <a:prstGeom prst="rect">
-                                    <a:avLst/>
-                                  </a:prstGeom>
-                                  <a:noFill/>
-                                  <a:ln>
-                                    <a:noFill/>
-                                  </a:ln>
-                                </pic:spPr>
-                              </pic:pic>
-                            </wpg:grpSp>
-                            <pic:pic xmlns:pic="http://schemas.openxmlformats.org/drawingml/2006/picture">
-                              <pic:nvPicPr>
-                                <pic:cNvPr id="11" name="图片 11" descr="王建丽"/>
-                                <pic:cNvPicPr>
-                                  <a:picLocks noChangeAspect="1"/>
-                                </pic:cNvPicPr>
-                              </pic:nvPicPr>
-                              <pic:blipFill>
-                                <a:blip r:embed="rId8">
-                                  <a:clrChange>
-                                    <a:clrFrom>
-                                      <a:srgbClr val="FFFFFF">
-                                        <a:alpha val="100000"/>
-                                      </a:srgbClr>
-                                    </a:clrFrom>
-                                    <a:clrTo>
-                                      <a:srgbClr val="FFFFFF">
-                                        <a:alpha val="100000"/>
-                                        <a:alpha val="0"/>
-                                      </a:srgbClr>
-                                    </a:clrTo>
-                                  </a:clrChange>
-                                </a:blip>
-                                <a:stretch>
-                                  <a:fillRect/>
-                                </a:stretch>
-                              </pic:blipFill>
-                              <pic:spPr>
-                                <a:xfrm>
-                                  <a:off x="22321" y="21215"/>
-                                  <a:ext cx="1488" cy="842"/>
-                                </a:xfrm>
-                                <a:prstGeom prst="rect">
-                                  <a:avLst/>
-                                </a:prstGeom>
-                              </pic:spPr>
-                            </pic:pic>
-                          </wpg:wgp>
-                        </a:graphicData>
-                      </a:graphic>
-                    </wp:anchor>
-                  </w:drawing>
-                </mc:Choice>
-                <mc:Fallback>
-                  <w:pict>
-                    <v:group id="_x0000_s1026" o:spid="_x0000_s1026" o:spt="203" style="position:absolute;left:0pt;margin-left:0pt;margin-top:-29.2pt;height:113.65pt;width:246.8pt;z-index:251662336;mso-width-relative:page;mso-height-relative:page;" coordorigin="19199,20810" coordsize="4936,2273" o:gfxdata="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">
-                      <o:lock v:ext="edit" aspectratio="f"/>
-                      <v:group id="组合 23" o:spid="_x0000_s1026" o:spt="203" style="position:absolute;left:19199;top:20810;height:2273;width:4936;" coordorigin="19199,20810" coordsize="4936,2273" o:gfxdata="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">
-                        <o:lock v:ext="edit" aspectratio="f"/>
-                        <v:shape id="图片 1" o:spid="_x0000_s1026" o:spt="75" type="#_x0000_t75" style="position:absolute;left:19199;top:21203;height:901;width:1672;" filled="f" o:preferrelative="t" stroked="f" coordsize="21600,21600" o:gfxdata="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">
-                          <v:fill on="f" focussize="0,0"/>
-                          <v:stroke on="f"/>
-                          <v:imagedata r:id="rId9" cropleft="7158f" croptop="7646f" chromakey="#FFFFFF" o:title=""/>
-                          <o:lock v:ext="edit" aspectratio="t"/>
-                        </v:shape>
-                        <v:shape id="图片 25" o:spid="_x0000_s1026" o:spt="75" type="#_x0000_t75" style="position:absolute;left:21862;top:20810;height:2273;width:2273;" filled="f" o:preferrelative="t" stroked="f" coordsize="21600,21600" o:gfxdata="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">
-                          <v:fill on="f" focussize="0,0"/>
-                          <v:stroke on="f"/>
-                          <v:imagedata r:id="rId7" o:title=""/>
-                          <o:lock v:ext="edit" aspectratio="t"/>
-                        </v:shape>
-                      </v:group>
-                      <v:shape id="_x0000_s1026" o:spid="_x0000_s1026" o:spt="75" alt="王建丽" type="#_x0000_t75" style="position:absolute;left:22321;top:21215;height:842;width:1488;" filled="f" o:preferrelative="t" stroked="f" coordsize="21600,21600" o:gfxdata="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">
-                        <v:fill on="f" focussize="0,0"/>
-                        <v:stroke on="f"/>
-                        <v:imagedata r:id="rId8" chromakey="#FFFFFF" o:title=""/>
-                        <o:lock v:ext="edit" aspectratio="t"/>
-                      </v:shape>
-                    </v:group>
-                  </w:pict>
-                </mc:Fallback>
-              </mc:AlternateContent>
+                <w:rFonts w:hint="eastAsia" w:ascii="Times New Roman" w:hAnsi="Times New Roman" w:cs="Times New Roman"/>
+                <w:b/>
+                <w:sz w:val="24"/>
+                <w:szCs w:val="24"/>
+              </w:rPr>
+              <w:t>{{"ty_guangzhou1"|sign(62,34)}}</w:t>
             </w:r>
           </w:p>
         </w:tc>
@@ -3537,6 +3236,78 @@
                 <w:szCs w:val="24"/>
               </w:rPr>
             </w:pPr>
+            <w:r>
+              <w:rPr>
+                <w:rFonts w:hint="eastAsia" w:ascii="Times New Roman" w:hAnsi="Times New Roman" w:cs="Times New Roman"/>
+                <w:b/>
+                <w:sz w:val="24"/>
+                <w:szCs w:val="24"/>
+              </w:rPr>
+              <w:t>{{"ty_guangzhou2"|sign(59,34)}}</w:t>
+            </w:r>
+            <w:bookmarkStart w:id="34" w:name="_GoBack"/>
+            <w:r>
+              <w:rPr>
+                <w:sz w:val="24"/>
+              </w:rPr>
+              <w:drawing>
+                <wp:anchor distT="0" distB="0" distL="114300" distR="114300" simplePos="0" relativeHeight="251662336" behindDoc="0" locked="0" layoutInCell="1" allowOverlap="1">
+                  <wp:simplePos x="0" y="0"/>
+                  <wp:positionH relativeFrom="column">
+                    <wp:posOffset>-375285</wp:posOffset>
+                  </wp:positionH>
+                  <wp:positionV relativeFrom="paragraph">
+                    <wp:posOffset>-391795</wp:posOffset>
+                  </wp:positionV>
+                  <wp:extent cx="1443355" cy="1443355"/>
+                  <wp:effectExtent l="0" t="0" r="4445" b="4445"/>
+                  <wp:wrapNone/>
+                  <wp:docPr id="2" name="图片 25"/>
+                  <wp:cNvGraphicFramePr>
+                    <a:graphicFrameLocks xmlns:a="http://schemas.openxmlformats.org/drawingml/2006/main" noChangeAspect="1"/>
+                  </wp:cNvGraphicFramePr>
+                  <a:graphic xmlns:a="http://schemas.openxmlformats.org/drawingml/2006/main">
+                    <a:graphicData uri="http://schemas.openxmlformats.org/drawingml/2006/picture">
+                      <pic:pic xmlns:pic="http://schemas.openxmlformats.org/drawingml/2006/picture">
+                        <pic:nvPicPr>
+                          <pic:cNvPr id="2" name="图片 25"/>
+                          <pic:cNvPicPr>
+                            <a:picLocks noChangeAspect="1" noChangeArrowheads="1"/>
+                          </pic:cNvPicPr>
+                        </pic:nvPicPr>
+                        <pic:blipFill>
+                          <a:blip r:embed="rId6">
+                            <a:extLst>
+                              <a:ext uri="{28A0092B-C50C-407E-A947-70E740481C1C}">
+                                <a14:useLocalDpi xmlns:a14="http://schemas.microsoft.com/office/drawing/2010/main" val="0"/>
+                              </a:ext>
+                            </a:extLst>
+                          </a:blip>
+                          <a:srcRect/>
+                          <a:stretch>
+                            <a:fillRect/>
+                          </a:stretch>
+                        </pic:blipFill>
+                        <pic:spPr>
+                          <a:xfrm>
+                            <a:off x="0" y="0"/>
+                            <a:ext cx="1443355" cy="1443355"/>
+                          </a:xfrm>
+                          <a:prstGeom prst="rect">
+                            <a:avLst/>
+                          </a:prstGeom>
+                          <a:noFill/>
+                          <a:ln>
+                            <a:noFill/>
+                          </a:ln>
+                        </pic:spPr>
+                      </pic:pic>
+                    </a:graphicData>
+                  </a:graphic>
+                </wp:anchor>
+              </w:drawing>
+            </w:r>
+            <w:bookmarkEnd w:id="34"/>
           </w:p>
         </w:tc>
       </w:tr>
@@ -3779,8 +3550,6 @@
       </w:r>
       <w:bookmarkEnd w:id="19"/>
       <w:bookmarkEnd w:id="20"/>
-      <w:bookmarkStart w:id="34" w:name="_GoBack"/>
-      <w:bookmarkEnd w:id="34"/>
     </w:p>
     <w:sectPr>
       <w:headerReference r:id="rId3" w:type="default"/>
